--- a/data/outputs/v2/Essential_Mathematics/SS2.3_Trigonometry/Essential_Mathematics_Trigonometry_CBE_LessonSequence.docx
+++ b/data/outputs/v2/Essential_Mathematics/SS2.3_Trigonometry/Essential_Mathematics_Trigonometry_CBE_LessonSequence.docx
@@ -3420,32 +3420,32 @@
         <w:tc>
           <w:tcPr>
             <w:tcW w:type="dxa" w:w="1520"/>
-            <w:shd w:fill="F2F2F2" w:color="auto" w:val="clear"/>
-            <w:tcMar>
-              <w:top w:type="dxa" w:w="60"/>
-              <w:left w:type="dxa" w:w="120"/>
-              <w:bottom w:type="dxa" w:w="60"/>
-              <w:right w:type="dxa" w:w="120"/>
-            </w:tcMar>
-            <w:vAlign w:val="top"/>
-          </w:tcPr>
-          <w:p>
-            <w:pPr>
-              <w:spacing w:after="40" w:before="0"/>
-              <w:jc w:val="left"/>
-            </w:pPr>
-            <w:r>
-              <w:rPr>
-                <w:rFonts w:ascii="Arial" w:cs="Arial" w:eastAsia="Arial" w:hAnsi="Arial"/>
-                <w:b/>
-                <w:bCs/>
-                <w:i w:val="false"/>
-                <w:iCs w:val="false"/>
-                <w:color w:val="000000"/>
-                <w:sz w:val="18"/>
-                <w:szCs w:val="18"/>
-              </w:rPr>
-              <w:t xml:space="preserve">1 — PREDICT</w:t>
+            <w:shd w:fill="EAD1F5" w:color="auto" w:val="clear"/>
+            <w:tcMar>
+              <w:top w:type="dxa" w:w="60"/>
+              <w:left w:type="dxa" w:w="120"/>
+              <w:bottom w:type="dxa" w:w="60"/>
+              <w:right w:type="dxa" w:w="120"/>
+            </w:tcMar>
+            <w:vAlign w:val="top"/>
+          </w:tcPr>
+          <w:p>
+            <w:pPr>
+              <w:spacing w:after="40" w:before="0"/>
+              <w:jc w:val="left"/>
+            </w:pPr>
+            <w:r>
+              <w:rPr>
+                <w:rFonts w:ascii="Arial" w:cs="Arial" w:eastAsia="Arial" w:hAnsi="Arial"/>
+                <w:b/>
+                <w:bCs/>
+                <w:i w:val="false"/>
+                <w:iCs w:val="false"/>
+                <w:color w:val="000000"/>
+                <w:sz w:val="18"/>
+                <w:szCs w:val="18"/>
+              </w:rPr>
+              <w:t xml:space="preserve">Predict Phase</w:t>
             </w:r>
           </w:p>
           <w:p>
@@ -3468,7 +3468,7 @@
             <w:pPr>
               <w:spacing w:after="20" w:before="0"/>
             </w:pPr>
-            <w:hyperlink w:history="1" r:id="rIddr4dcsfxsdz2y3lqqld4q">
+            <w:hyperlink w:history="1" r:id="rIdpraqwcjz7i97ahhkjkawf">
               <w:r>
                 <w:rPr>
                   <w:rFonts w:ascii="Arial" w:cs="Arial" w:eastAsia="Arial" w:hAnsi="Arial"/>
@@ -3501,7 +3501,7 @@
               <w:spacing w:after="10" w:before="0"/>
               <w:ind w:left="120"/>
             </w:pPr>
-            <w:hyperlink w:history="1" r:id="rIdxoqor704ms3i3ls1hxhkw">
+            <w:hyperlink w:history="1" r:id="rIdlkxlpgqobhkz7sfsg85jf">
               <w:r>
                 <w:rPr>
                   <w:rFonts w:ascii="Arial" w:cs="Arial" w:eastAsia="Arial" w:hAnsi="Arial"/>
@@ -3546,7 +3546,7 @@
             <w:pPr>
               <w:spacing w:after="20" w:before="0"/>
             </w:pPr>
-            <w:hyperlink w:history="1" r:id="rIddchlzlhfqqlwjxr5ckwyl">
+            <w:hyperlink w:history="1" r:id="rIdscmbnewnlr_acop1l1eye">
               <w:r>
                 <w:rPr>
                   <w:rFonts w:ascii="Arial" w:cs="Arial" w:eastAsia="Arial" w:hAnsi="Arial"/>
@@ -3579,7 +3579,7 @@
               <w:spacing w:after="10" w:before="0"/>
               <w:ind w:left="120"/>
             </w:pPr>
-            <w:hyperlink w:history="1" r:id="rIdkon6ojnzijaphjp2i9fog">
+            <w:hyperlink w:history="1" r:id="rIdvjnqwiphtuqacs_bb-h3s">
               <w:r>
                 <w:rPr>
                   <w:rFonts w:ascii="Arial" w:cs="Arial" w:eastAsia="Arial" w:hAnsi="Arial"/>
@@ -3726,32 +3726,32 @@
         <w:tc>
           <w:tcPr>
             <w:tcW w:type="dxa" w:w="1520"/>
-            <w:shd w:fill="F2F2F2" w:color="auto" w:val="clear"/>
-            <w:tcMar>
-              <w:top w:type="dxa" w:w="60"/>
-              <w:left w:type="dxa" w:w="120"/>
-              <w:bottom w:type="dxa" w:w="60"/>
-              <w:right w:type="dxa" w:w="120"/>
-            </w:tcMar>
-            <w:vAlign w:val="top"/>
-          </w:tcPr>
-          <w:p>
-            <w:pPr>
-              <w:spacing w:after="40" w:before="0"/>
-              <w:jc w:val="left"/>
-            </w:pPr>
-            <w:r>
-              <w:rPr>
-                <w:rFonts w:ascii="Arial" w:cs="Arial" w:eastAsia="Arial" w:hAnsi="Arial"/>
-                <w:b/>
-                <w:bCs/>
-                <w:i w:val="false"/>
-                <w:iCs w:val="false"/>
-                <w:color w:val="000000"/>
-                <w:sz w:val="18"/>
-                <w:szCs w:val="18"/>
-              </w:rPr>
-              <w:t xml:space="preserve">2 — OBSERVE</w:t>
+            <w:shd w:fill="D9EEF1" w:color="auto" w:val="clear"/>
+            <w:tcMar>
+              <w:top w:type="dxa" w:w="60"/>
+              <w:left w:type="dxa" w:w="120"/>
+              <w:bottom w:type="dxa" w:w="60"/>
+              <w:right w:type="dxa" w:w="120"/>
+            </w:tcMar>
+            <w:vAlign w:val="top"/>
+          </w:tcPr>
+          <w:p>
+            <w:pPr>
+              <w:spacing w:after="40" w:before="0"/>
+              <w:jc w:val="left"/>
+            </w:pPr>
+            <w:r>
+              <w:rPr>
+                <w:rFonts w:ascii="Arial" w:cs="Arial" w:eastAsia="Arial" w:hAnsi="Arial"/>
+                <w:b/>
+                <w:bCs/>
+                <w:i w:val="false"/>
+                <w:iCs w:val="false"/>
+                <w:color w:val="000000"/>
+                <w:sz w:val="18"/>
+                <w:szCs w:val="18"/>
+              </w:rPr>
+              <w:t xml:space="preserve">Observe Phase</w:t>
             </w:r>
           </w:p>
           <w:p>
@@ -3774,7 +3774,7 @@
             <w:pPr>
               <w:spacing w:after="20" w:before="0"/>
             </w:pPr>
-            <w:hyperlink w:history="1" r:id="rIdeoxkamsx6rdbyp6au4985">
+            <w:hyperlink w:history="1" r:id="rId-8qagoxj519akznfuei6r">
               <w:r>
                 <w:rPr>
                   <w:rFonts w:ascii="Arial" w:cs="Arial" w:eastAsia="Arial" w:hAnsi="Arial"/>
@@ -3807,7 +3807,7 @@
               <w:spacing w:after="10" w:before="0"/>
               <w:ind w:left="120"/>
             </w:pPr>
-            <w:hyperlink w:history="1" r:id="rId3lie9rzprzceqjukzfyr2">
+            <w:hyperlink w:history="1" r:id="rIdkp8pbah5ceujbwdxg7hah">
               <w:r>
                 <w:rPr>
                   <w:rFonts w:ascii="Arial" w:cs="Arial" w:eastAsia="Arial" w:hAnsi="Arial"/>
@@ -3852,7 +3852,7 @@
             <w:pPr>
               <w:spacing w:after="20" w:before="0"/>
             </w:pPr>
-            <w:hyperlink w:history="1" r:id="rIdxjugqgob8n-q88t6sdgmx">
+            <w:hyperlink w:history="1" r:id="rIdowsyxzu8m8x8sbgc1qo-o">
               <w:r>
                 <w:rPr>
                   <w:rFonts w:ascii="Arial" w:cs="Arial" w:eastAsia="Arial" w:hAnsi="Arial"/>
@@ -3885,7 +3885,7 @@
               <w:spacing w:after="10" w:before="0"/>
               <w:ind w:left="120"/>
             </w:pPr>
-            <w:hyperlink w:history="1" r:id="rId0gfleiz7cuf2aj7jb3ftc">
+            <w:hyperlink w:history="1" r:id="rId3k4v_ywn3rsbdugif7q4z">
               <w:r>
                 <w:rPr>
                   <w:rFonts w:ascii="Arial" w:cs="Arial" w:eastAsia="Arial" w:hAnsi="Arial"/>
@@ -4032,32 +4032,32 @@
         <w:tc>
           <w:tcPr>
             <w:tcW w:type="dxa" w:w="1520"/>
-            <w:shd w:fill="F2F2F2" w:color="auto" w:val="clear"/>
-            <w:tcMar>
-              <w:top w:type="dxa" w:w="60"/>
-              <w:left w:type="dxa" w:w="120"/>
-              <w:bottom w:type="dxa" w:w="60"/>
-              <w:right w:type="dxa" w:w="120"/>
-            </w:tcMar>
-            <w:vAlign w:val="top"/>
-          </w:tcPr>
-          <w:p>
-            <w:pPr>
-              <w:spacing w:after="40" w:before="0"/>
-              <w:jc w:val="left"/>
-            </w:pPr>
-            <w:r>
-              <w:rPr>
-                <w:rFonts w:ascii="Arial" w:cs="Arial" w:eastAsia="Arial" w:hAnsi="Arial"/>
-                <w:b/>
-                <w:bCs/>
-                <w:i w:val="false"/>
-                <w:iCs w:val="false"/>
-                <w:color w:val="000000"/>
-                <w:sz w:val="18"/>
-                <w:szCs w:val="18"/>
-              </w:rPr>
-              <w:t xml:space="preserve">3 — EXPLAIN</w:t>
+            <w:shd w:fill="E2EFDA" w:color="auto" w:val="clear"/>
+            <w:tcMar>
+              <w:top w:type="dxa" w:w="60"/>
+              <w:left w:type="dxa" w:w="120"/>
+              <w:bottom w:type="dxa" w:w="60"/>
+              <w:right w:type="dxa" w:w="120"/>
+            </w:tcMar>
+            <w:vAlign w:val="top"/>
+          </w:tcPr>
+          <w:p>
+            <w:pPr>
+              <w:spacing w:after="40" w:before="0"/>
+              <w:jc w:val="left"/>
+            </w:pPr>
+            <w:r>
+              <w:rPr>
+                <w:rFonts w:ascii="Arial" w:cs="Arial" w:eastAsia="Arial" w:hAnsi="Arial"/>
+                <w:b/>
+                <w:bCs/>
+                <w:i w:val="false"/>
+                <w:iCs w:val="false"/>
+                <w:color w:val="000000"/>
+                <w:sz w:val="18"/>
+                <w:szCs w:val="18"/>
+              </w:rPr>
+              <w:t xml:space="preserve">Explain Phase</w:t>
             </w:r>
           </w:p>
           <w:p>
@@ -4080,7 +4080,7 @@
             <w:pPr>
               <w:spacing w:after="20" w:before="0"/>
             </w:pPr>
-            <w:hyperlink w:history="1" r:id="rIdr3oukejd-3ftczbe0zmxt">
+            <w:hyperlink w:history="1" r:id="rIdpqbcljrlt79eboapzxckg">
               <w:r>
                 <w:rPr>
                   <w:rFonts w:ascii="Arial" w:cs="Arial" w:eastAsia="Arial" w:hAnsi="Arial"/>
@@ -4113,7 +4113,7 @@
               <w:spacing w:after="10" w:before="0"/>
               <w:ind w:left="120"/>
             </w:pPr>
-            <w:hyperlink w:history="1" r:id="rIdhv4jnvmxhbckymppptbbq">
+            <w:hyperlink w:history="1" r:id="rIdctgnvm4pme-paezpnavun">
               <w:r>
                 <w:rPr>
                   <w:rFonts w:ascii="Arial" w:cs="Arial" w:eastAsia="Arial" w:hAnsi="Arial"/>
@@ -4158,7 +4158,7 @@
             <w:pPr>
               <w:spacing w:after="20" w:before="0"/>
             </w:pPr>
-            <w:hyperlink w:history="1" r:id="rIdsjhvthenfboxiw2bqjcyg">
+            <w:hyperlink w:history="1" r:id="rIdfzohv4rckx8irjb41mdbn">
               <w:r>
                 <w:rPr>
                   <w:rFonts w:ascii="Arial" w:cs="Arial" w:eastAsia="Arial" w:hAnsi="Arial"/>
@@ -4191,7 +4191,7 @@
               <w:spacing w:after="10" w:before="0"/>
               <w:ind w:left="120"/>
             </w:pPr>
-            <w:hyperlink w:history="1" r:id="rIdmsmruyhjtk9joltxzuiie">
+            <w:hyperlink w:history="1" r:id="rIdzykrjthbjhf3f2ffb8xyt">
               <w:r>
                 <w:rPr>
                   <w:rFonts w:ascii="Arial" w:cs="Arial" w:eastAsia="Arial" w:hAnsi="Arial"/>
@@ -4338,32 +4338,32 @@
         <w:tc>
           <w:tcPr>
             <w:tcW w:type="dxa" w:w="1520"/>
-            <w:shd w:fill="F2F2F2" w:color="auto" w:val="clear"/>
-            <w:tcMar>
-              <w:top w:type="dxa" w:w="60"/>
-              <w:left w:type="dxa" w:w="120"/>
-              <w:bottom w:type="dxa" w:w="60"/>
-              <w:right w:type="dxa" w:w="120"/>
-            </w:tcMar>
-            <w:vAlign w:val="top"/>
-          </w:tcPr>
-          <w:p>
-            <w:pPr>
-              <w:spacing w:after="40" w:before="0"/>
-              <w:jc w:val="left"/>
-            </w:pPr>
-            <w:r>
-              <w:rPr>
-                <w:rFonts w:ascii="Arial" w:cs="Arial" w:eastAsia="Arial" w:hAnsi="Arial"/>
-                <w:b/>
-                <w:bCs/>
-                <w:i w:val="false"/>
-                <w:iCs w:val="false"/>
-                <w:color w:val="000000"/>
-                <w:sz w:val="18"/>
-                <w:szCs w:val="18"/>
-              </w:rPr>
-              <w:t xml:space="preserve">4 — DRIVING QUESTION BOARD (DQB) CREATION</w:t>
+            <w:shd w:fill="FCE4D6" w:color="auto" w:val="clear"/>
+            <w:tcMar>
+              <w:top w:type="dxa" w:w="60"/>
+              <w:left w:type="dxa" w:w="120"/>
+              <w:bottom w:type="dxa" w:w="60"/>
+              <w:right w:type="dxa" w:w="120"/>
+            </w:tcMar>
+            <w:vAlign w:val="top"/>
+          </w:tcPr>
+          <w:p>
+            <w:pPr>
+              <w:spacing w:after="40" w:before="0"/>
+              <w:jc w:val="left"/>
+            </w:pPr>
+            <w:r>
+              <w:rPr>
+                <w:rFonts w:ascii="Arial" w:cs="Arial" w:eastAsia="Arial" w:hAnsi="Arial"/>
+                <w:b/>
+                <w:bCs/>
+                <w:i w:val="false"/>
+                <w:iCs w:val="false"/>
+                <w:color w:val="000000"/>
+                <w:sz w:val="18"/>
+                <w:szCs w:val="18"/>
+              </w:rPr>
+              <w:t xml:space="preserve">Driving Question Board (DQB) Creation</w:t>
             </w:r>
           </w:p>
           <w:p>
@@ -4386,7 +4386,7 @@
             <w:pPr>
               <w:spacing w:after="20" w:before="0"/>
             </w:pPr>
-            <w:hyperlink w:history="1" r:id="rIdqba5hq1a8d_sfcptpvkri">
+            <w:hyperlink w:history="1" r:id="rIdk9wehmul2nm7yk4-xwuyi">
               <w:r>
                 <w:rPr>
                   <w:rFonts w:ascii="Arial" w:cs="Arial" w:eastAsia="Arial" w:hAnsi="Arial"/>
@@ -4419,7 +4419,7 @@
               <w:spacing w:after="10" w:before="0"/>
               <w:ind w:left="120"/>
             </w:pPr>
-            <w:hyperlink w:history="1" r:id="rIdpcqjzm30pc3ks42mafe-a">
+            <w:hyperlink w:history="1" r:id="rIdacp4neo8gk4nhrlok5etk">
               <w:r>
                 <w:rPr>
                   <w:rFonts w:ascii="Arial" w:cs="Arial" w:eastAsia="Arial" w:hAnsi="Arial"/>
@@ -4464,7 +4464,7 @@
             <w:pPr>
               <w:spacing w:after="20" w:before="0"/>
             </w:pPr>
-            <w:hyperlink w:history="1" r:id="rId9hw9nt-bnkkyb5evv8di5">
+            <w:hyperlink w:history="1" r:id="rIdmhazj-1aovt9qzfmpnebk">
               <w:r>
                 <w:rPr>
                   <w:rFonts w:ascii="Arial" w:cs="Arial" w:eastAsia="Arial" w:hAnsi="Arial"/>
@@ -4497,7 +4497,7 @@
               <w:spacing w:after="10" w:before="0"/>
               <w:ind w:left="120"/>
             </w:pPr>
-            <w:hyperlink w:history="1" r:id="rIdwnxshtzz4zhbaghvyrrg3">
+            <w:hyperlink w:history="1" r:id="rId98jexsl1g0wiuixitebxq">
               <w:r>
                 <w:rPr>
                   <w:rFonts w:ascii="Arial" w:cs="Arial" w:eastAsia="Arial" w:hAnsi="Arial"/>
@@ -4644,32 +4644,32 @@
         <w:tc>
           <w:tcPr>
             <w:tcW w:type="dxa" w:w="1520"/>
-            <w:shd w:fill="F2F2F2" w:color="auto" w:val="clear"/>
-            <w:tcMar>
-              <w:top w:type="dxa" w:w="60"/>
-              <w:left w:type="dxa" w:w="120"/>
-              <w:bottom w:type="dxa" w:w="60"/>
-              <w:right w:type="dxa" w:w="120"/>
-            </w:tcMar>
-            <w:vAlign w:val="top"/>
-          </w:tcPr>
-          <w:p>
-            <w:pPr>
-              <w:spacing w:after="40" w:before="0"/>
-              <w:jc w:val="left"/>
-            </w:pPr>
-            <w:r>
-              <w:rPr>
-                <w:rFonts w:ascii="Arial" w:cs="Arial" w:eastAsia="Arial" w:hAnsi="Arial"/>
-                <w:b/>
-                <w:bCs/>
-                <w:i w:val="false"/>
-                <w:iCs w:val="false"/>
-                <w:color w:val="000000"/>
-                <w:sz w:val="18"/>
-                <w:szCs w:val="18"/>
-              </w:rPr>
-              <w:t xml:space="preserve">5 — MODEL BUILDING</w:t>
+            <w:shd w:fill="D5E8F0" w:color="auto" w:val="clear"/>
+            <w:tcMar>
+              <w:top w:type="dxa" w:w="60"/>
+              <w:left w:type="dxa" w:w="120"/>
+              <w:bottom w:type="dxa" w:w="60"/>
+              <w:right w:type="dxa" w:w="120"/>
+            </w:tcMar>
+            <w:vAlign w:val="top"/>
+          </w:tcPr>
+          <w:p>
+            <w:pPr>
+              <w:spacing w:after="40" w:before="0"/>
+              <w:jc w:val="left"/>
+            </w:pPr>
+            <w:r>
+              <w:rPr>
+                <w:rFonts w:ascii="Arial" w:cs="Arial" w:eastAsia="Arial" w:hAnsi="Arial"/>
+                <w:b/>
+                <w:bCs/>
+                <w:i w:val="false"/>
+                <w:iCs w:val="false"/>
+                <w:color w:val="000000"/>
+                <w:sz w:val="18"/>
+                <w:szCs w:val="18"/>
+              </w:rPr>
+              <w:t xml:space="preserve">Model Building Phase</w:t>
             </w:r>
           </w:p>
           <w:p>
@@ -4692,7 +4692,7 @@
             <w:pPr>
               <w:spacing w:after="20" w:before="0"/>
             </w:pPr>
-            <w:hyperlink w:history="1" r:id="rIdppgf8vwxx2eec3cowi9lh">
+            <w:hyperlink w:history="1" r:id="rIdsll8ht_now1umxtsbnu02">
               <w:r>
                 <w:rPr>
                   <w:rFonts w:ascii="Arial" w:cs="Arial" w:eastAsia="Arial" w:hAnsi="Arial"/>
@@ -4725,7 +4725,7 @@
               <w:spacing w:after="10" w:before="0"/>
               <w:ind w:left="120"/>
             </w:pPr>
-            <w:hyperlink w:history="1" r:id="rId6ziqjfjjhlrpoqkuzpgcz">
+            <w:hyperlink w:history="1" r:id="rIdfdee7cvb8umgjki-tquka">
               <w:r>
                 <w:rPr>
                   <w:rFonts w:ascii="Arial" w:cs="Arial" w:eastAsia="Arial" w:hAnsi="Arial"/>
@@ -4770,7 +4770,7 @@
             <w:pPr>
               <w:spacing w:after="20" w:before="0"/>
             </w:pPr>
-            <w:hyperlink w:history="1" r:id="rIdrloxkyiihhln80iefqbdx">
+            <w:hyperlink w:history="1" r:id="rId7kqdrfkvhkxzell7oa89s">
               <w:r>
                 <w:rPr>
                   <w:rFonts w:ascii="Arial" w:cs="Arial" w:eastAsia="Arial" w:hAnsi="Arial"/>
@@ -4803,7 +4803,7 @@
               <w:spacing w:after="10" w:before="0"/>
               <w:ind w:left="120"/>
             </w:pPr>
-            <w:hyperlink w:history="1" r:id="rIdaen-wlan3tbowwgyqaal_">
+            <w:hyperlink w:history="1" r:id="rIdf_fc3viat99xznx9miekf">
               <w:r>
                 <w:rPr>
                   <w:rFonts w:ascii="Arial" w:cs="Arial" w:eastAsia="Arial" w:hAnsi="Arial"/>
@@ -6449,7 +6449,7 @@
             <w:pPr>
               <w:spacing w:after="20" w:before="0"/>
             </w:pPr>
-            <w:hyperlink w:history="1" r:id="rIdnxmyxsnmskmoxmhcs5sl9">
+            <w:hyperlink w:history="1" r:id="rIdbcpsgzxui9vy4s8btnqad">
               <w:r>
                 <w:rPr>
                   <w:rFonts w:ascii="Arial" w:cs="Arial" w:eastAsia="Arial" w:hAnsi="Arial"/>
@@ -6482,7 +6482,7 @@
               <w:spacing w:after="10" w:before="0"/>
               <w:ind w:left="120"/>
             </w:pPr>
-            <w:hyperlink w:history="1" r:id="rIdpdehnzbsqqvyghanorgvd">
+            <w:hyperlink w:history="1" r:id="rIdp3mmmr6oodkffx4xigyn1">
               <w:r>
                 <w:rPr>
                   <w:rFonts w:ascii="Arial" w:cs="Arial" w:eastAsia="Arial" w:hAnsi="Arial"/>
@@ -6527,7 +6527,7 @@
             <w:pPr>
               <w:spacing w:after="20" w:before="0"/>
             </w:pPr>
-            <w:hyperlink w:history="1" r:id="rIdaavb7s7j7sytmdbyn4caw">
+            <w:hyperlink w:history="1" r:id="rIdbh5egsi_preg6qdrdunxe">
               <w:r>
                 <w:rPr>
                   <w:rFonts w:ascii="Arial" w:cs="Arial" w:eastAsia="Arial" w:hAnsi="Arial"/>
@@ -6560,7 +6560,7 @@
               <w:spacing w:after="10" w:before="0"/>
               <w:ind w:left="120"/>
             </w:pPr>
-            <w:hyperlink w:history="1" r:id="rIda7enm5sfbx6qlyi00pqgf">
+            <w:hyperlink w:history="1" r:id="rIdcsrvr3gbzirz7ac_-2dnd">
               <w:r>
                 <w:rPr>
                   <w:rFonts w:ascii="Arial" w:cs="Arial" w:eastAsia="Arial" w:hAnsi="Arial"/>
@@ -6755,7 +6755,7 @@
             <w:pPr>
               <w:spacing w:after="20" w:before="0"/>
             </w:pPr>
-            <w:hyperlink w:history="1" r:id="rId_7-eeamhevcm_ivixol4w">
+            <w:hyperlink w:history="1" r:id="rIduq0f99zmw_zgs0yojepla">
               <w:r>
                 <w:rPr>
                   <w:rFonts w:ascii="Arial" w:cs="Arial" w:eastAsia="Arial" w:hAnsi="Arial"/>
@@ -6788,7 +6788,7 @@
               <w:spacing w:after="10" w:before="0"/>
               <w:ind w:left="120"/>
             </w:pPr>
-            <w:hyperlink w:history="1" r:id="rIdlur82bfl09i1cuclxvkzb">
+            <w:hyperlink w:history="1" r:id="rId9wipevp1zwnajdpujaiag">
               <w:r>
                 <w:rPr>
                   <w:rFonts w:ascii="Arial" w:cs="Arial" w:eastAsia="Arial" w:hAnsi="Arial"/>
@@ -6833,7 +6833,7 @@
             <w:pPr>
               <w:spacing w:after="20" w:before="0"/>
             </w:pPr>
-            <w:hyperlink w:history="1" r:id="rIdihoxz_pert85jfinnac8s">
+            <w:hyperlink w:history="1" r:id="rIdf1yukw_3hh_oht0ddyf_q">
               <w:r>
                 <w:rPr>
                   <w:rFonts w:ascii="Arial" w:cs="Arial" w:eastAsia="Arial" w:hAnsi="Arial"/>
@@ -6866,7 +6866,7 @@
               <w:spacing w:after="10" w:before="0"/>
               <w:ind w:left="120"/>
             </w:pPr>
-            <w:hyperlink w:history="1" r:id="rIdl7btg92bmizeggkvq9qlw">
+            <w:hyperlink w:history="1" r:id="rIdiupkdr4alygyowbhomrza">
               <w:r>
                 <w:rPr>
                   <w:rFonts w:ascii="Arial" w:cs="Arial" w:eastAsia="Arial" w:hAnsi="Arial"/>
@@ -7061,7 +7061,7 @@
             <w:pPr>
               <w:spacing w:after="20" w:before="0"/>
             </w:pPr>
-            <w:hyperlink w:history="1" r:id="rIdsx1d0nzuirzizy9xohwcw">
+            <w:hyperlink w:history="1" r:id="rIdbq4jsjzpmikquxqjawkon">
               <w:r>
                 <w:rPr>
                   <w:rFonts w:ascii="Arial" w:cs="Arial" w:eastAsia="Arial" w:hAnsi="Arial"/>
@@ -7094,7 +7094,7 @@
               <w:spacing w:after="10" w:before="0"/>
               <w:ind w:left="120"/>
             </w:pPr>
-            <w:hyperlink w:history="1" r:id="rIdqjjfypwhnpbvosnnxhzvt">
+            <w:hyperlink w:history="1" r:id="rId9-2cxewwaz-8wbj5ornap">
               <w:r>
                 <w:rPr>
                   <w:rFonts w:ascii="Arial" w:cs="Arial" w:eastAsia="Arial" w:hAnsi="Arial"/>
@@ -7139,7 +7139,7 @@
             <w:pPr>
               <w:spacing w:after="20" w:before="0"/>
             </w:pPr>
-            <w:hyperlink w:history="1" r:id="rId_q-1uerbx73kggu-4rxkw">
+            <w:hyperlink w:history="1" r:id="rIdwifgcppom90wp2lfa4tan">
               <w:r>
                 <w:rPr>
                   <w:rFonts w:ascii="Arial" w:cs="Arial" w:eastAsia="Arial" w:hAnsi="Arial"/>
@@ -7172,7 +7172,7 @@
               <w:spacing w:after="10" w:before="0"/>
               <w:ind w:left="120"/>
             </w:pPr>
-            <w:hyperlink w:history="1" r:id="rId7yjvwyrbqdc8bndcu84j1">
+            <w:hyperlink w:history="1" r:id="rIddyr6khmxf5fxxmorwzrzo">
               <w:r>
                 <w:rPr>
                   <w:rFonts w:ascii="Arial" w:cs="Arial" w:eastAsia="Arial" w:hAnsi="Arial"/>
@@ -7367,7 +7367,7 @@
             <w:pPr>
               <w:spacing w:after="20" w:before="0"/>
             </w:pPr>
-            <w:hyperlink w:history="1" r:id="rIdukwxmebzpyhhwai-botfw">
+            <w:hyperlink w:history="1" r:id="rIdo4ndqscnws6xi1mibtq93">
               <w:r>
                 <w:rPr>
                   <w:rFonts w:ascii="Arial" w:cs="Arial" w:eastAsia="Arial" w:hAnsi="Arial"/>
@@ -7400,7 +7400,7 @@
               <w:spacing w:after="10" w:before="0"/>
               <w:ind w:left="120"/>
             </w:pPr>
-            <w:hyperlink w:history="1" r:id="rIdv0po96uy0vjrevekp8acj">
+            <w:hyperlink w:history="1" r:id="rIdixe_tuqza3p_g06oa7ajo">
               <w:r>
                 <w:rPr>
                   <w:rFonts w:ascii="Arial" w:cs="Arial" w:eastAsia="Arial" w:hAnsi="Arial"/>
@@ -7445,7 +7445,7 @@
             <w:pPr>
               <w:spacing w:after="20" w:before="0"/>
             </w:pPr>
-            <w:hyperlink w:history="1" r:id="rIdv_ycc3gf7osxc1uulzec_">
+            <w:hyperlink w:history="1" r:id="rIdka3acoaibgyrtklixrbv9">
               <w:r>
                 <w:rPr>
                   <w:rFonts w:ascii="Arial" w:cs="Arial" w:eastAsia="Arial" w:hAnsi="Arial"/>
@@ -7478,7 +7478,7 @@
               <w:spacing w:after="10" w:before="0"/>
               <w:ind w:left="120"/>
             </w:pPr>
-            <w:hyperlink w:history="1" r:id="rIdo1z2oit_2mkhgupyp0drn">
+            <w:hyperlink w:history="1" r:id="rIdkme7gaurewal4eyxcn6s9">
               <w:r>
                 <w:rPr>
                   <w:rFonts w:ascii="Arial" w:cs="Arial" w:eastAsia="Arial" w:hAnsi="Arial"/>
@@ -7673,7 +7673,7 @@
             <w:pPr>
               <w:spacing w:after="20" w:before="0"/>
             </w:pPr>
-            <w:hyperlink w:history="1" r:id="rIdue41_rlczc9upzxwovgal">
+            <w:hyperlink w:history="1" r:id="rIdvxmd5qumquschoxvegruz">
               <w:r>
                 <w:rPr>
                   <w:rFonts w:ascii="Arial" w:cs="Arial" w:eastAsia="Arial" w:hAnsi="Arial"/>
@@ -7706,7 +7706,7 @@
               <w:spacing w:after="10" w:before="0"/>
               <w:ind w:left="120"/>
             </w:pPr>
-            <w:hyperlink w:history="1" r:id="rIdvksqoh7iikcdc61japoqs">
+            <w:hyperlink w:history="1" r:id="rIdbugzkrn1k0tafui2i4jhj">
               <w:r>
                 <w:rPr>
                   <w:rFonts w:ascii="Arial" w:cs="Arial" w:eastAsia="Arial" w:hAnsi="Arial"/>
@@ -7751,7 +7751,7 @@
             <w:pPr>
               <w:spacing w:after="20" w:before="0"/>
             </w:pPr>
-            <w:hyperlink w:history="1" r:id="rIdharzqwb66cykdex6zr88v">
+            <w:hyperlink w:history="1" r:id="rIdqnolwcm8bzcnlwdtt6viz">
               <w:r>
                 <w:rPr>
                   <w:rFonts w:ascii="Arial" w:cs="Arial" w:eastAsia="Arial" w:hAnsi="Arial"/>
@@ -7784,7 +7784,7 @@
               <w:spacing w:after="10" w:before="0"/>
               <w:ind w:left="120"/>
             </w:pPr>
-            <w:hyperlink w:history="1" r:id="rId51ti9prxez9adozv9q3mn">
+            <w:hyperlink w:history="1" r:id="rIdf37zujiu31f7vkpien8a2">
               <w:r>
                 <w:rPr>
                   <w:rFonts w:ascii="Arial" w:cs="Arial" w:eastAsia="Arial" w:hAnsi="Arial"/>
@@ -9223,32 +9223,32 @@
         <w:tc>
           <w:tcPr>
             <w:tcW w:type="dxa" w:w="1520"/>
-            <w:shd w:fill="F2F2F2" w:color="auto" w:val="clear"/>
-            <w:tcMar>
-              <w:top w:type="dxa" w:w="60"/>
-              <w:left w:type="dxa" w:w="120"/>
-              <w:bottom w:type="dxa" w:w="60"/>
-              <w:right w:type="dxa" w:w="120"/>
-            </w:tcMar>
-            <w:vAlign w:val="top"/>
-          </w:tcPr>
-          <w:p>
-            <w:pPr>
-              <w:spacing w:after="40" w:before="0"/>
-              <w:jc w:val="left"/>
-            </w:pPr>
-            <w:r>
-              <w:rPr>
-                <w:rFonts w:ascii="Arial" w:cs="Arial" w:eastAsia="Arial" w:hAnsi="Arial"/>
-                <w:b/>
-                <w:bCs/>
-                <w:i w:val="false"/>
-                <w:iCs w:val="false"/>
-                <w:color w:val="000000"/>
-                <w:sz w:val="18"/>
-                <w:szCs w:val="18"/>
-              </w:rPr>
-              <w:t xml:space="preserve">Phase 1 — Predict</w:t>
+            <w:shd w:fill="EAD1F5" w:color="auto" w:val="clear"/>
+            <w:tcMar>
+              <w:top w:type="dxa" w:w="60"/>
+              <w:left w:type="dxa" w:w="120"/>
+              <w:bottom w:type="dxa" w:w="60"/>
+              <w:right w:type="dxa" w:w="120"/>
+            </w:tcMar>
+            <w:vAlign w:val="top"/>
+          </w:tcPr>
+          <w:p>
+            <w:pPr>
+              <w:spacing w:after="40" w:before="0"/>
+              <w:jc w:val="left"/>
+            </w:pPr>
+            <w:r>
+              <w:rPr>
+                <w:rFonts w:ascii="Arial" w:cs="Arial" w:eastAsia="Arial" w:hAnsi="Arial"/>
+                <w:b/>
+                <w:bCs/>
+                <w:i w:val="false"/>
+                <w:iCs w:val="false"/>
+                <w:color w:val="000000"/>
+                <w:sz w:val="18"/>
+                <w:szCs w:val="18"/>
+              </w:rPr>
+              <w:t xml:space="preserve">Predict Phase</w:t>
             </w:r>
           </w:p>
           <w:p>
@@ -9271,7 +9271,7 @@
             <w:pPr>
               <w:spacing w:after="20" w:before="0"/>
             </w:pPr>
-            <w:hyperlink w:history="1" r:id="rId792tgj3czjktq_wpxs_34">
+            <w:hyperlink w:history="1" r:id="rIdq9og0nxdn_tvkclcpmuum">
               <w:r>
                 <w:rPr>
                   <w:rFonts w:ascii="Arial" w:cs="Arial" w:eastAsia="Arial" w:hAnsi="Arial"/>
@@ -9304,7 +9304,7 @@
               <w:spacing w:after="10" w:before="0"/>
               <w:ind w:left="120"/>
             </w:pPr>
-            <w:hyperlink w:history="1" r:id="rIdpp3uiubzbf8v_vr5g2uyc">
+            <w:hyperlink w:history="1" r:id="rId1to8-ntvqydnvvh_65sxl">
               <w:r>
                 <w:rPr>
                   <w:rFonts w:ascii="Arial" w:cs="Arial" w:eastAsia="Arial" w:hAnsi="Arial"/>
@@ -9349,7 +9349,7 @@
             <w:pPr>
               <w:spacing w:after="20" w:before="0"/>
             </w:pPr>
-            <w:hyperlink w:history="1" r:id="rIdp0ul-ukc27t7ef0qg8b-i">
+            <w:hyperlink w:history="1" r:id="rIdbn-vperkhixp6osdedhps">
               <w:r>
                 <w:rPr>
                   <w:rFonts w:ascii="Arial" w:cs="Arial" w:eastAsia="Arial" w:hAnsi="Arial"/>
@@ -9382,7 +9382,7 @@
               <w:spacing w:after="10" w:before="0"/>
               <w:ind w:left="120"/>
             </w:pPr>
-            <w:hyperlink w:history="1" r:id="rIdehaqnw4ifofmbg9j9yghc">
+            <w:hyperlink w:history="1" r:id="rId_7lsuepftic-al2nuv50x">
               <w:r>
                 <w:rPr>
                   <w:rFonts w:ascii="Arial" w:cs="Arial" w:eastAsia="Arial" w:hAnsi="Arial"/>
@@ -9529,32 +9529,32 @@
         <w:tc>
           <w:tcPr>
             <w:tcW w:type="dxa" w:w="1520"/>
-            <w:shd w:fill="F2F2F2" w:color="auto" w:val="clear"/>
-            <w:tcMar>
-              <w:top w:type="dxa" w:w="60"/>
-              <w:left w:type="dxa" w:w="120"/>
-              <w:bottom w:type="dxa" w:w="60"/>
-              <w:right w:type="dxa" w:w="120"/>
-            </w:tcMar>
-            <w:vAlign w:val="top"/>
-          </w:tcPr>
-          <w:p>
-            <w:pPr>
-              <w:spacing w:after="40" w:before="0"/>
-              <w:jc w:val="left"/>
-            </w:pPr>
-            <w:r>
-              <w:rPr>
-                <w:rFonts w:ascii="Arial" w:cs="Arial" w:eastAsia="Arial" w:hAnsi="Arial"/>
-                <w:b/>
-                <w:bCs/>
-                <w:i w:val="false"/>
-                <w:iCs w:val="false"/>
-                <w:color w:val="000000"/>
-                <w:sz w:val="18"/>
-                <w:szCs w:val="18"/>
-              </w:rPr>
-              <w:t xml:space="preserve">Phase 2 — Observe</w:t>
+            <w:shd w:fill="D9EEF1" w:color="auto" w:val="clear"/>
+            <w:tcMar>
+              <w:top w:type="dxa" w:w="60"/>
+              <w:left w:type="dxa" w:w="120"/>
+              <w:bottom w:type="dxa" w:w="60"/>
+              <w:right w:type="dxa" w:w="120"/>
+            </w:tcMar>
+            <w:vAlign w:val="top"/>
+          </w:tcPr>
+          <w:p>
+            <w:pPr>
+              <w:spacing w:after="40" w:before="0"/>
+              <w:jc w:val="left"/>
+            </w:pPr>
+            <w:r>
+              <w:rPr>
+                <w:rFonts w:ascii="Arial" w:cs="Arial" w:eastAsia="Arial" w:hAnsi="Arial"/>
+                <w:b/>
+                <w:bCs/>
+                <w:i w:val="false"/>
+                <w:iCs w:val="false"/>
+                <w:color w:val="000000"/>
+                <w:sz w:val="18"/>
+                <w:szCs w:val="18"/>
+              </w:rPr>
+              <w:t xml:space="preserve">Observe Phase</w:t>
             </w:r>
           </w:p>
           <w:p>
@@ -9577,7 +9577,7 @@
             <w:pPr>
               <w:spacing w:after="20" w:before="0"/>
             </w:pPr>
-            <w:hyperlink w:history="1" r:id="rIdzolpilegsaxfqqwnycg1j">
+            <w:hyperlink w:history="1" r:id="rIdtb5p7xampoxfh6ivdaegr">
               <w:r>
                 <w:rPr>
                   <w:rFonts w:ascii="Arial" w:cs="Arial" w:eastAsia="Arial" w:hAnsi="Arial"/>
@@ -9610,7 +9610,7 @@
               <w:spacing w:after="10" w:before="0"/>
               <w:ind w:left="120"/>
             </w:pPr>
-            <w:hyperlink w:history="1" r:id="rIdh79chqymrybh9kicxw9jv">
+            <w:hyperlink w:history="1" r:id="rIdhpaucdxj9xpqpg6n0-4yk">
               <w:r>
                 <w:rPr>
                   <w:rFonts w:ascii="Arial" w:cs="Arial" w:eastAsia="Arial" w:hAnsi="Arial"/>
@@ -9655,7 +9655,7 @@
             <w:pPr>
               <w:spacing w:after="20" w:before="0"/>
             </w:pPr>
-            <w:hyperlink w:history="1" r:id="rId4cwpcozt7wnirct11apjr">
+            <w:hyperlink w:history="1" r:id="rId5rahtcglxgjfbczlg-kfb">
               <w:r>
                 <w:rPr>
                   <w:rFonts w:ascii="Arial" w:cs="Arial" w:eastAsia="Arial" w:hAnsi="Arial"/>
@@ -9688,7 +9688,7 @@
               <w:spacing w:after="10" w:before="0"/>
               <w:ind w:left="120"/>
             </w:pPr>
-            <w:hyperlink w:history="1" r:id="rIdi-pzfhr5sotysg0g3nujd">
+            <w:hyperlink w:history="1" r:id="rIdbalywtzihfvdr3k7tsw21">
               <w:r>
                 <w:rPr>
                   <w:rFonts w:ascii="Arial" w:cs="Arial" w:eastAsia="Arial" w:hAnsi="Arial"/>
@@ -9835,32 +9835,32 @@
         <w:tc>
           <w:tcPr>
             <w:tcW w:type="dxa" w:w="1520"/>
-            <w:shd w:fill="F2F2F2" w:color="auto" w:val="clear"/>
-            <w:tcMar>
-              <w:top w:type="dxa" w:w="60"/>
-              <w:left w:type="dxa" w:w="120"/>
-              <w:bottom w:type="dxa" w:w="60"/>
-              <w:right w:type="dxa" w:w="120"/>
-            </w:tcMar>
-            <w:vAlign w:val="top"/>
-          </w:tcPr>
-          <w:p>
-            <w:pPr>
-              <w:spacing w:after="40" w:before="0"/>
-              <w:jc w:val="left"/>
-            </w:pPr>
-            <w:r>
-              <w:rPr>
-                <w:rFonts w:ascii="Arial" w:cs="Arial" w:eastAsia="Arial" w:hAnsi="Arial"/>
-                <w:b/>
-                <w:bCs/>
-                <w:i w:val="false"/>
-                <w:iCs w:val="false"/>
-                <w:color w:val="000000"/>
-                <w:sz w:val="18"/>
-                <w:szCs w:val="18"/>
-              </w:rPr>
-              <w:t xml:space="preserve">Phase 3 — Explain</w:t>
+            <w:shd w:fill="E2EFDA" w:color="auto" w:val="clear"/>
+            <w:tcMar>
+              <w:top w:type="dxa" w:w="60"/>
+              <w:left w:type="dxa" w:w="120"/>
+              <w:bottom w:type="dxa" w:w="60"/>
+              <w:right w:type="dxa" w:w="120"/>
+            </w:tcMar>
+            <w:vAlign w:val="top"/>
+          </w:tcPr>
+          <w:p>
+            <w:pPr>
+              <w:spacing w:after="40" w:before="0"/>
+              <w:jc w:val="left"/>
+            </w:pPr>
+            <w:r>
+              <w:rPr>
+                <w:rFonts w:ascii="Arial" w:cs="Arial" w:eastAsia="Arial" w:hAnsi="Arial"/>
+                <w:b/>
+                <w:bCs/>
+                <w:i w:val="false"/>
+                <w:iCs w:val="false"/>
+                <w:color w:val="000000"/>
+                <w:sz w:val="18"/>
+                <w:szCs w:val="18"/>
+              </w:rPr>
+              <w:t xml:space="preserve">Explain Phase</w:t>
             </w:r>
           </w:p>
           <w:p>
@@ -9883,7 +9883,7 @@
             <w:pPr>
               <w:spacing w:after="20" w:before="0"/>
             </w:pPr>
-            <w:hyperlink w:history="1" r:id="rIdmhjusa2iw0bbyu4kqxlly">
+            <w:hyperlink w:history="1" r:id="rId0xnttjtzrplcwwikz---3">
               <w:r>
                 <w:rPr>
                   <w:rFonts w:ascii="Arial" w:cs="Arial" w:eastAsia="Arial" w:hAnsi="Arial"/>
@@ -9916,7 +9916,7 @@
               <w:spacing w:after="10" w:before="0"/>
               <w:ind w:left="120"/>
             </w:pPr>
-            <w:hyperlink w:history="1" r:id="rIdv9xptpv6wo8mbsm8x7c0v">
+            <w:hyperlink w:history="1" r:id="rIdaftfsmtgfrwjfahg6_uud">
               <w:r>
                 <w:rPr>
                   <w:rFonts w:ascii="Arial" w:cs="Arial" w:eastAsia="Arial" w:hAnsi="Arial"/>
@@ -9961,7 +9961,7 @@
             <w:pPr>
               <w:spacing w:after="20" w:before="0"/>
             </w:pPr>
-            <w:hyperlink w:history="1" r:id="rId9iweowfmbarfuqu8tjxuy">
+            <w:hyperlink w:history="1" r:id="rIdtq1ff5mpr0iy5wmfidjg-">
               <w:r>
                 <w:rPr>
                   <w:rFonts w:ascii="Arial" w:cs="Arial" w:eastAsia="Arial" w:hAnsi="Arial"/>
@@ -9994,7 +9994,7 @@
               <w:spacing w:after="10" w:before="0"/>
               <w:ind w:left="120"/>
             </w:pPr>
-            <w:hyperlink w:history="1" r:id="rIdt8yo-d6ih55s2lactqpho">
+            <w:hyperlink w:history="1" r:id="rIdfvzrzqmv5gz9qmdyja9jn">
               <w:r>
                 <w:rPr>
                   <w:rFonts w:ascii="Arial" w:cs="Arial" w:eastAsia="Arial" w:hAnsi="Arial"/>
@@ -10141,32 +10141,32 @@
         <w:tc>
           <w:tcPr>
             <w:tcW w:type="dxa" w:w="1520"/>
-            <w:shd w:fill="F2F2F2" w:color="auto" w:val="clear"/>
-            <w:tcMar>
-              <w:top w:type="dxa" w:w="60"/>
-              <w:left w:type="dxa" w:w="120"/>
-              <w:bottom w:type="dxa" w:w="60"/>
-              <w:right w:type="dxa" w:w="120"/>
-            </w:tcMar>
-            <w:vAlign w:val="top"/>
-          </w:tcPr>
-          <w:p>
-            <w:pPr>
-              <w:spacing w:after="40" w:before="0"/>
-              <w:jc w:val="left"/>
-            </w:pPr>
-            <w:r>
-              <w:rPr>
-                <w:rFonts w:ascii="Arial" w:cs="Arial" w:eastAsia="Arial" w:hAnsi="Arial"/>
-                <w:b/>
-                <w:bCs/>
-                <w:i w:val="false"/>
-                <w:iCs w:val="false"/>
-                <w:color w:val="000000"/>
-                <w:sz w:val="18"/>
-                <w:szCs w:val="18"/>
-              </w:rPr>
-              <w:t xml:space="preserve">Phase 4 — Driving Question Board (DQB) Update</w:t>
+            <w:shd w:fill="FCE4D6" w:color="auto" w:val="clear"/>
+            <w:tcMar>
+              <w:top w:type="dxa" w:w="60"/>
+              <w:left w:type="dxa" w:w="120"/>
+              <w:bottom w:type="dxa" w:w="60"/>
+              <w:right w:type="dxa" w:w="120"/>
+            </w:tcMar>
+            <w:vAlign w:val="top"/>
+          </w:tcPr>
+          <w:p>
+            <w:pPr>
+              <w:spacing w:after="40" w:before="0"/>
+              <w:jc w:val="left"/>
+            </w:pPr>
+            <w:r>
+              <w:rPr>
+                <w:rFonts w:ascii="Arial" w:cs="Arial" w:eastAsia="Arial" w:hAnsi="Arial"/>
+                <w:b/>
+                <w:bCs/>
+                <w:i w:val="false"/>
+                <w:iCs w:val="false"/>
+                <w:color w:val="000000"/>
+                <w:sz w:val="18"/>
+                <w:szCs w:val="18"/>
+              </w:rPr>
+              <w:t xml:space="preserve">Driving Question Board (DQB) Creation</w:t>
             </w:r>
           </w:p>
           <w:p>
@@ -10189,7 +10189,7 @@
             <w:pPr>
               <w:spacing w:after="20" w:before="0"/>
             </w:pPr>
-            <w:hyperlink w:history="1" r:id="rIdyvr-qnh6lu1t3bpuh1zcs">
+            <w:hyperlink w:history="1" r:id="rIdrq-neaqc1bqdfxclnc_v4">
               <w:r>
                 <w:rPr>
                   <w:rFonts w:ascii="Arial" w:cs="Arial" w:eastAsia="Arial" w:hAnsi="Arial"/>
@@ -10222,7 +10222,7 @@
               <w:spacing w:after="10" w:before="0"/>
               <w:ind w:left="120"/>
             </w:pPr>
-            <w:hyperlink w:history="1" r:id="rIdzcejmtoybgwkmwzwmdhby">
+            <w:hyperlink w:history="1" r:id="rIdbg2xum-_zlifullyao-sa">
               <w:r>
                 <w:rPr>
                   <w:rFonts w:ascii="Arial" w:cs="Arial" w:eastAsia="Arial" w:hAnsi="Arial"/>
@@ -10267,7 +10267,7 @@
             <w:pPr>
               <w:spacing w:after="20" w:before="0"/>
             </w:pPr>
-            <w:hyperlink w:history="1" r:id="rIdyvmetvy-rpdlcmsusobvp">
+            <w:hyperlink w:history="1" r:id="rIdubntvaqhozlipakggxcpd">
               <w:r>
                 <w:rPr>
                   <w:rFonts w:ascii="Arial" w:cs="Arial" w:eastAsia="Arial" w:hAnsi="Arial"/>
@@ -10300,7 +10300,7 @@
               <w:spacing w:after="10" w:before="0"/>
               <w:ind w:left="120"/>
             </w:pPr>
-            <w:hyperlink w:history="1" r:id="rIdxzbwt8qbuexlw7l0yphvd">
+            <w:hyperlink w:history="1" r:id="rIdcqea_vqipdxggxmcoaytc">
               <w:r>
                 <w:rPr>
                   <w:rFonts w:ascii="Arial" w:cs="Arial" w:eastAsia="Arial" w:hAnsi="Arial"/>
@@ -10447,32 +10447,32 @@
         <w:tc>
           <w:tcPr>
             <w:tcW w:type="dxa" w:w="1520"/>
-            <w:shd w:fill="F2F2F2" w:color="auto" w:val="clear"/>
-            <w:tcMar>
-              <w:top w:type="dxa" w:w="60"/>
-              <w:left w:type="dxa" w:w="120"/>
-              <w:bottom w:type="dxa" w:w="60"/>
-              <w:right w:type="dxa" w:w="120"/>
-            </w:tcMar>
-            <w:vAlign w:val="top"/>
-          </w:tcPr>
-          <w:p>
-            <w:pPr>
-              <w:spacing w:after="40" w:before="0"/>
-              <w:jc w:val="left"/>
-            </w:pPr>
-            <w:r>
-              <w:rPr>
-                <w:rFonts w:ascii="Arial" w:cs="Arial" w:eastAsia="Arial" w:hAnsi="Arial"/>
-                <w:b/>
-                <w:bCs/>
-                <w:i w:val="false"/>
-                <w:iCs w:val="false"/>
-                <w:color w:val="000000"/>
-                <w:sz w:val="18"/>
-                <w:szCs w:val="18"/>
-              </w:rPr>
-              <w:t xml:space="preserve">Phase 5 — Model Building</w:t>
+            <w:shd w:fill="D5E8F0" w:color="auto" w:val="clear"/>
+            <w:tcMar>
+              <w:top w:type="dxa" w:w="60"/>
+              <w:left w:type="dxa" w:w="120"/>
+              <w:bottom w:type="dxa" w:w="60"/>
+              <w:right w:type="dxa" w:w="120"/>
+            </w:tcMar>
+            <w:vAlign w:val="top"/>
+          </w:tcPr>
+          <w:p>
+            <w:pPr>
+              <w:spacing w:after="40" w:before="0"/>
+              <w:jc w:val="left"/>
+            </w:pPr>
+            <w:r>
+              <w:rPr>
+                <w:rFonts w:ascii="Arial" w:cs="Arial" w:eastAsia="Arial" w:hAnsi="Arial"/>
+                <w:b/>
+                <w:bCs/>
+                <w:i w:val="false"/>
+                <w:iCs w:val="false"/>
+                <w:color w:val="000000"/>
+                <w:sz w:val="18"/>
+                <w:szCs w:val="18"/>
+              </w:rPr>
+              <w:t xml:space="preserve">Model Building Phase</w:t>
             </w:r>
           </w:p>
           <w:p>
@@ -10495,7 +10495,7 @@
             <w:pPr>
               <w:spacing w:after="20" w:before="0"/>
             </w:pPr>
-            <w:hyperlink w:history="1" r:id="rIdeqkkggspbycv55pvc5vlt">
+            <w:hyperlink w:history="1" r:id="rIdilttaf8myihoxrn7cf89u">
               <w:r>
                 <w:rPr>
                   <w:rFonts w:ascii="Arial" w:cs="Arial" w:eastAsia="Arial" w:hAnsi="Arial"/>
@@ -10528,7 +10528,7 @@
               <w:spacing w:after="10" w:before="0"/>
               <w:ind w:left="120"/>
             </w:pPr>
-            <w:hyperlink w:history="1" r:id="rIduurf7xqxdl0d34uqweapl">
+            <w:hyperlink w:history="1" r:id="rIdgnjd7y0shul_qhoi-wkrx">
               <w:r>
                 <w:rPr>
                   <w:rFonts w:ascii="Arial" w:cs="Arial" w:eastAsia="Arial" w:hAnsi="Arial"/>
@@ -10573,7 +10573,7 @@
             <w:pPr>
               <w:spacing w:after="20" w:before="0"/>
             </w:pPr>
-            <w:hyperlink w:history="1" r:id="rIdg-allzv92vpi0-y6jvf3t">
+            <w:hyperlink w:history="1" r:id="rIdiflwoyygh9eb4g63i3otv">
               <w:r>
                 <w:rPr>
                   <w:rFonts w:ascii="Arial" w:cs="Arial" w:eastAsia="Arial" w:hAnsi="Arial"/>
@@ -10606,7 +10606,7 @@
               <w:spacing w:after="10" w:before="0"/>
               <w:ind w:left="120"/>
             </w:pPr>
-            <w:hyperlink w:history="1" r:id="rIdm2y2--xa2eygecphayxss">
+            <w:hyperlink w:history="1" r:id="rIddgdylir0o6zgcdvm2-_4b">
               <w:r>
                 <w:rPr>
                   <w:rFonts w:ascii="Arial" w:cs="Arial" w:eastAsia="Arial" w:hAnsi="Arial"/>
@@ -12252,7 +12252,7 @@
             <w:pPr>
               <w:spacing w:after="20" w:before="0"/>
             </w:pPr>
-            <w:hyperlink w:history="1" r:id="rIdjbakbpiixgsm888yfmp8a">
+            <w:hyperlink w:history="1" r:id="rIdalzon9h2ui0ctjbo2p9fc">
               <w:r>
                 <w:rPr>
                   <w:rFonts w:ascii="Arial" w:cs="Arial" w:eastAsia="Arial" w:hAnsi="Arial"/>
@@ -12285,7 +12285,7 @@
               <w:spacing w:after="10" w:before="0"/>
               <w:ind w:left="120"/>
             </w:pPr>
-            <w:hyperlink w:history="1" r:id="rIdmwv55wyu1xoysaarfub5_">
+            <w:hyperlink w:history="1" r:id="rIdwx9-mz63acyqpokf7rxkv">
               <w:r>
                 <w:rPr>
                   <w:rFonts w:ascii="Arial" w:cs="Arial" w:eastAsia="Arial" w:hAnsi="Arial"/>
@@ -12330,7 +12330,7 @@
             <w:pPr>
               <w:spacing w:after="20" w:before="0"/>
             </w:pPr>
-            <w:hyperlink w:history="1" r:id="rIdjjy-kn8i-hccibkwqwbok">
+            <w:hyperlink w:history="1" r:id="rIdeblk9psz2he_yquk08d9g">
               <w:r>
                 <w:rPr>
                   <w:rFonts w:ascii="Arial" w:cs="Arial" w:eastAsia="Arial" w:hAnsi="Arial"/>
@@ -12363,7 +12363,7 @@
               <w:spacing w:after="10" w:before="0"/>
               <w:ind w:left="120"/>
             </w:pPr>
-            <w:hyperlink w:history="1" r:id="rId5nzuukb4uynspn2sqh1bb">
+            <w:hyperlink w:history="1" r:id="rIdwxd62oqlfnllucyotfnnq">
               <w:r>
                 <w:rPr>
                   <w:rFonts w:ascii="Arial" w:cs="Arial" w:eastAsia="Arial" w:hAnsi="Arial"/>
@@ -12558,7 +12558,7 @@
             <w:pPr>
               <w:spacing w:after="20" w:before="0"/>
             </w:pPr>
-            <w:hyperlink w:history="1" r:id="rIdzy9lpxylme2s-92yqhbim">
+            <w:hyperlink w:history="1" r:id="rId0odvibwuvlg9vtztcix1u">
               <w:r>
                 <w:rPr>
                   <w:rFonts w:ascii="Arial" w:cs="Arial" w:eastAsia="Arial" w:hAnsi="Arial"/>
@@ -12591,7 +12591,7 @@
               <w:spacing w:after="10" w:before="0"/>
               <w:ind w:left="120"/>
             </w:pPr>
-            <w:hyperlink w:history="1" r:id="rIdrgmmyipdspy8zq2_1oqag">
+            <w:hyperlink w:history="1" r:id="rIdbqkcze7f5n8aha_bbxcwc">
               <w:r>
                 <w:rPr>
                   <w:rFonts w:ascii="Arial" w:cs="Arial" w:eastAsia="Arial" w:hAnsi="Arial"/>
@@ -12636,7 +12636,7 @@
             <w:pPr>
               <w:spacing w:after="20" w:before="0"/>
             </w:pPr>
-            <w:hyperlink w:history="1" r:id="rIdtyk9jk1g88hekgsrqxsbx">
+            <w:hyperlink w:history="1" r:id="rIdt_s-bmzweubrkekxvfneg">
               <w:r>
                 <w:rPr>
                   <w:rFonts w:ascii="Arial" w:cs="Arial" w:eastAsia="Arial" w:hAnsi="Arial"/>
@@ -12669,7 +12669,7 @@
               <w:spacing w:after="10" w:before="0"/>
               <w:ind w:left="120"/>
             </w:pPr>
-            <w:hyperlink w:history="1" r:id="rIdayzpypvfqaa6zefuojefz">
+            <w:hyperlink w:history="1" r:id="rIdn413odc39xbvxd3qlwpsz">
               <w:r>
                 <w:rPr>
                   <w:rFonts w:ascii="Arial" w:cs="Arial" w:eastAsia="Arial" w:hAnsi="Arial"/>
@@ -12864,7 +12864,7 @@
             <w:pPr>
               <w:spacing w:after="20" w:before="0"/>
             </w:pPr>
-            <w:hyperlink w:history="1" r:id="rIdv6yj0epumdxsp4skhn_iw">
+            <w:hyperlink w:history="1" r:id="rIdnxg7cdsbza0a1och6nnh9">
               <w:r>
                 <w:rPr>
                   <w:rFonts w:ascii="Arial" w:cs="Arial" w:eastAsia="Arial" w:hAnsi="Arial"/>
@@ -12897,7 +12897,7 @@
               <w:spacing w:after="10" w:before="0"/>
               <w:ind w:left="120"/>
             </w:pPr>
-            <w:hyperlink w:history="1" r:id="rIdgbdj2jg4iqbr1frkie5s3">
+            <w:hyperlink w:history="1" r:id="rId6ca7gj1rajahwcwuurvhr">
               <w:r>
                 <w:rPr>
                   <w:rFonts w:ascii="Arial" w:cs="Arial" w:eastAsia="Arial" w:hAnsi="Arial"/>
@@ -12942,7 +12942,7 @@
             <w:pPr>
               <w:spacing w:after="20" w:before="0"/>
             </w:pPr>
-            <w:hyperlink w:history="1" r:id="rId3nlc-ije01upfgcqmvngr">
+            <w:hyperlink w:history="1" r:id="rIdqvhwunsqj5almfqbpfvha">
               <w:r>
                 <w:rPr>
                   <w:rFonts w:ascii="Arial" w:cs="Arial" w:eastAsia="Arial" w:hAnsi="Arial"/>
@@ -12975,7 +12975,7 @@
               <w:spacing w:after="10" w:before="0"/>
               <w:ind w:left="120"/>
             </w:pPr>
-            <w:hyperlink w:history="1" r:id="rId4ypkn6f2c835ld3_80gdj">
+            <w:hyperlink w:history="1" r:id="rIdv9nb76atrgmounv8a2qik">
               <w:r>
                 <w:rPr>
                   <w:rFonts w:ascii="Arial" w:cs="Arial" w:eastAsia="Arial" w:hAnsi="Arial"/>
@@ -13170,7 +13170,7 @@
             <w:pPr>
               <w:spacing w:after="20" w:before="0"/>
             </w:pPr>
-            <w:hyperlink w:history="1" r:id="rIdf-wz2ezfr66w8yuypegsw">
+            <w:hyperlink w:history="1" r:id="rId6w8d6x0exdnzho8hajzla">
               <w:r>
                 <w:rPr>
                   <w:rFonts w:ascii="Arial" w:cs="Arial" w:eastAsia="Arial" w:hAnsi="Arial"/>
@@ -13203,7 +13203,7 @@
               <w:spacing w:after="10" w:before="0"/>
               <w:ind w:left="120"/>
             </w:pPr>
-            <w:hyperlink w:history="1" r:id="rIdj38mnswuiwy0skjnbvkok">
+            <w:hyperlink w:history="1" r:id="rIdvjhnliu6dkgikloj7nc9q">
               <w:r>
                 <w:rPr>
                   <w:rFonts w:ascii="Arial" w:cs="Arial" w:eastAsia="Arial" w:hAnsi="Arial"/>
@@ -13248,7 +13248,7 @@
             <w:pPr>
               <w:spacing w:after="20" w:before="0"/>
             </w:pPr>
-            <w:hyperlink w:history="1" r:id="rIdems8nwifdiv3tmgv1dbyy">
+            <w:hyperlink w:history="1" r:id="rIdta2gr034bggceaomnrxvl">
               <w:r>
                 <w:rPr>
                   <w:rFonts w:ascii="Arial" w:cs="Arial" w:eastAsia="Arial" w:hAnsi="Arial"/>
@@ -13281,7 +13281,7 @@
               <w:spacing w:after="10" w:before="0"/>
               <w:ind w:left="120"/>
             </w:pPr>
-            <w:hyperlink w:history="1" r:id="rIdbv5hv6uwln7wwopd1_1cm">
+            <w:hyperlink w:history="1" r:id="rIdixydk1ob4lykyxf_0ibzh">
               <w:r>
                 <w:rPr>
                   <w:rFonts w:ascii="Arial" w:cs="Arial" w:eastAsia="Arial" w:hAnsi="Arial"/>
@@ -13476,7 +13476,7 @@
             <w:pPr>
               <w:spacing w:after="20" w:before="0"/>
             </w:pPr>
-            <w:hyperlink w:history="1" r:id="rIduxdyyijkyd-6xgetmha9w">
+            <w:hyperlink w:history="1" r:id="rIdtpssv8ywvvne_3cm0tmjm">
               <w:r>
                 <w:rPr>
                   <w:rFonts w:ascii="Arial" w:cs="Arial" w:eastAsia="Arial" w:hAnsi="Arial"/>
@@ -13509,7 +13509,7 @@
               <w:spacing w:after="10" w:before="0"/>
               <w:ind w:left="120"/>
             </w:pPr>
-            <w:hyperlink w:history="1" r:id="rId6xeiciprvji7-r0nggd6i">
+            <w:hyperlink w:history="1" r:id="rIdqgwy2dxaiqe-yxm7cswfm">
               <w:r>
                 <w:rPr>
                   <w:rFonts w:ascii="Arial" w:cs="Arial" w:eastAsia="Arial" w:hAnsi="Arial"/>
@@ -13554,7 +13554,7 @@
             <w:pPr>
               <w:spacing w:after="20" w:before="0"/>
             </w:pPr>
-            <w:hyperlink w:history="1" r:id="rIdbdpnd_1myqoass26mpzqp">
+            <w:hyperlink w:history="1" r:id="rIdf1bo3jyyv7arcvixfipsa">
               <w:r>
                 <w:rPr>
                   <w:rFonts w:ascii="Arial" w:cs="Arial" w:eastAsia="Arial" w:hAnsi="Arial"/>
@@ -13587,7 +13587,7 @@
               <w:spacing w:after="10" w:before="0"/>
               <w:ind w:left="120"/>
             </w:pPr>
-            <w:hyperlink w:history="1" r:id="rId5oud6pvgpjjcyki5cpwqz">
+            <w:hyperlink w:history="1" r:id="rIdldipnprg1k7laatbmbhrc">
               <w:r>
                 <w:rPr>
                   <w:rFonts w:ascii="Arial" w:cs="Arial" w:eastAsia="Arial" w:hAnsi="Arial"/>
@@ -15102,32 +15102,32 @@
         <w:tc>
           <w:tcPr>
             <w:tcW w:type="dxa" w:w="1520"/>
-            <w:shd w:fill="F2F2F2" w:color="auto" w:val="clear"/>
-            <w:tcMar>
-              <w:top w:type="dxa" w:w="60"/>
-              <w:left w:type="dxa" w:w="120"/>
-              <w:bottom w:type="dxa" w:w="60"/>
-              <w:right w:type="dxa" w:w="120"/>
-            </w:tcMar>
-            <w:vAlign w:val="top"/>
-          </w:tcPr>
-          <w:p>
-            <w:pPr>
-              <w:spacing w:after="40" w:before="0"/>
-              <w:jc w:val="left"/>
-            </w:pPr>
-            <w:r>
-              <w:rPr>
-                <w:rFonts w:ascii="Arial" w:cs="Arial" w:eastAsia="Arial" w:hAnsi="Arial"/>
-                <w:b/>
-                <w:bCs/>
-                <w:i w:val="false"/>
-                <w:iCs w:val="false"/>
-                <w:color w:val="000000"/>
-                <w:sz w:val="18"/>
-                <w:szCs w:val="18"/>
-              </w:rPr>
-              <w:t xml:space="preserve">Phase 1 — Predict</w:t>
+            <w:shd w:fill="EAD1F5" w:color="auto" w:val="clear"/>
+            <w:tcMar>
+              <w:top w:type="dxa" w:w="60"/>
+              <w:left w:type="dxa" w:w="120"/>
+              <w:bottom w:type="dxa" w:w="60"/>
+              <w:right w:type="dxa" w:w="120"/>
+            </w:tcMar>
+            <w:vAlign w:val="top"/>
+          </w:tcPr>
+          <w:p>
+            <w:pPr>
+              <w:spacing w:after="40" w:before="0"/>
+              <w:jc w:val="left"/>
+            </w:pPr>
+            <w:r>
+              <w:rPr>
+                <w:rFonts w:ascii="Arial" w:cs="Arial" w:eastAsia="Arial" w:hAnsi="Arial"/>
+                <w:b/>
+                <w:bCs/>
+                <w:i w:val="false"/>
+                <w:iCs w:val="false"/>
+                <w:color w:val="000000"/>
+                <w:sz w:val="18"/>
+                <w:szCs w:val="18"/>
+              </w:rPr>
+              <w:t xml:space="preserve">Predict Phase</w:t>
             </w:r>
           </w:p>
           <w:p>
@@ -15150,7 +15150,7 @@
             <w:pPr>
               <w:spacing w:after="20" w:before="0"/>
             </w:pPr>
-            <w:hyperlink w:history="1" r:id="rIddtryhailyszb-1cs5dsdg">
+            <w:hyperlink w:history="1" r:id="rId_zro0bfztvqhzin9q0zpx">
               <w:r>
                 <w:rPr>
                   <w:rFonts w:ascii="Arial" w:cs="Arial" w:eastAsia="Arial" w:hAnsi="Arial"/>
@@ -15183,7 +15183,7 @@
               <w:spacing w:after="10" w:before="0"/>
               <w:ind w:left="120"/>
             </w:pPr>
-            <w:hyperlink w:history="1" r:id="rIddskwpsdqg5hniq9os0owk">
+            <w:hyperlink w:history="1" r:id="rIddiuokfh6n5_bodnnevasj">
               <w:r>
                 <w:rPr>
                   <w:rFonts w:ascii="Arial" w:cs="Arial" w:eastAsia="Arial" w:hAnsi="Arial"/>
@@ -15228,7 +15228,7 @@
             <w:pPr>
               <w:spacing w:after="20" w:before="0"/>
             </w:pPr>
-            <w:hyperlink w:history="1" r:id="rId8hsb6ffjgi-wadg7i4tm5">
+            <w:hyperlink w:history="1" r:id="rIdg8gkitns8_izaa8b5vncp">
               <w:r>
                 <w:rPr>
                   <w:rFonts w:ascii="Arial" w:cs="Arial" w:eastAsia="Arial" w:hAnsi="Arial"/>
@@ -15261,7 +15261,7 @@
               <w:spacing w:after="10" w:before="0"/>
               <w:ind w:left="120"/>
             </w:pPr>
-            <w:hyperlink w:history="1" r:id="rId5-t1li2beltqxwn8ivom7">
+            <w:hyperlink w:history="1" r:id="rIdbayaiiebwlvdmrm6wblac">
               <w:r>
                 <w:rPr>
                   <w:rFonts w:ascii="Arial" w:cs="Arial" w:eastAsia="Arial" w:hAnsi="Arial"/>
@@ -15408,32 +15408,32 @@
         <w:tc>
           <w:tcPr>
             <w:tcW w:type="dxa" w:w="1520"/>
-            <w:shd w:fill="F2F2F2" w:color="auto" w:val="clear"/>
-            <w:tcMar>
-              <w:top w:type="dxa" w:w="60"/>
-              <w:left w:type="dxa" w:w="120"/>
-              <w:bottom w:type="dxa" w:w="60"/>
-              <w:right w:type="dxa" w:w="120"/>
-            </w:tcMar>
-            <w:vAlign w:val="top"/>
-          </w:tcPr>
-          <w:p>
-            <w:pPr>
-              <w:spacing w:after="40" w:before="0"/>
-              <w:jc w:val="left"/>
-            </w:pPr>
-            <w:r>
-              <w:rPr>
-                <w:rFonts w:ascii="Arial" w:cs="Arial" w:eastAsia="Arial" w:hAnsi="Arial"/>
-                <w:b/>
-                <w:bCs/>
-                <w:i w:val="false"/>
-                <w:iCs w:val="false"/>
-                <w:color w:val="000000"/>
-                <w:sz w:val="18"/>
-                <w:szCs w:val="18"/>
-              </w:rPr>
-              <w:t xml:space="preserve">Phase 2 — Observe</w:t>
+            <w:shd w:fill="D9EEF1" w:color="auto" w:val="clear"/>
+            <w:tcMar>
+              <w:top w:type="dxa" w:w="60"/>
+              <w:left w:type="dxa" w:w="120"/>
+              <w:bottom w:type="dxa" w:w="60"/>
+              <w:right w:type="dxa" w:w="120"/>
+            </w:tcMar>
+            <w:vAlign w:val="top"/>
+          </w:tcPr>
+          <w:p>
+            <w:pPr>
+              <w:spacing w:after="40" w:before="0"/>
+              <w:jc w:val="left"/>
+            </w:pPr>
+            <w:r>
+              <w:rPr>
+                <w:rFonts w:ascii="Arial" w:cs="Arial" w:eastAsia="Arial" w:hAnsi="Arial"/>
+                <w:b/>
+                <w:bCs/>
+                <w:i w:val="false"/>
+                <w:iCs w:val="false"/>
+                <w:color w:val="000000"/>
+                <w:sz w:val="18"/>
+                <w:szCs w:val="18"/>
+              </w:rPr>
+              <w:t xml:space="preserve">Observe Phase</w:t>
             </w:r>
           </w:p>
           <w:p>
@@ -15456,7 +15456,7 @@
             <w:pPr>
               <w:spacing w:after="20" w:before="0"/>
             </w:pPr>
-            <w:hyperlink w:history="1" r:id="rIdroz212t7oxsrchvuz_bvd">
+            <w:hyperlink w:history="1" r:id="rId8dn5fbtf0alvpw9kzwqlv">
               <w:r>
                 <w:rPr>
                   <w:rFonts w:ascii="Arial" w:cs="Arial" w:eastAsia="Arial" w:hAnsi="Arial"/>
@@ -15489,7 +15489,7 @@
               <w:spacing w:after="10" w:before="0"/>
               <w:ind w:left="120"/>
             </w:pPr>
-            <w:hyperlink w:history="1" r:id="rId_zzkbgb40ayyxkvwfiy-q">
+            <w:hyperlink w:history="1" r:id="rIdqndqxghz5nnmmmlsnljso">
               <w:r>
                 <w:rPr>
                   <w:rFonts w:ascii="Arial" w:cs="Arial" w:eastAsia="Arial" w:hAnsi="Arial"/>
@@ -15534,7 +15534,7 @@
             <w:pPr>
               <w:spacing w:after="20" w:before="0"/>
             </w:pPr>
-            <w:hyperlink w:history="1" r:id="rIdfd3lwum8qqlowdvtuixma">
+            <w:hyperlink w:history="1" r:id="rId3auklvs3djlx8ebwlxmbv">
               <w:r>
                 <w:rPr>
                   <w:rFonts w:ascii="Arial" w:cs="Arial" w:eastAsia="Arial" w:hAnsi="Arial"/>
@@ -15567,7 +15567,7 @@
               <w:spacing w:after="10" w:before="0"/>
               <w:ind w:left="120"/>
             </w:pPr>
-            <w:hyperlink w:history="1" r:id="rIdgydsq07g4nilt_h5vppwq">
+            <w:hyperlink w:history="1" r:id="rIdon0thhpxkndk1-wf-7mhr">
               <w:r>
                 <w:rPr>
                   <w:rFonts w:ascii="Arial" w:cs="Arial" w:eastAsia="Arial" w:hAnsi="Arial"/>
@@ -15714,32 +15714,32 @@
         <w:tc>
           <w:tcPr>
             <w:tcW w:type="dxa" w:w="1520"/>
-            <w:shd w:fill="F2F2F2" w:color="auto" w:val="clear"/>
-            <w:tcMar>
-              <w:top w:type="dxa" w:w="60"/>
-              <w:left w:type="dxa" w:w="120"/>
-              <w:bottom w:type="dxa" w:w="60"/>
-              <w:right w:type="dxa" w:w="120"/>
-            </w:tcMar>
-            <w:vAlign w:val="top"/>
-          </w:tcPr>
-          <w:p>
-            <w:pPr>
-              <w:spacing w:after="40" w:before="0"/>
-              <w:jc w:val="left"/>
-            </w:pPr>
-            <w:r>
-              <w:rPr>
-                <w:rFonts w:ascii="Arial" w:cs="Arial" w:eastAsia="Arial" w:hAnsi="Arial"/>
-                <w:b/>
-                <w:bCs/>
-                <w:i w:val="false"/>
-                <w:iCs w:val="false"/>
-                <w:color w:val="000000"/>
-                <w:sz w:val="18"/>
-                <w:szCs w:val="18"/>
-              </w:rPr>
-              <w:t xml:space="preserve">Phase 3 — Explain</w:t>
+            <w:shd w:fill="E2EFDA" w:color="auto" w:val="clear"/>
+            <w:tcMar>
+              <w:top w:type="dxa" w:w="60"/>
+              <w:left w:type="dxa" w:w="120"/>
+              <w:bottom w:type="dxa" w:w="60"/>
+              <w:right w:type="dxa" w:w="120"/>
+            </w:tcMar>
+            <w:vAlign w:val="top"/>
+          </w:tcPr>
+          <w:p>
+            <w:pPr>
+              <w:spacing w:after="40" w:before="0"/>
+              <w:jc w:val="left"/>
+            </w:pPr>
+            <w:r>
+              <w:rPr>
+                <w:rFonts w:ascii="Arial" w:cs="Arial" w:eastAsia="Arial" w:hAnsi="Arial"/>
+                <w:b/>
+                <w:bCs/>
+                <w:i w:val="false"/>
+                <w:iCs w:val="false"/>
+                <w:color w:val="000000"/>
+                <w:sz w:val="18"/>
+                <w:szCs w:val="18"/>
+              </w:rPr>
+              <w:t xml:space="preserve">Explain Phase</w:t>
             </w:r>
           </w:p>
           <w:p>
@@ -15762,7 +15762,7 @@
             <w:pPr>
               <w:spacing w:after="20" w:before="0"/>
             </w:pPr>
-            <w:hyperlink w:history="1" r:id="rIdireqgmlr3y0pqhk5mf2lv">
+            <w:hyperlink w:history="1" r:id="rIdpuftsqr7a6x1_zrmiy7iu">
               <w:r>
                 <w:rPr>
                   <w:rFonts w:ascii="Arial" w:cs="Arial" w:eastAsia="Arial" w:hAnsi="Arial"/>
@@ -15795,7 +15795,7 @@
               <w:spacing w:after="10" w:before="0"/>
               <w:ind w:left="120"/>
             </w:pPr>
-            <w:hyperlink w:history="1" r:id="rIde_kt6dbvupxowttnbvm7x">
+            <w:hyperlink w:history="1" r:id="rIduazbc--fo31cb2dv7eluw">
               <w:r>
                 <w:rPr>
                   <w:rFonts w:ascii="Arial" w:cs="Arial" w:eastAsia="Arial" w:hAnsi="Arial"/>
@@ -15840,7 +15840,7 @@
             <w:pPr>
               <w:spacing w:after="20" w:before="0"/>
             </w:pPr>
-            <w:hyperlink w:history="1" r:id="rIdkvad21gyyxtsoszoisltb">
+            <w:hyperlink w:history="1" r:id="rIdznbc-8o0fqdc3-4sobacx">
               <w:r>
                 <w:rPr>
                   <w:rFonts w:ascii="Arial" w:cs="Arial" w:eastAsia="Arial" w:hAnsi="Arial"/>
@@ -15873,7 +15873,7 @@
               <w:spacing w:after="10" w:before="0"/>
               <w:ind w:left="120"/>
             </w:pPr>
-            <w:hyperlink w:history="1" r:id="rId0csn7wfei7lh-kqaxa7my">
+            <w:hyperlink w:history="1" r:id="rIdkc92kf3ht8txaaquctvhe">
               <w:r>
                 <w:rPr>
                   <w:rFonts w:ascii="Arial" w:cs="Arial" w:eastAsia="Arial" w:hAnsi="Arial"/>
@@ -16020,32 +16020,32 @@
         <w:tc>
           <w:tcPr>
             <w:tcW w:type="dxa" w:w="1520"/>
-            <w:shd w:fill="F2F2F2" w:color="auto" w:val="clear"/>
-            <w:tcMar>
-              <w:top w:type="dxa" w:w="60"/>
-              <w:left w:type="dxa" w:w="120"/>
-              <w:bottom w:type="dxa" w:w="60"/>
-              <w:right w:type="dxa" w:w="120"/>
-            </w:tcMar>
-            <w:vAlign w:val="top"/>
-          </w:tcPr>
-          <w:p>
-            <w:pPr>
-              <w:spacing w:after="40" w:before="0"/>
-              <w:jc w:val="left"/>
-            </w:pPr>
-            <w:r>
-              <w:rPr>
-                <w:rFonts w:ascii="Arial" w:cs="Arial" w:eastAsia="Arial" w:hAnsi="Arial"/>
-                <w:b/>
-                <w:bCs/>
-                <w:i w:val="false"/>
-                <w:iCs w:val="false"/>
-                <w:color w:val="000000"/>
-                <w:sz w:val="18"/>
-                <w:szCs w:val="18"/>
-              </w:rPr>
-              <w:t xml:space="preserve">Phase 4 — Driving Question Board (DQB) Update</w:t>
+            <w:shd w:fill="FCE4D6" w:color="auto" w:val="clear"/>
+            <w:tcMar>
+              <w:top w:type="dxa" w:w="60"/>
+              <w:left w:type="dxa" w:w="120"/>
+              <w:bottom w:type="dxa" w:w="60"/>
+              <w:right w:type="dxa" w:w="120"/>
+            </w:tcMar>
+            <w:vAlign w:val="top"/>
+          </w:tcPr>
+          <w:p>
+            <w:pPr>
+              <w:spacing w:after="40" w:before="0"/>
+              <w:jc w:val="left"/>
+            </w:pPr>
+            <w:r>
+              <w:rPr>
+                <w:rFonts w:ascii="Arial" w:cs="Arial" w:eastAsia="Arial" w:hAnsi="Arial"/>
+                <w:b/>
+                <w:bCs/>
+                <w:i w:val="false"/>
+                <w:iCs w:val="false"/>
+                <w:color w:val="000000"/>
+                <w:sz w:val="18"/>
+                <w:szCs w:val="18"/>
+              </w:rPr>
+              <w:t xml:space="preserve">Driving Question Board (DQB) Creation</w:t>
             </w:r>
           </w:p>
           <w:p>
@@ -16068,7 +16068,7 @@
             <w:pPr>
               <w:spacing w:after="20" w:before="0"/>
             </w:pPr>
-            <w:hyperlink w:history="1" r:id="rIdod1eyiso2l0miir7-wzcf">
+            <w:hyperlink w:history="1" r:id="rIdanmwduuj9vrodd3p0qhjx">
               <w:r>
                 <w:rPr>
                   <w:rFonts w:ascii="Arial" w:cs="Arial" w:eastAsia="Arial" w:hAnsi="Arial"/>
@@ -16101,7 +16101,7 @@
               <w:spacing w:after="10" w:before="0"/>
               <w:ind w:left="120"/>
             </w:pPr>
-            <w:hyperlink w:history="1" r:id="rIdhperynsbmwx_s7ckjvlub">
+            <w:hyperlink w:history="1" r:id="rId1do_obdnkq5s8chsoja1k">
               <w:r>
                 <w:rPr>
                   <w:rFonts w:ascii="Arial" w:cs="Arial" w:eastAsia="Arial" w:hAnsi="Arial"/>
@@ -16146,7 +16146,7 @@
             <w:pPr>
               <w:spacing w:after="20" w:before="0"/>
             </w:pPr>
-            <w:hyperlink w:history="1" r:id="rIdizmy06iplyvtvmjt4adql">
+            <w:hyperlink w:history="1" r:id="rIdngf7jdntjenp4kx1maoot">
               <w:r>
                 <w:rPr>
                   <w:rFonts w:ascii="Arial" w:cs="Arial" w:eastAsia="Arial" w:hAnsi="Arial"/>
@@ -16179,7 +16179,7 @@
               <w:spacing w:after="10" w:before="0"/>
               <w:ind w:left="120"/>
             </w:pPr>
-            <w:hyperlink w:history="1" r:id="rId8feddidbmrbymz0swn7ti">
+            <w:hyperlink w:history="1" r:id="rIdjk79pgopsjevbhgyixkpn">
               <w:r>
                 <w:rPr>
                   <w:rFonts w:ascii="Arial" w:cs="Arial" w:eastAsia="Arial" w:hAnsi="Arial"/>
@@ -16326,32 +16326,32 @@
         <w:tc>
           <w:tcPr>
             <w:tcW w:type="dxa" w:w="1520"/>
-            <w:shd w:fill="F2F2F2" w:color="auto" w:val="clear"/>
-            <w:tcMar>
-              <w:top w:type="dxa" w:w="60"/>
-              <w:left w:type="dxa" w:w="120"/>
-              <w:bottom w:type="dxa" w:w="60"/>
-              <w:right w:type="dxa" w:w="120"/>
-            </w:tcMar>
-            <w:vAlign w:val="top"/>
-          </w:tcPr>
-          <w:p>
-            <w:pPr>
-              <w:spacing w:after="40" w:before="0"/>
-              <w:jc w:val="left"/>
-            </w:pPr>
-            <w:r>
-              <w:rPr>
-                <w:rFonts w:ascii="Arial" w:cs="Arial" w:eastAsia="Arial" w:hAnsi="Arial"/>
-                <w:b/>
-                <w:bCs/>
-                <w:i w:val="false"/>
-                <w:iCs w:val="false"/>
-                <w:color w:val="000000"/>
-                <w:sz w:val="18"/>
-                <w:szCs w:val="18"/>
-              </w:rPr>
-              <w:t xml:space="preserve">Phase 5 — Model Building</w:t>
+            <w:shd w:fill="D5E8F0" w:color="auto" w:val="clear"/>
+            <w:tcMar>
+              <w:top w:type="dxa" w:w="60"/>
+              <w:left w:type="dxa" w:w="120"/>
+              <w:bottom w:type="dxa" w:w="60"/>
+              <w:right w:type="dxa" w:w="120"/>
+            </w:tcMar>
+            <w:vAlign w:val="top"/>
+          </w:tcPr>
+          <w:p>
+            <w:pPr>
+              <w:spacing w:after="40" w:before="0"/>
+              <w:jc w:val="left"/>
+            </w:pPr>
+            <w:r>
+              <w:rPr>
+                <w:rFonts w:ascii="Arial" w:cs="Arial" w:eastAsia="Arial" w:hAnsi="Arial"/>
+                <w:b/>
+                <w:bCs/>
+                <w:i w:val="false"/>
+                <w:iCs w:val="false"/>
+                <w:color w:val="000000"/>
+                <w:sz w:val="18"/>
+                <w:szCs w:val="18"/>
+              </w:rPr>
+              <w:t xml:space="preserve">Model Building Phase</w:t>
             </w:r>
           </w:p>
           <w:p>
@@ -16374,7 +16374,7 @@
             <w:pPr>
               <w:spacing w:after="20" w:before="0"/>
             </w:pPr>
-            <w:hyperlink w:history="1" r:id="rIdfjoxisyb5jb1cz_lgpw2y">
+            <w:hyperlink w:history="1" r:id="rIdzqgsqwzotnqgqry3jkedk">
               <w:r>
                 <w:rPr>
                   <w:rFonts w:ascii="Arial" w:cs="Arial" w:eastAsia="Arial" w:hAnsi="Arial"/>
@@ -16407,7 +16407,7 @@
               <w:spacing w:after="10" w:before="0"/>
               <w:ind w:left="120"/>
             </w:pPr>
-            <w:hyperlink w:history="1" r:id="rId9_0qv5ixeqqvwbvv8exme">
+            <w:hyperlink w:history="1" r:id="rIdoabgthiibz-w3eezoruye">
               <w:r>
                 <w:rPr>
                   <w:rFonts w:ascii="Arial" w:cs="Arial" w:eastAsia="Arial" w:hAnsi="Arial"/>
@@ -16452,7 +16452,7 @@
             <w:pPr>
               <w:spacing w:after="20" w:before="0"/>
             </w:pPr>
-            <w:hyperlink w:history="1" r:id="rIdsb_yfagjgyag_dwhmfxag">
+            <w:hyperlink w:history="1" r:id="rIdyto0cwjncdcy9doc-wgx0">
               <w:r>
                 <w:rPr>
                   <w:rFonts w:ascii="Arial" w:cs="Arial" w:eastAsia="Arial" w:hAnsi="Arial"/>
@@ -16485,7 +16485,7 @@
               <w:spacing w:after="10" w:before="0"/>
               <w:ind w:left="120"/>
             </w:pPr>
-            <w:hyperlink w:history="1" r:id="rIdcbdxpfdff6hxctpgyq6le">
+            <w:hyperlink w:history="1" r:id="rIdknqfxphkjrhhz54ur4vkw">
               <w:r>
                 <w:rPr>
                   <w:rFonts w:ascii="Arial" w:cs="Arial" w:eastAsia="Arial" w:hAnsi="Arial"/>
@@ -17924,32 +17924,32 @@
         <w:tc>
           <w:tcPr>
             <w:tcW w:type="dxa" w:w="1520"/>
-            <w:shd w:fill="F2F2F2" w:color="auto" w:val="clear"/>
-            <w:tcMar>
-              <w:top w:type="dxa" w:w="60"/>
-              <w:left w:type="dxa" w:w="120"/>
-              <w:bottom w:type="dxa" w:w="60"/>
-              <w:right w:type="dxa" w:w="120"/>
-            </w:tcMar>
-            <w:vAlign w:val="top"/>
-          </w:tcPr>
-          <w:p>
-            <w:pPr>
-              <w:spacing w:after="40" w:before="0"/>
-              <w:jc w:val="left"/>
-            </w:pPr>
-            <w:r>
-              <w:rPr>
-                <w:rFonts w:ascii="Arial" w:cs="Arial" w:eastAsia="Arial" w:hAnsi="Arial"/>
-                <w:b/>
-                <w:bCs/>
-                <w:i w:val="false"/>
-                <w:iCs w:val="false"/>
-                <w:color w:val="000000"/>
-                <w:sz w:val="18"/>
-                <w:szCs w:val="18"/>
-              </w:rPr>
-              <w:t xml:space="preserve">1 — PREDICT</w:t>
+            <w:shd w:fill="EAD1F5" w:color="auto" w:val="clear"/>
+            <w:tcMar>
+              <w:top w:type="dxa" w:w="60"/>
+              <w:left w:type="dxa" w:w="120"/>
+              <w:bottom w:type="dxa" w:w="60"/>
+              <w:right w:type="dxa" w:w="120"/>
+            </w:tcMar>
+            <w:vAlign w:val="top"/>
+          </w:tcPr>
+          <w:p>
+            <w:pPr>
+              <w:spacing w:after="40" w:before="0"/>
+              <w:jc w:val="left"/>
+            </w:pPr>
+            <w:r>
+              <w:rPr>
+                <w:rFonts w:ascii="Arial" w:cs="Arial" w:eastAsia="Arial" w:hAnsi="Arial"/>
+                <w:b/>
+                <w:bCs/>
+                <w:i w:val="false"/>
+                <w:iCs w:val="false"/>
+                <w:color w:val="000000"/>
+                <w:sz w:val="18"/>
+                <w:szCs w:val="18"/>
+              </w:rPr>
+              <w:t xml:space="preserve">Predict Phase</w:t>
             </w:r>
           </w:p>
           <w:p>
@@ -17972,7 +17972,7 @@
             <w:pPr>
               <w:spacing w:after="20" w:before="0"/>
             </w:pPr>
-            <w:hyperlink w:history="1" r:id="rIdicdb70dpxyimfcsazubxv">
+            <w:hyperlink w:history="1" r:id="rIdivhcny2jt18c4bb63vjgn">
               <w:r>
                 <w:rPr>
                   <w:rFonts w:ascii="Arial" w:cs="Arial" w:eastAsia="Arial" w:hAnsi="Arial"/>
@@ -18005,7 +18005,7 @@
               <w:spacing w:after="10" w:before="0"/>
               <w:ind w:left="120"/>
             </w:pPr>
-            <w:hyperlink w:history="1" r:id="rId-5zhgbpmrr0jryqzhm5fn">
+            <w:hyperlink w:history="1" r:id="rId_rq1xedb2wdnuvqrupqru">
               <w:r>
                 <w:rPr>
                   <w:rFonts w:ascii="Arial" w:cs="Arial" w:eastAsia="Arial" w:hAnsi="Arial"/>
@@ -18050,7 +18050,7 @@
             <w:pPr>
               <w:spacing w:after="20" w:before="0"/>
             </w:pPr>
-            <w:hyperlink w:history="1" r:id="rIdg4x87wscdsnnx1tqbc5zx">
+            <w:hyperlink w:history="1" r:id="rId_zy6zmr32ulhsmebe1v29">
               <w:r>
                 <w:rPr>
                   <w:rFonts w:ascii="Arial" w:cs="Arial" w:eastAsia="Arial" w:hAnsi="Arial"/>
@@ -18083,7 +18083,7 @@
               <w:spacing w:after="10" w:before="0"/>
               <w:ind w:left="120"/>
             </w:pPr>
-            <w:hyperlink w:history="1" r:id="rIdrwina_2-lbyckyvtagsrb">
+            <w:hyperlink w:history="1" r:id="rIdqrmmuui84xn6jrqqomgle">
               <w:r>
                 <w:rPr>
                   <w:rFonts w:ascii="Arial" w:cs="Arial" w:eastAsia="Arial" w:hAnsi="Arial"/>
@@ -18230,32 +18230,32 @@
         <w:tc>
           <w:tcPr>
             <w:tcW w:type="dxa" w:w="1520"/>
-            <w:shd w:fill="F2F2F2" w:color="auto" w:val="clear"/>
-            <w:tcMar>
-              <w:top w:type="dxa" w:w="60"/>
-              <w:left w:type="dxa" w:w="120"/>
-              <w:bottom w:type="dxa" w:w="60"/>
-              <w:right w:type="dxa" w:w="120"/>
-            </w:tcMar>
-            <w:vAlign w:val="top"/>
-          </w:tcPr>
-          <w:p>
-            <w:pPr>
-              <w:spacing w:after="40" w:before="0"/>
-              <w:jc w:val="left"/>
-            </w:pPr>
-            <w:r>
-              <w:rPr>
-                <w:rFonts w:ascii="Arial" w:cs="Arial" w:eastAsia="Arial" w:hAnsi="Arial"/>
-                <w:b/>
-                <w:bCs/>
-                <w:i w:val="false"/>
-                <w:iCs w:val="false"/>
-                <w:color w:val="000000"/>
-                <w:sz w:val="18"/>
-                <w:szCs w:val="18"/>
-              </w:rPr>
-              <w:t xml:space="preserve">2 — OBSERVE</w:t>
+            <w:shd w:fill="D9EEF1" w:color="auto" w:val="clear"/>
+            <w:tcMar>
+              <w:top w:type="dxa" w:w="60"/>
+              <w:left w:type="dxa" w:w="120"/>
+              <w:bottom w:type="dxa" w:w="60"/>
+              <w:right w:type="dxa" w:w="120"/>
+            </w:tcMar>
+            <w:vAlign w:val="top"/>
+          </w:tcPr>
+          <w:p>
+            <w:pPr>
+              <w:spacing w:after="40" w:before="0"/>
+              <w:jc w:val="left"/>
+            </w:pPr>
+            <w:r>
+              <w:rPr>
+                <w:rFonts w:ascii="Arial" w:cs="Arial" w:eastAsia="Arial" w:hAnsi="Arial"/>
+                <w:b/>
+                <w:bCs/>
+                <w:i w:val="false"/>
+                <w:iCs w:val="false"/>
+                <w:color w:val="000000"/>
+                <w:sz w:val="18"/>
+                <w:szCs w:val="18"/>
+              </w:rPr>
+              <w:t xml:space="preserve">Observe Phase</w:t>
             </w:r>
           </w:p>
           <w:p>
@@ -18278,7 +18278,7 @@
             <w:pPr>
               <w:spacing w:after="20" w:before="0"/>
             </w:pPr>
-            <w:hyperlink w:history="1" r:id="rIdxeveggvvyjjjwe64ifa87">
+            <w:hyperlink w:history="1" r:id="rIdxh2gnyzn94lvqr3eb_ynz">
               <w:r>
                 <w:rPr>
                   <w:rFonts w:ascii="Arial" w:cs="Arial" w:eastAsia="Arial" w:hAnsi="Arial"/>
@@ -18311,7 +18311,7 @@
               <w:spacing w:after="10" w:before="0"/>
               <w:ind w:left="120"/>
             </w:pPr>
-            <w:hyperlink w:history="1" r:id="rId0mb43uo9r8vlykgao6r9j">
+            <w:hyperlink w:history="1" r:id="rId9dzsj9ejtr85tkro7d4n3">
               <w:r>
                 <w:rPr>
                   <w:rFonts w:ascii="Arial" w:cs="Arial" w:eastAsia="Arial" w:hAnsi="Arial"/>
@@ -18356,7 +18356,7 @@
             <w:pPr>
               <w:spacing w:after="20" w:before="0"/>
             </w:pPr>
-            <w:hyperlink w:history="1" r:id="rIdimb956sfcejrg2qb48h4o">
+            <w:hyperlink w:history="1" r:id="rIdtauj1qerw3j_hdact6nak">
               <w:r>
                 <w:rPr>
                   <w:rFonts w:ascii="Arial" w:cs="Arial" w:eastAsia="Arial" w:hAnsi="Arial"/>
@@ -18389,7 +18389,7 @@
               <w:spacing w:after="10" w:before="0"/>
               <w:ind w:left="120"/>
             </w:pPr>
-            <w:hyperlink w:history="1" r:id="rIdquhlwjlefulvb2z1vnubf">
+            <w:hyperlink w:history="1" r:id="rIdfwxex97hecacgrz6wyvru">
               <w:r>
                 <w:rPr>
                   <w:rFonts w:ascii="Arial" w:cs="Arial" w:eastAsia="Arial" w:hAnsi="Arial"/>
@@ -18536,32 +18536,32 @@
         <w:tc>
           <w:tcPr>
             <w:tcW w:type="dxa" w:w="1520"/>
-            <w:shd w:fill="F2F2F2" w:color="auto" w:val="clear"/>
-            <w:tcMar>
-              <w:top w:type="dxa" w:w="60"/>
-              <w:left w:type="dxa" w:w="120"/>
-              <w:bottom w:type="dxa" w:w="60"/>
-              <w:right w:type="dxa" w:w="120"/>
-            </w:tcMar>
-            <w:vAlign w:val="top"/>
-          </w:tcPr>
-          <w:p>
-            <w:pPr>
-              <w:spacing w:after="40" w:before="0"/>
-              <w:jc w:val="left"/>
-            </w:pPr>
-            <w:r>
-              <w:rPr>
-                <w:rFonts w:ascii="Arial" w:cs="Arial" w:eastAsia="Arial" w:hAnsi="Arial"/>
-                <w:b/>
-                <w:bCs/>
-                <w:i w:val="false"/>
-                <w:iCs w:val="false"/>
-                <w:color w:val="000000"/>
-                <w:sz w:val="18"/>
-                <w:szCs w:val="18"/>
-              </w:rPr>
-              <w:t xml:space="preserve">3 — EXPLAIN</w:t>
+            <w:shd w:fill="E2EFDA" w:color="auto" w:val="clear"/>
+            <w:tcMar>
+              <w:top w:type="dxa" w:w="60"/>
+              <w:left w:type="dxa" w:w="120"/>
+              <w:bottom w:type="dxa" w:w="60"/>
+              <w:right w:type="dxa" w:w="120"/>
+            </w:tcMar>
+            <w:vAlign w:val="top"/>
+          </w:tcPr>
+          <w:p>
+            <w:pPr>
+              <w:spacing w:after="40" w:before="0"/>
+              <w:jc w:val="left"/>
+            </w:pPr>
+            <w:r>
+              <w:rPr>
+                <w:rFonts w:ascii="Arial" w:cs="Arial" w:eastAsia="Arial" w:hAnsi="Arial"/>
+                <w:b/>
+                <w:bCs/>
+                <w:i w:val="false"/>
+                <w:iCs w:val="false"/>
+                <w:color w:val="000000"/>
+                <w:sz w:val="18"/>
+                <w:szCs w:val="18"/>
+              </w:rPr>
+              <w:t xml:space="preserve">Explain Phase</w:t>
             </w:r>
           </w:p>
           <w:p>
@@ -18584,7 +18584,7 @@
             <w:pPr>
               <w:spacing w:after="20" w:before="0"/>
             </w:pPr>
-            <w:hyperlink w:history="1" r:id="rIdp3zna-xn04i0gyw9fvg7i">
+            <w:hyperlink w:history="1" r:id="rIdunhc2kc_mk3s0zrxrafrc">
               <w:r>
                 <w:rPr>
                   <w:rFonts w:ascii="Arial" w:cs="Arial" w:eastAsia="Arial" w:hAnsi="Arial"/>
@@ -18617,7 +18617,7 @@
               <w:spacing w:after="10" w:before="0"/>
               <w:ind w:left="120"/>
             </w:pPr>
-            <w:hyperlink w:history="1" r:id="rIdy_zcp7ekyzt9c9wvgdlqa">
+            <w:hyperlink w:history="1" r:id="rIdcfqo3vacgojelgnn3qjip">
               <w:r>
                 <w:rPr>
                   <w:rFonts w:ascii="Arial" w:cs="Arial" w:eastAsia="Arial" w:hAnsi="Arial"/>
@@ -18662,7 +18662,7 @@
             <w:pPr>
               <w:spacing w:after="20" w:before="0"/>
             </w:pPr>
-            <w:hyperlink w:history="1" r:id="rIdz--mh3x3ygrjl1v-q1njd">
+            <w:hyperlink w:history="1" r:id="rId2cce1zzlwf4wgnmtxb_sa">
               <w:r>
                 <w:rPr>
                   <w:rFonts w:ascii="Arial" w:cs="Arial" w:eastAsia="Arial" w:hAnsi="Arial"/>
@@ -18695,7 +18695,7 @@
               <w:spacing w:after="10" w:before="0"/>
               <w:ind w:left="120"/>
             </w:pPr>
-            <w:hyperlink w:history="1" r:id="rIdncyyqiwr7upxeuuqy4ksz">
+            <w:hyperlink w:history="1" r:id="rId51njv4tdpisrjterb0esv">
               <w:r>
                 <w:rPr>
                   <w:rFonts w:ascii="Arial" w:cs="Arial" w:eastAsia="Arial" w:hAnsi="Arial"/>
@@ -18842,32 +18842,32 @@
         <w:tc>
           <w:tcPr>
             <w:tcW w:type="dxa" w:w="1520"/>
-            <w:shd w:fill="F2F2F2" w:color="auto" w:val="clear"/>
-            <w:tcMar>
-              <w:top w:type="dxa" w:w="60"/>
-              <w:left w:type="dxa" w:w="120"/>
-              <w:bottom w:type="dxa" w:w="60"/>
-              <w:right w:type="dxa" w:w="120"/>
-            </w:tcMar>
-            <w:vAlign w:val="top"/>
-          </w:tcPr>
-          <w:p>
-            <w:pPr>
-              <w:spacing w:after="40" w:before="0"/>
-              <w:jc w:val="left"/>
-            </w:pPr>
-            <w:r>
-              <w:rPr>
-                <w:rFonts w:ascii="Arial" w:cs="Arial" w:eastAsia="Arial" w:hAnsi="Arial"/>
-                <w:b/>
-                <w:bCs/>
-                <w:i w:val="false"/>
-                <w:iCs w:val="false"/>
-                <w:color w:val="000000"/>
-                <w:sz w:val="18"/>
-                <w:szCs w:val="18"/>
-              </w:rPr>
-              <w:t xml:space="preserve">4 — DRIVING QUESTION BOARD (DQB) UPDATE</w:t>
+            <w:shd w:fill="FCE4D6" w:color="auto" w:val="clear"/>
+            <w:tcMar>
+              <w:top w:type="dxa" w:w="60"/>
+              <w:left w:type="dxa" w:w="120"/>
+              <w:bottom w:type="dxa" w:w="60"/>
+              <w:right w:type="dxa" w:w="120"/>
+            </w:tcMar>
+            <w:vAlign w:val="top"/>
+          </w:tcPr>
+          <w:p>
+            <w:pPr>
+              <w:spacing w:after="40" w:before="0"/>
+              <w:jc w:val="left"/>
+            </w:pPr>
+            <w:r>
+              <w:rPr>
+                <w:rFonts w:ascii="Arial" w:cs="Arial" w:eastAsia="Arial" w:hAnsi="Arial"/>
+                <w:b/>
+                <w:bCs/>
+                <w:i w:val="false"/>
+                <w:iCs w:val="false"/>
+                <w:color w:val="000000"/>
+                <w:sz w:val="18"/>
+                <w:szCs w:val="18"/>
+              </w:rPr>
+              <w:t xml:space="preserve">Driving Question Board (DQB) Creation</w:t>
             </w:r>
           </w:p>
           <w:p>
@@ -18890,7 +18890,7 @@
             <w:pPr>
               <w:spacing w:after="20" w:before="0"/>
             </w:pPr>
-            <w:hyperlink w:history="1" r:id="rIdvt_khqto5bmekht69g3vb">
+            <w:hyperlink w:history="1" r:id="rIdeyy9pvaqrk09bkenbee8z">
               <w:r>
                 <w:rPr>
                   <w:rFonts w:ascii="Arial" w:cs="Arial" w:eastAsia="Arial" w:hAnsi="Arial"/>
@@ -18923,7 +18923,7 @@
               <w:spacing w:after="10" w:before="0"/>
               <w:ind w:left="120"/>
             </w:pPr>
-            <w:hyperlink w:history="1" r:id="rIdl0imodj7-bps6qjzytfeu">
+            <w:hyperlink w:history="1" r:id="rId3tjcitgozxkgx4vqikgb2">
               <w:r>
                 <w:rPr>
                   <w:rFonts w:ascii="Arial" w:cs="Arial" w:eastAsia="Arial" w:hAnsi="Arial"/>
@@ -18968,7 +18968,7 @@
             <w:pPr>
               <w:spacing w:after="20" w:before="0"/>
             </w:pPr>
-            <w:hyperlink w:history="1" r:id="rIdnjtckyn0_e4p2jnkhu9xl">
+            <w:hyperlink w:history="1" r:id="rIdydykbcnb2woj7evlgyxou">
               <w:r>
                 <w:rPr>
                   <w:rFonts w:ascii="Arial" w:cs="Arial" w:eastAsia="Arial" w:hAnsi="Arial"/>
@@ -19001,7 +19001,7 @@
               <w:spacing w:after="10" w:before="0"/>
               <w:ind w:left="120"/>
             </w:pPr>
-            <w:hyperlink w:history="1" r:id="rId6k9vq57iqlskbevcnwncc">
+            <w:hyperlink w:history="1" r:id="rIdtacudxbunizdg-t__tmik">
               <w:r>
                 <w:rPr>
                   <w:rFonts w:ascii="Arial" w:cs="Arial" w:eastAsia="Arial" w:hAnsi="Arial"/>
@@ -19148,32 +19148,32 @@
         <w:tc>
           <w:tcPr>
             <w:tcW w:type="dxa" w:w="1520"/>
-            <w:shd w:fill="F2F2F2" w:color="auto" w:val="clear"/>
-            <w:tcMar>
-              <w:top w:type="dxa" w:w="60"/>
-              <w:left w:type="dxa" w:w="120"/>
-              <w:bottom w:type="dxa" w:w="60"/>
-              <w:right w:type="dxa" w:w="120"/>
-            </w:tcMar>
-            <w:vAlign w:val="top"/>
-          </w:tcPr>
-          <w:p>
-            <w:pPr>
-              <w:spacing w:after="40" w:before="0"/>
-              <w:jc w:val="left"/>
-            </w:pPr>
-            <w:r>
-              <w:rPr>
-                <w:rFonts w:ascii="Arial" w:cs="Arial" w:eastAsia="Arial" w:hAnsi="Arial"/>
-                <w:b/>
-                <w:bCs/>
-                <w:i w:val="false"/>
-                <w:iCs w:val="false"/>
-                <w:color w:val="000000"/>
-                <w:sz w:val="18"/>
-                <w:szCs w:val="18"/>
-              </w:rPr>
-              <w:t xml:space="preserve">5 — MODEL BUILDING</w:t>
+            <w:shd w:fill="D5E8F0" w:color="auto" w:val="clear"/>
+            <w:tcMar>
+              <w:top w:type="dxa" w:w="60"/>
+              <w:left w:type="dxa" w:w="120"/>
+              <w:bottom w:type="dxa" w:w="60"/>
+              <w:right w:type="dxa" w:w="120"/>
+            </w:tcMar>
+            <w:vAlign w:val="top"/>
+          </w:tcPr>
+          <w:p>
+            <w:pPr>
+              <w:spacing w:after="40" w:before="0"/>
+              <w:jc w:val="left"/>
+            </w:pPr>
+            <w:r>
+              <w:rPr>
+                <w:rFonts w:ascii="Arial" w:cs="Arial" w:eastAsia="Arial" w:hAnsi="Arial"/>
+                <w:b/>
+                <w:bCs/>
+                <w:i w:val="false"/>
+                <w:iCs w:val="false"/>
+                <w:color w:val="000000"/>
+                <w:sz w:val="18"/>
+                <w:szCs w:val="18"/>
+              </w:rPr>
+              <w:t xml:space="preserve">Model Building Phase</w:t>
             </w:r>
           </w:p>
           <w:p>
@@ -19196,7 +19196,7 @@
             <w:pPr>
               <w:spacing w:after="20" w:before="0"/>
             </w:pPr>
-            <w:hyperlink w:history="1" r:id="rIdfd1ohqenma-fyyu9nr_bu">
+            <w:hyperlink w:history="1" r:id="rIdqcfzxhjifrkdb4kh8yfl5">
               <w:r>
                 <w:rPr>
                   <w:rFonts w:ascii="Arial" w:cs="Arial" w:eastAsia="Arial" w:hAnsi="Arial"/>
@@ -19229,7 +19229,7 @@
               <w:spacing w:after="10" w:before="0"/>
               <w:ind w:left="120"/>
             </w:pPr>
-            <w:hyperlink w:history="1" r:id="rIdx5gir_lixlremzjnanrlv">
+            <w:hyperlink w:history="1" r:id="rIdg4vxna5iuuuusrmke-nay">
               <w:r>
                 <w:rPr>
                   <w:rFonts w:ascii="Arial" w:cs="Arial" w:eastAsia="Arial" w:hAnsi="Arial"/>
@@ -19274,7 +19274,7 @@
             <w:pPr>
               <w:spacing w:after="20" w:before="0"/>
             </w:pPr>
-            <w:hyperlink w:history="1" r:id="rIdv-pmfdpkmbwhdemlofvt6">
+            <w:hyperlink w:history="1" r:id="rIdeggzfddwdjhf13gywzrwr">
               <w:r>
                 <w:rPr>
                   <w:rFonts w:ascii="Arial" w:cs="Arial" w:eastAsia="Arial" w:hAnsi="Arial"/>
@@ -19307,7 +19307,7 @@
               <w:spacing w:after="10" w:before="0"/>
               <w:ind w:left="120"/>
             </w:pPr>
-            <w:hyperlink w:history="1" r:id="rIds2wx1w7uyqayjv9jruhko">
+            <w:hyperlink w:history="1" r:id="rIdwxfovhhj4rg2l5xazjfy1">
               <w:r>
                 <w:rPr>
                   <w:rFonts w:ascii="Arial" w:cs="Arial" w:eastAsia="Arial" w:hAnsi="Arial"/>
@@ -20746,32 +20746,32 @@
         <w:tc>
           <w:tcPr>
             <w:tcW w:type="dxa" w:w="1520"/>
-            <w:shd w:fill="F2F2F2" w:color="auto" w:val="clear"/>
-            <w:tcMar>
-              <w:top w:type="dxa" w:w="60"/>
-              <w:left w:type="dxa" w:w="120"/>
-              <w:bottom w:type="dxa" w:w="60"/>
-              <w:right w:type="dxa" w:w="120"/>
-            </w:tcMar>
-            <w:vAlign w:val="top"/>
-          </w:tcPr>
-          <w:p>
-            <w:pPr>
-              <w:spacing w:after="40" w:before="0"/>
-              <w:jc w:val="left"/>
-            </w:pPr>
-            <w:r>
-              <w:rPr>
-                <w:rFonts w:ascii="Arial" w:cs="Arial" w:eastAsia="Arial" w:hAnsi="Arial"/>
-                <w:b/>
-                <w:bCs/>
-                <w:i w:val="false"/>
-                <w:iCs w:val="false"/>
-                <w:color w:val="000000"/>
-                <w:sz w:val="18"/>
-                <w:szCs w:val="18"/>
-              </w:rPr>
-              <w:t xml:space="preserve">1 — Predict</w:t>
+            <w:shd w:fill="EAD1F5" w:color="auto" w:val="clear"/>
+            <w:tcMar>
+              <w:top w:type="dxa" w:w="60"/>
+              <w:left w:type="dxa" w:w="120"/>
+              <w:bottom w:type="dxa" w:w="60"/>
+              <w:right w:type="dxa" w:w="120"/>
+            </w:tcMar>
+            <w:vAlign w:val="top"/>
+          </w:tcPr>
+          <w:p>
+            <w:pPr>
+              <w:spacing w:after="40" w:before="0"/>
+              <w:jc w:val="left"/>
+            </w:pPr>
+            <w:r>
+              <w:rPr>
+                <w:rFonts w:ascii="Arial" w:cs="Arial" w:eastAsia="Arial" w:hAnsi="Arial"/>
+                <w:b/>
+                <w:bCs/>
+                <w:i w:val="false"/>
+                <w:iCs w:val="false"/>
+                <w:color w:val="000000"/>
+                <w:sz w:val="18"/>
+                <w:szCs w:val="18"/>
+              </w:rPr>
+              <w:t xml:space="preserve">Predict Phase</w:t>
             </w:r>
           </w:p>
           <w:p>
@@ -20794,7 +20794,7 @@
             <w:pPr>
               <w:spacing w:after="20" w:before="0"/>
             </w:pPr>
-            <w:hyperlink w:history="1" r:id="rIdpgw2mnv6xls-r8j0vbgal">
+            <w:hyperlink w:history="1" r:id="rIdbo1b06uqc0niru2ryn4j6">
               <w:r>
                 <w:rPr>
                   <w:rFonts w:ascii="Arial" w:cs="Arial" w:eastAsia="Arial" w:hAnsi="Arial"/>
@@ -20827,7 +20827,7 @@
               <w:spacing w:after="10" w:before="0"/>
               <w:ind w:left="120"/>
             </w:pPr>
-            <w:hyperlink w:history="1" r:id="rIdotkfb4cnogr0_voph0seu">
+            <w:hyperlink w:history="1" r:id="rIdo8xt2rlszencdyvdre02t">
               <w:r>
                 <w:rPr>
                   <w:rFonts w:ascii="Arial" w:cs="Arial" w:eastAsia="Arial" w:hAnsi="Arial"/>
@@ -20872,7 +20872,7 @@
             <w:pPr>
               <w:spacing w:after="20" w:before="0"/>
             </w:pPr>
-            <w:hyperlink w:history="1" r:id="rIdncj3vmstzne2unxeqduaf">
+            <w:hyperlink w:history="1" r:id="rIdq4r7lltrqs2ozvx6d6ztu">
               <w:r>
                 <w:rPr>
                   <w:rFonts w:ascii="Arial" w:cs="Arial" w:eastAsia="Arial" w:hAnsi="Arial"/>
@@ -20905,7 +20905,7 @@
               <w:spacing w:after="10" w:before="0"/>
               <w:ind w:left="120"/>
             </w:pPr>
-            <w:hyperlink w:history="1" r:id="rIdb9pgvpeeo_xue7ttsrfso">
+            <w:hyperlink w:history="1" r:id="rIdgw441vsjdmedgdfx5g7xg">
               <w:r>
                 <w:rPr>
                   <w:rFonts w:ascii="Arial" w:cs="Arial" w:eastAsia="Arial" w:hAnsi="Arial"/>
@@ -21052,32 +21052,32 @@
         <w:tc>
           <w:tcPr>
             <w:tcW w:type="dxa" w:w="1520"/>
-            <w:shd w:fill="F2F2F2" w:color="auto" w:val="clear"/>
-            <w:tcMar>
-              <w:top w:type="dxa" w:w="60"/>
-              <w:left w:type="dxa" w:w="120"/>
-              <w:bottom w:type="dxa" w:w="60"/>
-              <w:right w:type="dxa" w:w="120"/>
-            </w:tcMar>
-            <w:vAlign w:val="top"/>
-          </w:tcPr>
-          <w:p>
-            <w:pPr>
-              <w:spacing w:after="40" w:before="0"/>
-              <w:jc w:val="left"/>
-            </w:pPr>
-            <w:r>
-              <w:rPr>
-                <w:rFonts w:ascii="Arial" w:cs="Arial" w:eastAsia="Arial" w:hAnsi="Arial"/>
-                <w:b/>
-                <w:bCs/>
-                <w:i w:val="false"/>
-                <w:iCs w:val="false"/>
-                <w:color w:val="000000"/>
-                <w:sz w:val="18"/>
-                <w:szCs w:val="18"/>
-              </w:rPr>
-              <w:t xml:space="preserve">2 — Observe</w:t>
+            <w:shd w:fill="D9EEF1" w:color="auto" w:val="clear"/>
+            <w:tcMar>
+              <w:top w:type="dxa" w:w="60"/>
+              <w:left w:type="dxa" w:w="120"/>
+              <w:bottom w:type="dxa" w:w="60"/>
+              <w:right w:type="dxa" w:w="120"/>
+            </w:tcMar>
+            <w:vAlign w:val="top"/>
+          </w:tcPr>
+          <w:p>
+            <w:pPr>
+              <w:spacing w:after="40" w:before="0"/>
+              <w:jc w:val="left"/>
+            </w:pPr>
+            <w:r>
+              <w:rPr>
+                <w:rFonts w:ascii="Arial" w:cs="Arial" w:eastAsia="Arial" w:hAnsi="Arial"/>
+                <w:b/>
+                <w:bCs/>
+                <w:i w:val="false"/>
+                <w:iCs w:val="false"/>
+                <w:color w:val="000000"/>
+                <w:sz w:val="18"/>
+                <w:szCs w:val="18"/>
+              </w:rPr>
+              <w:t xml:space="preserve">Observe Phase</w:t>
             </w:r>
           </w:p>
           <w:p>
@@ -21100,7 +21100,7 @@
             <w:pPr>
               <w:spacing w:after="20" w:before="0"/>
             </w:pPr>
-            <w:hyperlink w:history="1" r:id="rId5vzoyghfxi96decbazgsk">
+            <w:hyperlink w:history="1" r:id="rId4kkcjcnxelmwy-ahrdndg">
               <w:r>
                 <w:rPr>
                   <w:rFonts w:ascii="Arial" w:cs="Arial" w:eastAsia="Arial" w:hAnsi="Arial"/>
@@ -21133,7 +21133,7 @@
               <w:spacing w:after="10" w:before="0"/>
               <w:ind w:left="120"/>
             </w:pPr>
-            <w:hyperlink w:history="1" r:id="rId0ldxafea_dwijsnrb8hwq">
+            <w:hyperlink w:history="1" r:id="rIdghv7ztz_gp7re1agfuhpw">
               <w:r>
                 <w:rPr>
                   <w:rFonts w:ascii="Arial" w:cs="Arial" w:eastAsia="Arial" w:hAnsi="Arial"/>
@@ -21178,7 +21178,7 @@
             <w:pPr>
               <w:spacing w:after="20" w:before="0"/>
             </w:pPr>
-            <w:hyperlink w:history="1" r:id="rIdt7qz_izd-4kas3hriln7o">
+            <w:hyperlink w:history="1" r:id="rIdnvzcwalxx1k-jcwyifcah">
               <w:r>
                 <w:rPr>
                   <w:rFonts w:ascii="Arial" w:cs="Arial" w:eastAsia="Arial" w:hAnsi="Arial"/>
@@ -21211,7 +21211,7 @@
               <w:spacing w:after="10" w:before="0"/>
               <w:ind w:left="120"/>
             </w:pPr>
-            <w:hyperlink w:history="1" r:id="rIdkxzlclnkvaeygkas6hj58">
+            <w:hyperlink w:history="1" r:id="rIdeg4udrsv3cstybnuuoufk">
               <w:r>
                 <w:rPr>
                   <w:rFonts w:ascii="Arial" w:cs="Arial" w:eastAsia="Arial" w:hAnsi="Arial"/>
@@ -21358,32 +21358,32 @@
         <w:tc>
           <w:tcPr>
             <w:tcW w:type="dxa" w:w="1520"/>
-            <w:shd w:fill="F2F2F2" w:color="auto" w:val="clear"/>
-            <w:tcMar>
-              <w:top w:type="dxa" w:w="60"/>
-              <w:left w:type="dxa" w:w="120"/>
-              <w:bottom w:type="dxa" w:w="60"/>
-              <w:right w:type="dxa" w:w="120"/>
-            </w:tcMar>
-            <w:vAlign w:val="top"/>
-          </w:tcPr>
-          <w:p>
-            <w:pPr>
-              <w:spacing w:after="40" w:before="0"/>
-              <w:jc w:val="left"/>
-            </w:pPr>
-            <w:r>
-              <w:rPr>
-                <w:rFonts w:ascii="Arial" w:cs="Arial" w:eastAsia="Arial" w:hAnsi="Arial"/>
-                <w:b/>
-                <w:bCs/>
-                <w:i w:val="false"/>
-                <w:iCs w:val="false"/>
-                <w:color w:val="000000"/>
-                <w:sz w:val="18"/>
-                <w:szCs w:val="18"/>
-              </w:rPr>
-              <w:t xml:space="preserve">3 — Explain</w:t>
+            <w:shd w:fill="E2EFDA" w:color="auto" w:val="clear"/>
+            <w:tcMar>
+              <w:top w:type="dxa" w:w="60"/>
+              <w:left w:type="dxa" w:w="120"/>
+              <w:bottom w:type="dxa" w:w="60"/>
+              <w:right w:type="dxa" w:w="120"/>
+            </w:tcMar>
+            <w:vAlign w:val="top"/>
+          </w:tcPr>
+          <w:p>
+            <w:pPr>
+              <w:spacing w:after="40" w:before="0"/>
+              <w:jc w:val="left"/>
+            </w:pPr>
+            <w:r>
+              <w:rPr>
+                <w:rFonts w:ascii="Arial" w:cs="Arial" w:eastAsia="Arial" w:hAnsi="Arial"/>
+                <w:b/>
+                <w:bCs/>
+                <w:i w:val="false"/>
+                <w:iCs w:val="false"/>
+                <w:color w:val="000000"/>
+                <w:sz w:val="18"/>
+                <w:szCs w:val="18"/>
+              </w:rPr>
+              <w:t xml:space="preserve">Explain Phase</w:t>
             </w:r>
           </w:p>
           <w:p>
@@ -21406,7 +21406,7 @@
             <w:pPr>
               <w:spacing w:after="20" w:before="0"/>
             </w:pPr>
-            <w:hyperlink w:history="1" r:id="rIdifcjtkipow9osfaviylh8">
+            <w:hyperlink w:history="1" r:id="rIdlzsvtvk8gbs6qhqwnw3_y">
               <w:r>
                 <w:rPr>
                   <w:rFonts w:ascii="Arial" w:cs="Arial" w:eastAsia="Arial" w:hAnsi="Arial"/>
@@ -21439,7 +21439,7 @@
               <w:spacing w:after="10" w:before="0"/>
               <w:ind w:left="120"/>
             </w:pPr>
-            <w:hyperlink w:history="1" r:id="rIdnw8uc7nfq74jftoljbtq5">
+            <w:hyperlink w:history="1" r:id="rId3plgge0ajw1ylcdhunpze">
               <w:r>
                 <w:rPr>
                   <w:rFonts w:ascii="Arial" w:cs="Arial" w:eastAsia="Arial" w:hAnsi="Arial"/>
@@ -21484,7 +21484,7 @@
             <w:pPr>
               <w:spacing w:after="20" w:before="0"/>
             </w:pPr>
-            <w:hyperlink w:history="1" r:id="rIdzg_8ln2m-_hwekieggm3w">
+            <w:hyperlink w:history="1" r:id="rId3x_r9qdbeskqp1_59ewp_">
               <w:r>
                 <w:rPr>
                   <w:rFonts w:ascii="Arial" w:cs="Arial" w:eastAsia="Arial" w:hAnsi="Arial"/>
@@ -21517,7 +21517,7 @@
               <w:spacing w:after="10" w:before="0"/>
               <w:ind w:left="120"/>
             </w:pPr>
-            <w:hyperlink w:history="1" r:id="rIdv-zjykc7fr1ubryf8v3jo">
+            <w:hyperlink w:history="1" r:id="rIddj-r76v9gjl4cd0b_ynwm">
               <w:r>
                 <w:rPr>
                   <w:rFonts w:ascii="Arial" w:cs="Arial" w:eastAsia="Arial" w:hAnsi="Arial"/>
@@ -21664,32 +21664,32 @@
         <w:tc>
           <w:tcPr>
             <w:tcW w:type="dxa" w:w="1520"/>
-            <w:shd w:fill="F2F2F2" w:color="auto" w:val="clear"/>
-            <w:tcMar>
-              <w:top w:type="dxa" w:w="60"/>
-              <w:left w:type="dxa" w:w="120"/>
-              <w:bottom w:type="dxa" w:w="60"/>
-              <w:right w:type="dxa" w:w="120"/>
-            </w:tcMar>
-            <w:vAlign w:val="top"/>
-          </w:tcPr>
-          <w:p>
-            <w:pPr>
-              <w:spacing w:after="40" w:before="0"/>
-              <w:jc w:val="left"/>
-            </w:pPr>
-            <w:r>
-              <w:rPr>
-                <w:rFonts w:ascii="Arial" w:cs="Arial" w:eastAsia="Arial" w:hAnsi="Arial"/>
-                <w:b/>
-                <w:bCs/>
-                <w:i w:val="false"/>
-                <w:iCs w:val="false"/>
-                <w:color w:val="000000"/>
-                <w:sz w:val="18"/>
-                <w:szCs w:val="18"/>
-              </w:rPr>
-              <w:t xml:space="preserve">4 — Driving Question Board (DQB) Update</w:t>
+            <w:shd w:fill="FCE4D6" w:color="auto" w:val="clear"/>
+            <w:tcMar>
+              <w:top w:type="dxa" w:w="60"/>
+              <w:left w:type="dxa" w:w="120"/>
+              <w:bottom w:type="dxa" w:w="60"/>
+              <w:right w:type="dxa" w:w="120"/>
+            </w:tcMar>
+            <w:vAlign w:val="top"/>
+          </w:tcPr>
+          <w:p>
+            <w:pPr>
+              <w:spacing w:after="40" w:before="0"/>
+              <w:jc w:val="left"/>
+            </w:pPr>
+            <w:r>
+              <w:rPr>
+                <w:rFonts w:ascii="Arial" w:cs="Arial" w:eastAsia="Arial" w:hAnsi="Arial"/>
+                <w:b/>
+                <w:bCs/>
+                <w:i w:val="false"/>
+                <w:iCs w:val="false"/>
+                <w:color w:val="000000"/>
+                <w:sz w:val="18"/>
+                <w:szCs w:val="18"/>
+              </w:rPr>
+              <w:t xml:space="preserve">Driving Question Board (DQB) Creation</w:t>
             </w:r>
           </w:p>
           <w:p>
@@ -21712,7 +21712,7 @@
             <w:pPr>
               <w:spacing w:after="20" w:before="0"/>
             </w:pPr>
-            <w:hyperlink w:history="1" r:id="rId1mhs5w4r7ccrre-fr-dwq">
+            <w:hyperlink w:history="1" r:id="rIdvqfyd0ivijo2omokavnf2">
               <w:r>
                 <w:rPr>
                   <w:rFonts w:ascii="Arial" w:cs="Arial" w:eastAsia="Arial" w:hAnsi="Arial"/>
@@ -21745,7 +21745,7 @@
               <w:spacing w:after="10" w:before="0"/>
               <w:ind w:left="120"/>
             </w:pPr>
-            <w:hyperlink w:history="1" r:id="rIdupmkn8ifcan2qol7gb69v">
+            <w:hyperlink w:history="1" r:id="rIdzkz8rs2zjt94g0w86ufuq">
               <w:r>
                 <w:rPr>
                   <w:rFonts w:ascii="Arial" w:cs="Arial" w:eastAsia="Arial" w:hAnsi="Arial"/>
@@ -21790,7 +21790,7 @@
             <w:pPr>
               <w:spacing w:after="20" w:before="0"/>
             </w:pPr>
-            <w:hyperlink w:history="1" r:id="rIdrgujyhzakgewiepkfubar">
+            <w:hyperlink w:history="1" r:id="rIddfq-mr-yf7vzkw1izzeba">
               <w:r>
                 <w:rPr>
                   <w:rFonts w:ascii="Arial" w:cs="Arial" w:eastAsia="Arial" w:hAnsi="Arial"/>
@@ -21823,7 +21823,7 @@
               <w:spacing w:after="10" w:before="0"/>
               <w:ind w:left="120"/>
             </w:pPr>
-            <w:hyperlink w:history="1" r:id="rId--ordpo-msunalxmzv3fv">
+            <w:hyperlink w:history="1" r:id="rIdwlixvjlr4l6sfwmjqlirw">
               <w:r>
                 <w:rPr>
                   <w:rFonts w:ascii="Arial" w:cs="Arial" w:eastAsia="Arial" w:hAnsi="Arial"/>
@@ -21970,32 +21970,32 @@
         <w:tc>
           <w:tcPr>
             <w:tcW w:type="dxa" w:w="1520"/>
-            <w:shd w:fill="F2F2F2" w:color="auto" w:val="clear"/>
-            <w:tcMar>
-              <w:top w:type="dxa" w:w="60"/>
-              <w:left w:type="dxa" w:w="120"/>
-              <w:bottom w:type="dxa" w:w="60"/>
-              <w:right w:type="dxa" w:w="120"/>
-            </w:tcMar>
-            <w:vAlign w:val="top"/>
-          </w:tcPr>
-          <w:p>
-            <w:pPr>
-              <w:spacing w:after="40" w:before="0"/>
-              <w:jc w:val="left"/>
-            </w:pPr>
-            <w:r>
-              <w:rPr>
-                <w:rFonts w:ascii="Arial" w:cs="Arial" w:eastAsia="Arial" w:hAnsi="Arial"/>
-                <w:b/>
-                <w:bCs/>
-                <w:i w:val="false"/>
-                <w:iCs w:val="false"/>
-                <w:color w:val="000000"/>
-                <w:sz w:val="18"/>
-                <w:szCs w:val="18"/>
-              </w:rPr>
-              <w:t xml:space="preserve">5 — Model Building</w:t>
+            <w:shd w:fill="D5E8F0" w:color="auto" w:val="clear"/>
+            <w:tcMar>
+              <w:top w:type="dxa" w:w="60"/>
+              <w:left w:type="dxa" w:w="120"/>
+              <w:bottom w:type="dxa" w:w="60"/>
+              <w:right w:type="dxa" w:w="120"/>
+            </w:tcMar>
+            <w:vAlign w:val="top"/>
+          </w:tcPr>
+          <w:p>
+            <w:pPr>
+              <w:spacing w:after="40" w:before="0"/>
+              <w:jc w:val="left"/>
+            </w:pPr>
+            <w:r>
+              <w:rPr>
+                <w:rFonts w:ascii="Arial" w:cs="Arial" w:eastAsia="Arial" w:hAnsi="Arial"/>
+                <w:b/>
+                <w:bCs/>
+                <w:i w:val="false"/>
+                <w:iCs w:val="false"/>
+                <w:color w:val="000000"/>
+                <w:sz w:val="18"/>
+                <w:szCs w:val="18"/>
+              </w:rPr>
+              <w:t xml:space="preserve">Model Building Phase</w:t>
             </w:r>
           </w:p>
           <w:p>
@@ -22018,7 +22018,7 @@
             <w:pPr>
               <w:spacing w:after="20" w:before="0"/>
             </w:pPr>
-            <w:hyperlink w:history="1" r:id="rIdlsm0fi7ks8r3ctx52xb-w">
+            <w:hyperlink w:history="1" r:id="rIdywmqzhz372mxcekuncvec">
               <w:r>
                 <w:rPr>
                   <w:rFonts w:ascii="Arial" w:cs="Arial" w:eastAsia="Arial" w:hAnsi="Arial"/>
@@ -22051,7 +22051,7 @@
               <w:spacing w:after="10" w:before="0"/>
               <w:ind w:left="120"/>
             </w:pPr>
-            <w:hyperlink w:history="1" r:id="rIdamkj4vgc7x158jes_jv0o">
+            <w:hyperlink w:history="1" r:id="rIdmrwyv0u6pqgmd-qzrkrg7">
               <w:r>
                 <w:rPr>
                   <w:rFonts w:ascii="Arial" w:cs="Arial" w:eastAsia="Arial" w:hAnsi="Arial"/>
@@ -22096,7 +22096,7 @@
             <w:pPr>
               <w:spacing w:after="20" w:before="0"/>
             </w:pPr>
-            <w:hyperlink w:history="1" r:id="rIdq2w3o838z8lpmx_hxvgrp">
+            <w:hyperlink w:history="1" r:id="rIdtz6jx5ufgqz9gi_i4wtud">
               <w:r>
                 <w:rPr>
                   <w:rFonts w:ascii="Arial" w:cs="Arial" w:eastAsia="Arial" w:hAnsi="Arial"/>
@@ -22129,7 +22129,7 @@
               <w:spacing w:after="10" w:before="0"/>
               <w:ind w:left="120"/>
             </w:pPr>
-            <w:hyperlink w:history="1" r:id="rIdsknizbc__3wzmp9qz7cbe">
+            <w:hyperlink w:history="1" r:id="rIdaac2ygkp3indy3_tulpna">
               <w:r>
                 <w:rPr>
                   <w:rFonts w:ascii="Arial" w:cs="Arial" w:eastAsia="Arial" w:hAnsi="Arial"/>
@@ -23568,32 +23568,32 @@
         <w:tc>
           <w:tcPr>
             <w:tcW w:type="dxa" w:w="1520"/>
-            <w:shd w:fill="F2F2F2" w:color="auto" w:val="clear"/>
-            <w:tcMar>
-              <w:top w:type="dxa" w:w="60"/>
-              <w:left w:type="dxa" w:w="120"/>
-              <w:bottom w:type="dxa" w:w="60"/>
-              <w:right w:type="dxa" w:w="120"/>
-            </w:tcMar>
-            <w:vAlign w:val="top"/>
-          </w:tcPr>
-          <w:p>
-            <w:pPr>
-              <w:spacing w:after="40" w:before="0"/>
-              <w:jc w:val="left"/>
-            </w:pPr>
-            <w:r>
-              <w:rPr>
-                <w:rFonts w:ascii="Arial" w:cs="Arial" w:eastAsia="Arial" w:hAnsi="Arial"/>
-                <w:b/>
-                <w:bCs/>
-                <w:i w:val="false"/>
-                <w:iCs w:val="false"/>
-                <w:color w:val="000000"/>
-                <w:sz w:val="18"/>
-                <w:szCs w:val="18"/>
-              </w:rPr>
-              <w:t xml:space="preserve">Phase 1 — Predict (10 minutes)</w:t>
+            <w:shd w:fill="EAD1F5" w:color="auto" w:val="clear"/>
+            <w:tcMar>
+              <w:top w:type="dxa" w:w="60"/>
+              <w:left w:type="dxa" w:w="120"/>
+              <w:bottom w:type="dxa" w:w="60"/>
+              <w:right w:type="dxa" w:w="120"/>
+            </w:tcMar>
+            <w:vAlign w:val="top"/>
+          </w:tcPr>
+          <w:p>
+            <w:pPr>
+              <w:spacing w:after="40" w:before="0"/>
+              <w:jc w:val="left"/>
+            </w:pPr>
+            <w:r>
+              <w:rPr>
+                <w:rFonts w:ascii="Arial" w:cs="Arial" w:eastAsia="Arial" w:hAnsi="Arial"/>
+                <w:b/>
+                <w:bCs/>
+                <w:i w:val="false"/>
+                <w:iCs w:val="false"/>
+                <w:color w:val="000000"/>
+                <w:sz w:val="18"/>
+                <w:szCs w:val="18"/>
+              </w:rPr>
+              <w:t xml:space="preserve">Predict Phase</w:t>
             </w:r>
           </w:p>
           <w:p>
@@ -23616,7 +23616,7 @@
             <w:pPr>
               <w:spacing w:after="20" w:before="0"/>
             </w:pPr>
-            <w:hyperlink w:history="1" r:id="rIdcusf4n8ffhti5tiegwvyo">
+            <w:hyperlink w:history="1" r:id="rIdezjvxrl92sutcrfrdigj0">
               <w:r>
                 <w:rPr>
                   <w:rFonts w:ascii="Arial" w:cs="Arial" w:eastAsia="Arial" w:hAnsi="Arial"/>
@@ -23649,7 +23649,7 @@
               <w:spacing w:after="10" w:before="0"/>
               <w:ind w:left="120"/>
             </w:pPr>
-            <w:hyperlink w:history="1" r:id="rId-x2gyiuzkb_kgt9k6ec-l">
+            <w:hyperlink w:history="1" r:id="rIdldd3kcjjn_twj-d1s2_jh">
               <w:r>
                 <w:rPr>
                   <w:rFonts w:ascii="Arial" w:cs="Arial" w:eastAsia="Arial" w:hAnsi="Arial"/>
@@ -23694,7 +23694,7 @@
             <w:pPr>
               <w:spacing w:after="20" w:before="0"/>
             </w:pPr>
-            <w:hyperlink w:history="1" r:id="rIdq36dxr0usytmscrel7qaf">
+            <w:hyperlink w:history="1" r:id="rIdp1thzsp-6hkgebzvnlhy1">
               <w:r>
                 <w:rPr>
                   <w:rFonts w:ascii="Arial" w:cs="Arial" w:eastAsia="Arial" w:hAnsi="Arial"/>
@@ -23727,7 +23727,7 @@
               <w:spacing w:after="10" w:before="0"/>
               <w:ind w:left="120"/>
             </w:pPr>
-            <w:hyperlink w:history="1" r:id="rId1nkybelqhqva5c94f9igt">
+            <w:hyperlink w:history="1" r:id="rIdzlkyupncalxjt5sw_kdvy">
               <w:r>
                 <w:rPr>
                   <w:rFonts w:ascii="Arial" w:cs="Arial" w:eastAsia="Arial" w:hAnsi="Arial"/>
@@ -23874,32 +23874,32 @@
         <w:tc>
           <w:tcPr>
             <w:tcW w:type="dxa" w:w="1520"/>
-            <w:shd w:fill="F2F2F2" w:color="auto" w:val="clear"/>
-            <w:tcMar>
-              <w:top w:type="dxa" w:w="60"/>
-              <w:left w:type="dxa" w:w="120"/>
-              <w:bottom w:type="dxa" w:w="60"/>
-              <w:right w:type="dxa" w:w="120"/>
-            </w:tcMar>
-            <w:vAlign w:val="top"/>
-          </w:tcPr>
-          <w:p>
-            <w:pPr>
-              <w:spacing w:after="40" w:before="0"/>
-              <w:jc w:val="left"/>
-            </w:pPr>
-            <w:r>
-              <w:rPr>
-                <w:rFonts w:ascii="Arial" w:cs="Arial" w:eastAsia="Arial" w:hAnsi="Arial"/>
-                <w:b/>
-                <w:bCs/>
-                <w:i w:val="false"/>
-                <w:iCs w:val="false"/>
-                <w:color w:val="000000"/>
-                <w:sz w:val="18"/>
-                <w:szCs w:val="18"/>
-              </w:rPr>
-              <w:t xml:space="preserve">Phase 2 — Observe (18 minutes)</w:t>
+            <w:shd w:fill="D9EEF1" w:color="auto" w:val="clear"/>
+            <w:tcMar>
+              <w:top w:type="dxa" w:w="60"/>
+              <w:left w:type="dxa" w:w="120"/>
+              <w:bottom w:type="dxa" w:w="60"/>
+              <w:right w:type="dxa" w:w="120"/>
+            </w:tcMar>
+            <w:vAlign w:val="top"/>
+          </w:tcPr>
+          <w:p>
+            <w:pPr>
+              <w:spacing w:after="40" w:before="0"/>
+              <w:jc w:val="left"/>
+            </w:pPr>
+            <w:r>
+              <w:rPr>
+                <w:rFonts w:ascii="Arial" w:cs="Arial" w:eastAsia="Arial" w:hAnsi="Arial"/>
+                <w:b/>
+                <w:bCs/>
+                <w:i w:val="false"/>
+                <w:iCs w:val="false"/>
+                <w:color w:val="000000"/>
+                <w:sz w:val="18"/>
+                <w:szCs w:val="18"/>
+              </w:rPr>
+              <w:t xml:space="preserve">Observe Phase</w:t>
             </w:r>
           </w:p>
           <w:p>
@@ -23922,7 +23922,7 @@
             <w:pPr>
               <w:spacing w:after="20" w:before="0"/>
             </w:pPr>
-            <w:hyperlink w:history="1" r:id="rIdbavqtnsh0jav897tksx2h">
+            <w:hyperlink w:history="1" r:id="rIds_dzizrh6agjmunc4hekk">
               <w:r>
                 <w:rPr>
                   <w:rFonts w:ascii="Arial" w:cs="Arial" w:eastAsia="Arial" w:hAnsi="Arial"/>
@@ -23955,7 +23955,7 @@
               <w:spacing w:after="10" w:before="0"/>
               <w:ind w:left="120"/>
             </w:pPr>
-            <w:hyperlink w:history="1" r:id="rIdtwnhva1hoxc3ricsyakdw">
+            <w:hyperlink w:history="1" r:id="rIdwvxcvcwqp_ve1qoqc_nyv">
               <w:r>
                 <w:rPr>
                   <w:rFonts w:ascii="Arial" w:cs="Arial" w:eastAsia="Arial" w:hAnsi="Arial"/>
@@ -24000,7 +24000,7 @@
             <w:pPr>
               <w:spacing w:after="20" w:before="0"/>
             </w:pPr>
-            <w:hyperlink w:history="1" r:id="rIdiec19zmgyouglfpm-r6zb">
+            <w:hyperlink w:history="1" r:id="rIdb67x1u1nplzw6lhlzhcsw">
               <w:r>
                 <w:rPr>
                   <w:rFonts w:ascii="Arial" w:cs="Arial" w:eastAsia="Arial" w:hAnsi="Arial"/>
@@ -24033,7 +24033,7 @@
               <w:spacing w:after="10" w:before="0"/>
               <w:ind w:left="120"/>
             </w:pPr>
-            <w:hyperlink w:history="1" r:id="rIdfee7gedmrylb7_mtqlkkk">
+            <w:hyperlink w:history="1" r:id="rIdxfibteyeo-dq2_sz_qyj2">
               <w:r>
                 <w:rPr>
                   <w:rFonts w:ascii="Arial" w:cs="Arial" w:eastAsia="Arial" w:hAnsi="Arial"/>
@@ -24180,32 +24180,32 @@
         <w:tc>
           <w:tcPr>
             <w:tcW w:type="dxa" w:w="1520"/>
-            <w:shd w:fill="F2F2F2" w:color="auto" w:val="clear"/>
-            <w:tcMar>
-              <w:top w:type="dxa" w:w="60"/>
-              <w:left w:type="dxa" w:w="120"/>
-              <w:bottom w:type="dxa" w:w="60"/>
-              <w:right w:type="dxa" w:w="120"/>
-            </w:tcMar>
-            <w:vAlign w:val="top"/>
-          </w:tcPr>
-          <w:p>
-            <w:pPr>
-              <w:spacing w:after="40" w:before="0"/>
-              <w:jc w:val="left"/>
-            </w:pPr>
-            <w:r>
-              <w:rPr>
-                <w:rFonts w:ascii="Arial" w:cs="Arial" w:eastAsia="Arial" w:hAnsi="Arial"/>
-                <w:b/>
-                <w:bCs/>
-                <w:i w:val="false"/>
-                <w:iCs w:val="false"/>
-                <w:color w:val="000000"/>
-                <w:sz w:val="18"/>
-                <w:szCs w:val="18"/>
-              </w:rPr>
-              <w:t xml:space="preserve">Phase 3 — Explain (22 minutes)</w:t>
+            <w:shd w:fill="E2EFDA" w:color="auto" w:val="clear"/>
+            <w:tcMar>
+              <w:top w:type="dxa" w:w="60"/>
+              <w:left w:type="dxa" w:w="120"/>
+              <w:bottom w:type="dxa" w:w="60"/>
+              <w:right w:type="dxa" w:w="120"/>
+            </w:tcMar>
+            <w:vAlign w:val="top"/>
+          </w:tcPr>
+          <w:p>
+            <w:pPr>
+              <w:spacing w:after="40" w:before="0"/>
+              <w:jc w:val="left"/>
+            </w:pPr>
+            <w:r>
+              <w:rPr>
+                <w:rFonts w:ascii="Arial" w:cs="Arial" w:eastAsia="Arial" w:hAnsi="Arial"/>
+                <w:b/>
+                <w:bCs/>
+                <w:i w:val="false"/>
+                <w:iCs w:val="false"/>
+                <w:color w:val="000000"/>
+                <w:sz w:val="18"/>
+                <w:szCs w:val="18"/>
+              </w:rPr>
+              <w:t xml:space="preserve">Explain Phase</w:t>
             </w:r>
           </w:p>
           <w:p>
@@ -24228,7 +24228,7 @@
             <w:pPr>
               <w:spacing w:after="20" w:before="0"/>
             </w:pPr>
-            <w:hyperlink w:history="1" r:id="rIdv_i-osf7ycdayq8wxjg1i">
+            <w:hyperlink w:history="1" r:id="rId98alonpdtleus-gbhv73n">
               <w:r>
                 <w:rPr>
                   <w:rFonts w:ascii="Arial" w:cs="Arial" w:eastAsia="Arial" w:hAnsi="Arial"/>
@@ -24261,7 +24261,7 @@
               <w:spacing w:after="10" w:before="0"/>
               <w:ind w:left="120"/>
             </w:pPr>
-            <w:hyperlink w:history="1" r:id="rIdwxpfixufdtcdpbumyi8dx">
+            <w:hyperlink w:history="1" r:id="rIdkh7yd5b1skficezp65str">
               <w:r>
                 <w:rPr>
                   <w:rFonts w:ascii="Arial" w:cs="Arial" w:eastAsia="Arial" w:hAnsi="Arial"/>
@@ -24306,7 +24306,7 @@
             <w:pPr>
               <w:spacing w:after="20" w:before="0"/>
             </w:pPr>
-            <w:hyperlink w:history="1" r:id="rIdmm8gvfdk_rhc7_cjvamtc">
+            <w:hyperlink w:history="1" r:id="rIdjqvm09nr-6-pb_wqyqbrm">
               <w:r>
                 <w:rPr>
                   <w:rFonts w:ascii="Arial" w:cs="Arial" w:eastAsia="Arial" w:hAnsi="Arial"/>
@@ -24339,7 +24339,7 @@
               <w:spacing w:after="10" w:before="0"/>
               <w:ind w:left="120"/>
             </w:pPr>
-            <w:hyperlink w:history="1" r:id="rIdaislprxyhbwbbz-ltbpp5">
+            <w:hyperlink w:history="1" r:id="rId43lszwnccdub8bawjhobq">
               <w:r>
                 <w:rPr>
                   <w:rFonts w:ascii="Arial" w:cs="Arial" w:eastAsia="Arial" w:hAnsi="Arial"/>
@@ -24486,32 +24486,32 @@
         <w:tc>
           <w:tcPr>
             <w:tcW w:type="dxa" w:w="1520"/>
-            <w:shd w:fill="F2F2F2" w:color="auto" w:val="clear"/>
-            <w:tcMar>
-              <w:top w:type="dxa" w:w="60"/>
-              <w:left w:type="dxa" w:w="120"/>
-              <w:bottom w:type="dxa" w:w="60"/>
-              <w:right w:type="dxa" w:w="120"/>
-            </w:tcMar>
-            <w:vAlign w:val="top"/>
-          </w:tcPr>
-          <w:p>
-            <w:pPr>
-              <w:spacing w:after="40" w:before="0"/>
-              <w:jc w:val="left"/>
-            </w:pPr>
-            <w:r>
-              <w:rPr>
-                <w:rFonts w:ascii="Arial" w:cs="Arial" w:eastAsia="Arial" w:hAnsi="Arial"/>
-                <w:b/>
-                <w:bCs/>
-                <w:i w:val="false"/>
-                <w:iCs w:val="false"/>
-                <w:color w:val="000000"/>
-                <w:sz w:val="18"/>
-                <w:szCs w:val="18"/>
-              </w:rPr>
-              <w:t xml:space="preserve">Phase 4 — Driving Question Board (DQB) Completion (12 minutes)</w:t>
+            <w:shd w:fill="FCE4D6" w:color="auto" w:val="clear"/>
+            <w:tcMar>
+              <w:top w:type="dxa" w:w="60"/>
+              <w:left w:type="dxa" w:w="120"/>
+              <w:bottom w:type="dxa" w:w="60"/>
+              <w:right w:type="dxa" w:w="120"/>
+            </w:tcMar>
+            <w:vAlign w:val="top"/>
+          </w:tcPr>
+          <w:p>
+            <w:pPr>
+              <w:spacing w:after="40" w:before="0"/>
+              <w:jc w:val="left"/>
+            </w:pPr>
+            <w:r>
+              <w:rPr>
+                <w:rFonts w:ascii="Arial" w:cs="Arial" w:eastAsia="Arial" w:hAnsi="Arial"/>
+                <w:b/>
+                <w:bCs/>
+                <w:i w:val="false"/>
+                <w:iCs w:val="false"/>
+                <w:color w:val="000000"/>
+                <w:sz w:val="18"/>
+                <w:szCs w:val="18"/>
+              </w:rPr>
+              <w:t xml:space="preserve">Driving Question Board (DQB) Creation</w:t>
             </w:r>
           </w:p>
           <w:p>
@@ -24534,7 +24534,7 @@
             <w:pPr>
               <w:spacing w:after="20" w:before="0"/>
             </w:pPr>
-            <w:hyperlink w:history="1" r:id="rIdd8t0a3v28oi0ps0sgdmaa">
+            <w:hyperlink w:history="1" r:id="rIdhlqfykx7fazpw_hgpml5o">
               <w:r>
                 <w:rPr>
                   <w:rFonts w:ascii="Arial" w:cs="Arial" w:eastAsia="Arial" w:hAnsi="Arial"/>
@@ -24567,7 +24567,7 @@
               <w:spacing w:after="10" w:before="0"/>
               <w:ind w:left="120"/>
             </w:pPr>
-            <w:hyperlink w:history="1" r:id="rIdvwyio5ac6neiukw8-7ukv">
+            <w:hyperlink w:history="1" r:id="rId2czglj3qinhadqakt4xxj">
               <w:r>
                 <w:rPr>
                   <w:rFonts w:ascii="Arial" w:cs="Arial" w:eastAsia="Arial" w:hAnsi="Arial"/>
@@ -24612,7 +24612,7 @@
             <w:pPr>
               <w:spacing w:after="20" w:before="0"/>
             </w:pPr>
-            <w:hyperlink w:history="1" r:id="rIdbfa0fvbabsl62e3zumb4c">
+            <w:hyperlink w:history="1" r:id="rIdotz0hfcfdqrm2gtjpnmhe">
               <w:r>
                 <w:rPr>
                   <w:rFonts w:ascii="Arial" w:cs="Arial" w:eastAsia="Arial" w:hAnsi="Arial"/>
@@ -24645,7 +24645,7 @@
               <w:spacing w:after="10" w:before="0"/>
               <w:ind w:left="120"/>
             </w:pPr>
-            <w:hyperlink w:history="1" r:id="rIdh0ij9rls5ibbntcciz_rw">
+            <w:hyperlink w:history="1" r:id="rId2h_eeo3prdcnla7m4my_k">
               <w:r>
                 <w:rPr>
                   <w:rFonts w:ascii="Arial" w:cs="Arial" w:eastAsia="Arial" w:hAnsi="Arial"/>
@@ -24792,32 +24792,32 @@
         <w:tc>
           <w:tcPr>
             <w:tcW w:type="dxa" w:w="1520"/>
-            <w:shd w:fill="F2F2F2" w:color="auto" w:val="clear"/>
-            <w:tcMar>
-              <w:top w:type="dxa" w:w="60"/>
-              <w:left w:type="dxa" w:w="120"/>
-              <w:bottom w:type="dxa" w:w="60"/>
-              <w:right w:type="dxa" w:w="120"/>
-            </w:tcMar>
-            <w:vAlign w:val="top"/>
-          </w:tcPr>
-          <w:p>
-            <w:pPr>
-              <w:spacing w:after="40" w:before="0"/>
-              <w:jc w:val="left"/>
-            </w:pPr>
-            <w:r>
-              <w:rPr>
-                <w:rFonts w:ascii="Arial" w:cs="Arial" w:eastAsia="Arial" w:hAnsi="Arial"/>
-                <w:b/>
-                <w:bCs/>
-                <w:i w:val="false"/>
-                <w:iCs w:val="false"/>
-                <w:color w:val="000000"/>
-                <w:sz w:val="18"/>
-                <w:szCs w:val="18"/>
-              </w:rPr>
-              <w:t xml:space="preserve">Phase 5 — Model Building: Final Model vs Lesson-1 Model (18 minutes)</w:t>
+            <w:shd w:fill="D5E8F0" w:color="auto" w:val="clear"/>
+            <w:tcMar>
+              <w:top w:type="dxa" w:w="60"/>
+              <w:left w:type="dxa" w:w="120"/>
+              <w:bottom w:type="dxa" w:w="60"/>
+              <w:right w:type="dxa" w:w="120"/>
+            </w:tcMar>
+            <w:vAlign w:val="top"/>
+          </w:tcPr>
+          <w:p>
+            <w:pPr>
+              <w:spacing w:after="40" w:before="0"/>
+              <w:jc w:val="left"/>
+            </w:pPr>
+            <w:r>
+              <w:rPr>
+                <w:rFonts w:ascii="Arial" w:cs="Arial" w:eastAsia="Arial" w:hAnsi="Arial"/>
+                <w:b/>
+                <w:bCs/>
+                <w:i w:val="false"/>
+                <w:iCs w:val="false"/>
+                <w:color w:val="000000"/>
+                <w:sz w:val="18"/>
+                <w:szCs w:val="18"/>
+              </w:rPr>
+              <w:t xml:space="preserve">Model Building Phase</w:t>
             </w:r>
           </w:p>
           <w:p>
@@ -24840,7 +24840,7 @@
             <w:pPr>
               <w:spacing w:after="20" w:before="0"/>
             </w:pPr>
-            <w:hyperlink w:history="1" r:id="rIdffghhfyv3j25xxe6to5pq">
+            <w:hyperlink w:history="1" r:id="rId_svii9megivnumcago3ki">
               <w:r>
                 <w:rPr>
                   <w:rFonts w:ascii="Arial" w:cs="Arial" w:eastAsia="Arial" w:hAnsi="Arial"/>
@@ -24873,7 +24873,7 @@
               <w:spacing w:after="10" w:before="0"/>
               <w:ind w:left="120"/>
             </w:pPr>
-            <w:hyperlink w:history="1" r:id="rIdwr6t2snqlyrtndsdpp_ni">
+            <w:hyperlink w:history="1" r:id="rIdg0yrwjejh3rrj0t2toxv1">
               <w:r>
                 <w:rPr>
                   <w:rFonts w:ascii="Arial" w:cs="Arial" w:eastAsia="Arial" w:hAnsi="Arial"/>
@@ -24918,7 +24918,7 @@
             <w:pPr>
               <w:spacing w:after="20" w:before="0"/>
             </w:pPr>
-            <w:hyperlink w:history="1" r:id="rId_pjyiuve67ns7mrpcibp-">
+            <w:hyperlink w:history="1" r:id="rIdpmpotamyrynv-kufttjqb">
               <w:r>
                 <w:rPr>
                   <w:rFonts w:ascii="Arial" w:cs="Arial" w:eastAsia="Arial" w:hAnsi="Arial"/>
@@ -24951,7 +24951,7 @@
               <w:spacing w:after="10" w:before="0"/>
               <w:ind w:left="120"/>
             </w:pPr>
-            <w:hyperlink w:history="1" r:id="rIdpqady2zpmxvl6w8ce5t4c">
+            <w:hyperlink w:history="1" r:id="rId49wqoopjs4istu-9kq9o0">
               <w:r>
                 <w:rPr>
                   <w:rFonts w:ascii="Arial" w:cs="Arial" w:eastAsia="Arial" w:hAnsi="Arial"/>

--- a/data/outputs/v2/Essential_Mathematics/SS2.3_Trigonometry/Essential_Mathematics_Trigonometry_CBE_LessonSequence.docx
+++ b/data/outputs/v2/Essential_Mathematics/SS2.3_Trigonometry/Essential_Mathematics_Trigonometry_CBE_LessonSequence.docx
@@ -3468,7 +3468,7 @@
             <w:pPr>
               <w:spacing w:after="20" w:before="0"/>
             </w:pPr>
-            <w:hyperlink w:history="1" r:id="rIdpraqwcjz7i97ahhkjkawf">
+            <w:hyperlink w:history="1" r:id="rIdzr63i44xewco_a_tha9lu">
               <w:r>
                 <w:rPr>
                   <w:rFonts w:ascii="Arial" w:cs="Arial" w:eastAsia="Arial" w:hAnsi="Arial"/>
@@ -3501,7 +3501,7 @@
               <w:spacing w:after="10" w:before="0"/>
               <w:ind w:left="120"/>
             </w:pPr>
-            <w:hyperlink w:history="1" r:id="rIdlkxlpgqobhkz7sfsg85jf">
+            <w:hyperlink w:history="1" r:id="rIddan3s7nr6f2wnfx_iopbw">
               <w:r>
                 <w:rPr>
                   <w:rFonts w:ascii="Arial" w:cs="Arial" w:eastAsia="Arial" w:hAnsi="Arial"/>
@@ -3546,7 +3546,7 @@
             <w:pPr>
               <w:spacing w:after="20" w:before="0"/>
             </w:pPr>
-            <w:hyperlink w:history="1" r:id="rIdscmbnewnlr_acop1l1eye">
+            <w:hyperlink w:history="1" r:id="rIdss1vpizu3lzv4llmxonzw">
               <w:r>
                 <w:rPr>
                   <w:rFonts w:ascii="Arial" w:cs="Arial" w:eastAsia="Arial" w:hAnsi="Arial"/>
@@ -3579,7 +3579,7 @@
               <w:spacing w:after="10" w:before="0"/>
               <w:ind w:left="120"/>
             </w:pPr>
-            <w:hyperlink w:history="1" r:id="rIdvjnqwiphtuqacs_bb-h3s">
+            <w:hyperlink w:history="1" r:id="rIdbku-x7p4cmjzl4lwgyklq">
               <w:r>
                 <w:rPr>
                   <w:rFonts w:ascii="Arial" w:cs="Arial" w:eastAsia="Arial" w:hAnsi="Arial"/>
@@ -3774,7 +3774,7 @@
             <w:pPr>
               <w:spacing w:after="20" w:before="0"/>
             </w:pPr>
-            <w:hyperlink w:history="1" r:id="rId-8qagoxj519akznfuei6r">
+            <w:hyperlink w:history="1" r:id="rIdsrreg6kcccdwwus7y88vv">
               <w:r>
                 <w:rPr>
                   <w:rFonts w:ascii="Arial" w:cs="Arial" w:eastAsia="Arial" w:hAnsi="Arial"/>
@@ -3807,7 +3807,7 @@
               <w:spacing w:after="10" w:before="0"/>
               <w:ind w:left="120"/>
             </w:pPr>
-            <w:hyperlink w:history="1" r:id="rIdkp8pbah5ceujbwdxg7hah">
+            <w:hyperlink w:history="1" r:id="rIdq17kgegweev4n3zxczw6c">
               <w:r>
                 <w:rPr>
                   <w:rFonts w:ascii="Arial" w:cs="Arial" w:eastAsia="Arial" w:hAnsi="Arial"/>
@@ -3852,7 +3852,7 @@
             <w:pPr>
               <w:spacing w:after="20" w:before="0"/>
             </w:pPr>
-            <w:hyperlink w:history="1" r:id="rIdowsyxzu8m8x8sbgc1qo-o">
+            <w:hyperlink w:history="1" r:id="rIdvqcojrtgsvvrs1engqjjh">
               <w:r>
                 <w:rPr>
                   <w:rFonts w:ascii="Arial" w:cs="Arial" w:eastAsia="Arial" w:hAnsi="Arial"/>
@@ -3885,7 +3885,7 @@
               <w:spacing w:after="10" w:before="0"/>
               <w:ind w:left="120"/>
             </w:pPr>
-            <w:hyperlink w:history="1" r:id="rId3k4v_ywn3rsbdugif7q4z">
+            <w:hyperlink w:history="1" r:id="rIdiyls8spp16_hehekrmiod">
               <w:r>
                 <w:rPr>
                   <w:rFonts w:ascii="Arial" w:cs="Arial" w:eastAsia="Arial" w:hAnsi="Arial"/>
@@ -4080,7 +4080,7 @@
             <w:pPr>
               <w:spacing w:after="20" w:before="0"/>
             </w:pPr>
-            <w:hyperlink w:history="1" r:id="rIdpqbcljrlt79eboapzxckg">
+            <w:hyperlink w:history="1" r:id="rIdz05izzcwd5mq7ohy7zp9f">
               <w:r>
                 <w:rPr>
                   <w:rFonts w:ascii="Arial" w:cs="Arial" w:eastAsia="Arial" w:hAnsi="Arial"/>
@@ -4113,7 +4113,7 @@
               <w:spacing w:after="10" w:before="0"/>
               <w:ind w:left="120"/>
             </w:pPr>
-            <w:hyperlink w:history="1" r:id="rIdctgnvm4pme-paezpnavun">
+            <w:hyperlink w:history="1" r:id="rIdppjmlavfcipjbhiywg9da">
               <w:r>
                 <w:rPr>
                   <w:rFonts w:ascii="Arial" w:cs="Arial" w:eastAsia="Arial" w:hAnsi="Arial"/>
@@ -4158,7 +4158,7 @@
             <w:pPr>
               <w:spacing w:after="20" w:before="0"/>
             </w:pPr>
-            <w:hyperlink w:history="1" r:id="rIdfzohv4rckx8irjb41mdbn">
+            <w:hyperlink w:history="1" r:id="rId9tm8asti1yzcrqskdb4oz">
               <w:r>
                 <w:rPr>
                   <w:rFonts w:ascii="Arial" w:cs="Arial" w:eastAsia="Arial" w:hAnsi="Arial"/>
@@ -4191,7 +4191,7 @@
               <w:spacing w:after="10" w:before="0"/>
               <w:ind w:left="120"/>
             </w:pPr>
-            <w:hyperlink w:history="1" r:id="rIdzykrjthbjhf3f2ffb8xyt">
+            <w:hyperlink w:history="1" r:id="rIdebi_efrnsvjmuj-jnni1j">
               <w:r>
                 <w:rPr>
                   <w:rFonts w:ascii="Arial" w:cs="Arial" w:eastAsia="Arial" w:hAnsi="Arial"/>
@@ -4386,7 +4386,7 @@
             <w:pPr>
               <w:spacing w:after="20" w:before="0"/>
             </w:pPr>
-            <w:hyperlink w:history="1" r:id="rIdk9wehmul2nm7yk4-xwuyi">
+            <w:hyperlink w:history="1" r:id="rIdkev_zxqbxpbyzgk0u0izb">
               <w:r>
                 <w:rPr>
                   <w:rFonts w:ascii="Arial" w:cs="Arial" w:eastAsia="Arial" w:hAnsi="Arial"/>
@@ -4419,7 +4419,7 @@
               <w:spacing w:after="10" w:before="0"/>
               <w:ind w:left="120"/>
             </w:pPr>
-            <w:hyperlink w:history="1" r:id="rIdacp4neo8gk4nhrlok5etk">
+            <w:hyperlink w:history="1" r:id="rIdevyslynwlurnwjmyty1_c">
               <w:r>
                 <w:rPr>
                   <w:rFonts w:ascii="Arial" w:cs="Arial" w:eastAsia="Arial" w:hAnsi="Arial"/>
@@ -4464,7 +4464,7 @@
             <w:pPr>
               <w:spacing w:after="20" w:before="0"/>
             </w:pPr>
-            <w:hyperlink w:history="1" r:id="rIdmhazj-1aovt9qzfmpnebk">
+            <w:hyperlink w:history="1" r:id="rId4osdzl734gpm0zu7blvpq">
               <w:r>
                 <w:rPr>
                   <w:rFonts w:ascii="Arial" w:cs="Arial" w:eastAsia="Arial" w:hAnsi="Arial"/>
@@ -4497,7 +4497,7 @@
               <w:spacing w:after="10" w:before="0"/>
               <w:ind w:left="120"/>
             </w:pPr>
-            <w:hyperlink w:history="1" r:id="rId98jexsl1g0wiuixitebxq">
+            <w:hyperlink w:history="1" r:id="rIdsqnlnaecjv38vqwe8_jvu">
               <w:r>
                 <w:rPr>
                   <w:rFonts w:ascii="Arial" w:cs="Arial" w:eastAsia="Arial" w:hAnsi="Arial"/>
@@ -4692,7 +4692,7 @@
             <w:pPr>
               <w:spacing w:after="20" w:before="0"/>
             </w:pPr>
-            <w:hyperlink w:history="1" r:id="rIdsll8ht_now1umxtsbnu02">
+            <w:hyperlink w:history="1" r:id="rIdm4sa0mn2luo6h6fc2z7u7">
               <w:r>
                 <w:rPr>
                   <w:rFonts w:ascii="Arial" w:cs="Arial" w:eastAsia="Arial" w:hAnsi="Arial"/>
@@ -4725,7 +4725,7 @@
               <w:spacing w:after="10" w:before="0"/>
               <w:ind w:left="120"/>
             </w:pPr>
-            <w:hyperlink w:history="1" r:id="rIdfdee7cvb8umgjki-tquka">
+            <w:hyperlink w:history="1" r:id="rIdidcsgngxnek0j9p0xgecs">
               <w:r>
                 <w:rPr>
                   <w:rFonts w:ascii="Arial" w:cs="Arial" w:eastAsia="Arial" w:hAnsi="Arial"/>
@@ -4770,7 +4770,7 @@
             <w:pPr>
               <w:spacing w:after="20" w:before="0"/>
             </w:pPr>
-            <w:hyperlink w:history="1" r:id="rId7kqdrfkvhkxzell7oa89s">
+            <w:hyperlink w:history="1" r:id="rIdz9alcee2atgpszxmu3dg6">
               <w:r>
                 <w:rPr>
                   <w:rFonts w:ascii="Arial" w:cs="Arial" w:eastAsia="Arial" w:hAnsi="Arial"/>
@@ -4803,7 +4803,7 @@
               <w:spacing w:after="10" w:before="0"/>
               <w:ind w:left="120"/>
             </w:pPr>
-            <w:hyperlink w:history="1" r:id="rIdf_fc3viat99xznx9miekf">
+            <w:hyperlink w:history="1" r:id="rIdn4f0kbg3tjor3l8j7vo4d">
               <w:r>
                 <w:rPr>
                   <w:rFonts w:ascii="Arial" w:cs="Arial" w:eastAsia="Arial" w:hAnsi="Arial"/>
@@ -6449,7 +6449,7 @@
             <w:pPr>
               <w:spacing w:after="20" w:before="0"/>
             </w:pPr>
-            <w:hyperlink w:history="1" r:id="rIdbcpsgzxui9vy4s8btnqad">
+            <w:hyperlink w:history="1" r:id="rIdfgi74gnqg4m9ey2gurxdm">
               <w:r>
                 <w:rPr>
                   <w:rFonts w:ascii="Arial" w:cs="Arial" w:eastAsia="Arial" w:hAnsi="Arial"/>
@@ -6482,7 +6482,7 @@
               <w:spacing w:after="10" w:before="0"/>
               <w:ind w:left="120"/>
             </w:pPr>
-            <w:hyperlink w:history="1" r:id="rIdp3mmmr6oodkffx4xigyn1">
+            <w:hyperlink w:history="1" r:id="rIdqf1mbat1hmolqckpgq2jj">
               <w:r>
                 <w:rPr>
                   <w:rFonts w:ascii="Arial" w:cs="Arial" w:eastAsia="Arial" w:hAnsi="Arial"/>
@@ -6527,7 +6527,7 @@
             <w:pPr>
               <w:spacing w:after="20" w:before="0"/>
             </w:pPr>
-            <w:hyperlink w:history="1" r:id="rIdbh5egsi_preg6qdrdunxe">
+            <w:hyperlink w:history="1" r:id="rIdta1xs9yt6ve7dd2ou-0jn">
               <w:r>
                 <w:rPr>
                   <w:rFonts w:ascii="Arial" w:cs="Arial" w:eastAsia="Arial" w:hAnsi="Arial"/>
@@ -6560,7 +6560,7 @@
               <w:spacing w:after="10" w:before="0"/>
               <w:ind w:left="120"/>
             </w:pPr>
-            <w:hyperlink w:history="1" r:id="rIdcsrvr3gbzirz7ac_-2dnd">
+            <w:hyperlink w:history="1" r:id="rIdnjnx2qlhxblhunlvy7mhd">
               <w:r>
                 <w:rPr>
                   <w:rFonts w:ascii="Arial" w:cs="Arial" w:eastAsia="Arial" w:hAnsi="Arial"/>
@@ -6755,7 +6755,7 @@
             <w:pPr>
               <w:spacing w:after="20" w:before="0"/>
             </w:pPr>
-            <w:hyperlink w:history="1" r:id="rIduq0f99zmw_zgs0yojepla">
+            <w:hyperlink w:history="1" r:id="rIdegykzcitvqcxcnpaptmt-">
               <w:r>
                 <w:rPr>
                   <w:rFonts w:ascii="Arial" w:cs="Arial" w:eastAsia="Arial" w:hAnsi="Arial"/>
@@ -6788,7 +6788,7 @@
               <w:spacing w:after="10" w:before="0"/>
               <w:ind w:left="120"/>
             </w:pPr>
-            <w:hyperlink w:history="1" r:id="rId9wipevp1zwnajdpujaiag">
+            <w:hyperlink w:history="1" r:id="rIdiuuc_yah9m78__qmerscr">
               <w:r>
                 <w:rPr>
                   <w:rFonts w:ascii="Arial" w:cs="Arial" w:eastAsia="Arial" w:hAnsi="Arial"/>
@@ -6833,7 +6833,7 @@
             <w:pPr>
               <w:spacing w:after="20" w:before="0"/>
             </w:pPr>
-            <w:hyperlink w:history="1" r:id="rIdf1yukw_3hh_oht0ddyf_q">
+            <w:hyperlink w:history="1" r:id="rIdja5ji2wkt5sdfh0cah-e6">
               <w:r>
                 <w:rPr>
                   <w:rFonts w:ascii="Arial" w:cs="Arial" w:eastAsia="Arial" w:hAnsi="Arial"/>
@@ -6866,7 +6866,7 @@
               <w:spacing w:after="10" w:before="0"/>
               <w:ind w:left="120"/>
             </w:pPr>
-            <w:hyperlink w:history="1" r:id="rIdiupkdr4alygyowbhomrza">
+            <w:hyperlink w:history="1" r:id="rIdsp3kjq2sziv59ypyrsv8z">
               <w:r>
                 <w:rPr>
                   <w:rFonts w:ascii="Arial" w:cs="Arial" w:eastAsia="Arial" w:hAnsi="Arial"/>
@@ -7061,7 +7061,7 @@
             <w:pPr>
               <w:spacing w:after="20" w:before="0"/>
             </w:pPr>
-            <w:hyperlink w:history="1" r:id="rIdbq4jsjzpmikquxqjawkon">
+            <w:hyperlink w:history="1" r:id="rIdeewkyb2ryzp1owvahn-xd">
               <w:r>
                 <w:rPr>
                   <w:rFonts w:ascii="Arial" w:cs="Arial" w:eastAsia="Arial" w:hAnsi="Arial"/>
@@ -7094,7 +7094,7 @@
               <w:spacing w:after="10" w:before="0"/>
               <w:ind w:left="120"/>
             </w:pPr>
-            <w:hyperlink w:history="1" r:id="rId9-2cxewwaz-8wbj5ornap">
+            <w:hyperlink w:history="1" r:id="rIdhyyae3srmiwtgrb4pjgeq">
               <w:r>
                 <w:rPr>
                   <w:rFonts w:ascii="Arial" w:cs="Arial" w:eastAsia="Arial" w:hAnsi="Arial"/>
@@ -7139,7 +7139,7 @@
             <w:pPr>
               <w:spacing w:after="20" w:before="0"/>
             </w:pPr>
-            <w:hyperlink w:history="1" r:id="rIdwifgcppom90wp2lfa4tan">
+            <w:hyperlink w:history="1" r:id="rIdu49riizawqxrdw1rttuqn">
               <w:r>
                 <w:rPr>
                   <w:rFonts w:ascii="Arial" w:cs="Arial" w:eastAsia="Arial" w:hAnsi="Arial"/>
@@ -7172,7 +7172,7 @@
               <w:spacing w:after="10" w:before="0"/>
               <w:ind w:left="120"/>
             </w:pPr>
-            <w:hyperlink w:history="1" r:id="rIddyr6khmxf5fxxmorwzrzo">
+            <w:hyperlink w:history="1" r:id="rId3n6z_c3h4rol_jngodyyy">
               <w:r>
                 <w:rPr>
                   <w:rFonts w:ascii="Arial" w:cs="Arial" w:eastAsia="Arial" w:hAnsi="Arial"/>
@@ -7367,7 +7367,7 @@
             <w:pPr>
               <w:spacing w:after="20" w:before="0"/>
             </w:pPr>
-            <w:hyperlink w:history="1" r:id="rIdo4ndqscnws6xi1mibtq93">
+            <w:hyperlink w:history="1" r:id="rId-idxc4a21cy_pcxeuudkh">
               <w:r>
                 <w:rPr>
                   <w:rFonts w:ascii="Arial" w:cs="Arial" w:eastAsia="Arial" w:hAnsi="Arial"/>
@@ -7400,7 +7400,7 @@
               <w:spacing w:after="10" w:before="0"/>
               <w:ind w:left="120"/>
             </w:pPr>
-            <w:hyperlink w:history="1" r:id="rIdixe_tuqza3p_g06oa7ajo">
+            <w:hyperlink w:history="1" r:id="rId09gldlxqara6emju2x4da">
               <w:r>
                 <w:rPr>
                   <w:rFonts w:ascii="Arial" w:cs="Arial" w:eastAsia="Arial" w:hAnsi="Arial"/>
@@ -7445,7 +7445,7 @@
             <w:pPr>
               <w:spacing w:after="20" w:before="0"/>
             </w:pPr>
-            <w:hyperlink w:history="1" r:id="rIdka3acoaibgyrtklixrbv9">
+            <w:hyperlink w:history="1" r:id="rIdqibf5w88cm-vxpmft4g5x">
               <w:r>
                 <w:rPr>
                   <w:rFonts w:ascii="Arial" w:cs="Arial" w:eastAsia="Arial" w:hAnsi="Arial"/>
@@ -7478,7 +7478,7 @@
               <w:spacing w:after="10" w:before="0"/>
               <w:ind w:left="120"/>
             </w:pPr>
-            <w:hyperlink w:history="1" r:id="rIdkme7gaurewal4eyxcn6s9">
+            <w:hyperlink w:history="1" r:id="rIdlgq7phiumvb3fwfyolwzq">
               <w:r>
                 <w:rPr>
                   <w:rFonts w:ascii="Arial" w:cs="Arial" w:eastAsia="Arial" w:hAnsi="Arial"/>
@@ -7673,7 +7673,7 @@
             <w:pPr>
               <w:spacing w:after="20" w:before="0"/>
             </w:pPr>
-            <w:hyperlink w:history="1" r:id="rIdvxmd5qumquschoxvegruz">
+            <w:hyperlink w:history="1" r:id="rIdosdpkbponhngx22eqllx4">
               <w:r>
                 <w:rPr>
                   <w:rFonts w:ascii="Arial" w:cs="Arial" w:eastAsia="Arial" w:hAnsi="Arial"/>
@@ -7706,7 +7706,7 @@
               <w:spacing w:after="10" w:before="0"/>
               <w:ind w:left="120"/>
             </w:pPr>
-            <w:hyperlink w:history="1" r:id="rIdbugzkrn1k0tafui2i4jhj">
+            <w:hyperlink w:history="1" r:id="rIdcb91qhhwi_hqikndbzoqn">
               <w:r>
                 <w:rPr>
                   <w:rFonts w:ascii="Arial" w:cs="Arial" w:eastAsia="Arial" w:hAnsi="Arial"/>
@@ -7751,7 +7751,7 @@
             <w:pPr>
               <w:spacing w:after="20" w:before="0"/>
             </w:pPr>
-            <w:hyperlink w:history="1" r:id="rIdqnolwcm8bzcnlwdtt6viz">
+            <w:hyperlink w:history="1" r:id="rIdsvywcgbpeyb7_adjaprzz">
               <w:r>
                 <w:rPr>
                   <w:rFonts w:ascii="Arial" w:cs="Arial" w:eastAsia="Arial" w:hAnsi="Arial"/>
@@ -7784,7 +7784,7 @@
               <w:spacing w:after="10" w:before="0"/>
               <w:ind w:left="120"/>
             </w:pPr>
-            <w:hyperlink w:history="1" r:id="rIdf37zujiu31f7vkpien8a2">
+            <w:hyperlink w:history="1" r:id="rIdsg_hxfi_eg53rewp38jne">
               <w:r>
                 <w:rPr>
                   <w:rFonts w:ascii="Arial" w:cs="Arial" w:eastAsia="Arial" w:hAnsi="Arial"/>
@@ -9271,7 +9271,7 @@
             <w:pPr>
               <w:spacing w:after="20" w:before="0"/>
             </w:pPr>
-            <w:hyperlink w:history="1" r:id="rIdq9og0nxdn_tvkclcpmuum">
+            <w:hyperlink w:history="1" r:id="rIdpqmezizhf1o95iga2rkmn">
               <w:r>
                 <w:rPr>
                   <w:rFonts w:ascii="Arial" w:cs="Arial" w:eastAsia="Arial" w:hAnsi="Arial"/>
@@ -9304,7 +9304,7 @@
               <w:spacing w:after="10" w:before="0"/>
               <w:ind w:left="120"/>
             </w:pPr>
-            <w:hyperlink w:history="1" r:id="rId1to8-ntvqydnvvh_65sxl">
+            <w:hyperlink w:history="1" r:id="rIdy1mykwaoisjw893ctifaf">
               <w:r>
                 <w:rPr>
                   <w:rFonts w:ascii="Arial" w:cs="Arial" w:eastAsia="Arial" w:hAnsi="Arial"/>
@@ -9349,7 +9349,7 @@
             <w:pPr>
               <w:spacing w:after="20" w:before="0"/>
             </w:pPr>
-            <w:hyperlink w:history="1" r:id="rIdbn-vperkhixp6osdedhps">
+            <w:hyperlink w:history="1" r:id="rId8-2fonmitqyqeqlldsytp">
               <w:r>
                 <w:rPr>
                   <w:rFonts w:ascii="Arial" w:cs="Arial" w:eastAsia="Arial" w:hAnsi="Arial"/>
@@ -9382,7 +9382,7 @@
               <w:spacing w:after="10" w:before="0"/>
               <w:ind w:left="120"/>
             </w:pPr>
-            <w:hyperlink w:history="1" r:id="rId_7lsuepftic-al2nuv50x">
+            <w:hyperlink w:history="1" r:id="rIdmhu_c-yflefd1wexmp7bx">
               <w:r>
                 <w:rPr>
                   <w:rFonts w:ascii="Arial" w:cs="Arial" w:eastAsia="Arial" w:hAnsi="Arial"/>
@@ -9577,7 +9577,7 @@
             <w:pPr>
               <w:spacing w:after="20" w:before="0"/>
             </w:pPr>
-            <w:hyperlink w:history="1" r:id="rIdtb5p7xampoxfh6ivdaegr">
+            <w:hyperlink w:history="1" r:id="rIdvc912e4f4i8bforwkd5ax">
               <w:r>
                 <w:rPr>
                   <w:rFonts w:ascii="Arial" w:cs="Arial" w:eastAsia="Arial" w:hAnsi="Arial"/>
@@ -9610,7 +9610,7 @@
               <w:spacing w:after="10" w:before="0"/>
               <w:ind w:left="120"/>
             </w:pPr>
-            <w:hyperlink w:history="1" r:id="rIdhpaucdxj9xpqpg6n0-4yk">
+            <w:hyperlink w:history="1" r:id="rIdljfvrpubsnxm-i5gxcuwq">
               <w:r>
                 <w:rPr>
                   <w:rFonts w:ascii="Arial" w:cs="Arial" w:eastAsia="Arial" w:hAnsi="Arial"/>
@@ -9655,7 +9655,7 @@
             <w:pPr>
               <w:spacing w:after="20" w:before="0"/>
             </w:pPr>
-            <w:hyperlink w:history="1" r:id="rId5rahtcglxgjfbczlg-kfb">
+            <w:hyperlink w:history="1" r:id="rIdzdn6rlkw1iz1p_dvabvd2">
               <w:r>
                 <w:rPr>
                   <w:rFonts w:ascii="Arial" w:cs="Arial" w:eastAsia="Arial" w:hAnsi="Arial"/>
@@ -9688,7 +9688,7 @@
               <w:spacing w:after="10" w:before="0"/>
               <w:ind w:left="120"/>
             </w:pPr>
-            <w:hyperlink w:history="1" r:id="rIdbalywtzihfvdr3k7tsw21">
+            <w:hyperlink w:history="1" r:id="rIdw5kff6gmiui-qie8qtlf0">
               <w:r>
                 <w:rPr>
                   <w:rFonts w:ascii="Arial" w:cs="Arial" w:eastAsia="Arial" w:hAnsi="Arial"/>
@@ -9883,7 +9883,7 @@
             <w:pPr>
               <w:spacing w:after="20" w:before="0"/>
             </w:pPr>
-            <w:hyperlink w:history="1" r:id="rId0xnttjtzrplcwwikz---3">
+            <w:hyperlink w:history="1" r:id="rIdfepvbh8fzxvugacrascs7">
               <w:r>
                 <w:rPr>
                   <w:rFonts w:ascii="Arial" w:cs="Arial" w:eastAsia="Arial" w:hAnsi="Arial"/>
@@ -9916,7 +9916,7 @@
               <w:spacing w:after="10" w:before="0"/>
               <w:ind w:left="120"/>
             </w:pPr>
-            <w:hyperlink w:history="1" r:id="rIdaftfsmtgfrwjfahg6_uud">
+            <w:hyperlink w:history="1" r:id="rIdx03e3haoo-f92rai5n7qj">
               <w:r>
                 <w:rPr>
                   <w:rFonts w:ascii="Arial" w:cs="Arial" w:eastAsia="Arial" w:hAnsi="Arial"/>
@@ -9961,7 +9961,7 @@
             <w:pPr>
               <w:spacing w:after="20" w:before="0"/>
             </w:pPr>
-            <w:hyperlink w:history="1" r:id="rIdtq1ff5mpr0iy5wmfidjg-">
+            <w:hyperlink w:history="1" r:id="rIdntoloudau4m2egnmoo2g5">
               <w:r>
                 <w:rPr>
                   <w:rFonts w:ascii="Arial" w:cs="Arial" w:eastAsia="Arial" w:hAnsi="Arial"/>
@@ -9994,7 +9994,7 @@
               <w:spacing w:after="10" w:before="0"/>
               <w:ind w:left="120"/>
             </w:pPr>
-            <w:hyperlink w:history="1" r:id="rIdfvzrzqmv5gz9qmdyja9jn">
+            <w:hyperlink w:history="1" r:id="rIdyht__sjuwdmtmvmoraxll">
               <w:r>
                 <w:rPr>
                   <w:rFonts w:ascii="Arial" w:cs="Arial" w:eastAsia="Arial" w:hAnsi="Arial"/>
@@ -10189,7 +10189,7 @@
             <w:pPr>
               <w:spacing w:after="20" w:before="0"/>
             </w:pPr>
-            <w:hyperlink w:history="1" r:id="rIdrq-neaqc1bqdfxclnc_v4">
+            <w:hyperlink w:history="1" r:id="rIdtbldaod2km3q8vfvmctlp">
               <w:r>
                 <w:rPr>
                   <w:rFonts w:ascii="Arial" w:cs="Arial" w:eastAsia="Arial" w:hAnsi="Arial"/>
@@ -10222,7 +10222,7 @@
               <w:spacing w:after="10" w:before="0"/>
               <w:ind w:left="120"/>
             </w:pPr>
-            <w:hyperlink w:history="1" r:id="rIdbg2xum-_zlifullyao-sa">
+            <w:hyperlink w:history="1" r:id="rIdlsqp7lcb_gknx-g-uo5_1">
               <w:r>
                 <w:rPr>
                   <w:rFonts w:ascii="Arial" w:cs="Arial" w:eastAsia="Arial" w:hAnsi="Arial"/>
@@ -10267,7 +10267,7 @@
             <w:pPr>
               <w:spacing w:after="20" w:before="0"/>
             </w:pPr>
-            <w:hyperlink w:history="1" r:id="rIdubntvaqhozlipakggxcpd">
+            <w:hyperlink w:history="1" r:id="rIdjb18wvyucv-i0-1ymluam">
               <w:r>
                 <w:rPr>
                   <w:rFonts w:ascii="Arial" w:cs="Arial" w:eastAsia="Arial" w:hAnsi="Arial"/>
@@ -10300,7 +10300,7 @@
               <w:spacing w:after="10" w:before="0"/>
               <w:ind w:left="120"/>
             </w:pPr>
-            <w:hyperlink w:history="1" r:id="rIdcqea_vqipdxggxmcoaytc">
+            <w:hyperlink w:history="1" r:id="rIda6hugbqptv0i_njnwpp6g">
               <w:r>
                 <w:rPr>
                   <w:rFonts w:ascii="Arial" w:cs="Arial" w:eastAsia="Arial" w:hAnsi="Arial"/>
@@ -10495,7 +10495,7 @@
             <w:pPr>
               <w:spacing w:after="20" w:before="0"/>
             </w:pPr>
-            <w:hyperlink w:history="1" r:id="rIdilttaf8myihoxrn7cf89u">
+            <w:hyperlink w:history="1" r:id="rIdx16m_iwgzz_h-4bs0f7up">
               <w:r>
                 <w:rPr>
                   <w:rFonts w:ascii="Arial" w:cs="Arial" w:eastAsia="Arial" w:hAnsi="Arial"/>
@@ -10528,7 +10528,7 @@
               <w:spacing w:after="10" w:before="0"/>
               <w:ind w:left="120"/>
             </w:pPr>
-            <w:hyperlink w:history="1" r:id="rIdgnjd7y0shul_qhoi-wkrx">
+            <w:hyperlink w:history="1" r:id="rIdb308hbj0xsgrk13d-aaw5">
               <w:r>
                 <w:rPr>
                   <w:rFonts w:ascii="Arial" w:cs="Arial" w:eastAsia="Arial" w:hAnsi="Arial"/>
@@ -10573,7 +10573,7 @@
             <w:pPr>
               <w:spacing w:after="20" w:before="0"/>
             </w:pPr>
-            <w:hyperlink w:history="1" r:id="rIdiflwoyygh9eb4g63i3otv">
+            <w:hyperlink w:history="1" r:id="rIdue3bfwmffdy6yrbhihy4l">
               <w:r>
                 <w:rPr>
                   <w:rFonts w:ascii="Arial" w:cs="Arial" w:eastAsia="Arial" w:hAnsi="Arial"/>
@@ -10606,7 +10606,7 @@
               <w:spacing w:after="10" w:before="0"/>
               <w:ind w:left="120"/>
             </w:pPr>
-            <w:hyperlink w:history="1" r:id="rIddgdylir0o6zgcdvm2-_4b">
+            <w:hyperlink w:history="1" r:id="rIduln2qqazbw_n79ybpkp2y">
               <w:r>
                 <w:rPr>
                   <w:rFonts w:ascii="Arial" w:cs="Arial" w:eastAsia="Arial" w:hAnsi="Arial"/>
@@ -12252,7 +12252,7 @@
             <w:pPr>
               <w:spacing w:after="20" w:before="0"/>
             </w:pPr>
-            <w:hyperlink w:history="1" r:id="rIdalzon9h2ui0ctjbo2p9fc">
+            <w:hyperlink w:history="1" r:id="rIddcz7a4ljw34pgevdrtozl">
               <w:r>
                 <w:rPr>
                   <w:rFonts w:ascii="Arial" w:cs="Arial" w:eastAsia="Arial" w:hAnsi="Arial"/>
@@ -12285,7 +12285,7 @@
               <w:spacing w:after="10" w:before="0"/>
               <w:ind w:left="120"/>
             </w:pPr>
-            <w:hyperlink w:history="1" r:id="rIdwx9-mz63acyqpokf7rxkv">
+            <w:hyperlink w:history="1" r:id="rIdny_c_ftzkxndergousbnk">
               <w:r>
                 <w:rPr>
                   <w:rFonts w:ascii="Arial" w:cs="Arial" w:eastAsia="Arial" w:hAnsi="Arial"/>
@@ -12330,7 +12330,7 @@
             <w:pPr>
               <w:spacing w:after="20" w:before="0"/>
             </w:pPr>
-            <w:hyperlink w:history="1" r:id="rIdeblk9psz2he_yquk08d9g">
+            <w:hyperlink w:history="1" r:id="rId1yueusvyvjwcil9zwqdix">
               <w:r>
                 <w:rPr>
                   <w:rFonts w:ascii="Arial" w:cs="Arial" w:eastAsia="Arial" w:hAnsi="Arial"/>
@@ -12363,7 +12363,7 @@
               <w:spacing w:after="10" w:before="0"/>
               <w:ind w:left="120"/>
             </w:pPr>
-            <w:hyperlink w:history="1" r:id="rIdwxd62oqlfnllucyotfnnq">
+            <w:hyperlink w:history="1" r:id="rIda3-rags-kztrxvfkyax6b">
               <w:r>
                 <w:rPr>
                   <w:rFonts w:ascii="Arial" w:cs="Arial" w:eastAsia="Arial" w:hAnsi="Arial"/>
@@ -12558,7 +12558,7 @@
             <w:pPr>
               <w:spacing w:after="20" w:before="0"/>
             </w:pPr>
-            <w:hyperlink w:history="1" r:id="rId0odvibwuvlg9vtztcix1u">
+            <w:hyperlink w:history="1" r:id="rIdi3-pla3lt1bc1d0t2mcom">
               <w:r>
                 <w:rPr>
                   <w:rFonts w:ascii="Arial" w:cs="Arial" w:eastAsia="Arial" w:hAnsi="Arial"/>
@@ -12591,7 +12591,7 @@
               <w:spacing w:after="10" w:before="0"/>
               <w:ind w:left="120"/>
             </w:pPr>
-            <w:hyperlink w:history="1" r:id="rIdbqkcze7f5n8aha_bbxcwc">
+            <w:hyperlink w:history="1" r:id="rIdm7d22xaug6-fepn8s_uqh">
               <w:r>
                 <w:rPr>
                   <w:rFonts w:ascii="Arial" w:cs="Arial" w:eastAsia="Arial" w:hAnsi="Arial"/>
@@ -12636,7 +12636,7 @@
             <w:pPr>
               <w:spacing w:after="20" w:before="0"/>
             </w:pPr>
-            <w:hyperlink w:history="1" r:id="rIdt_s-bmzweubrkekxvfneg">
+            <w:hyperlink w:history="1" r:id="rIdphjggelvq31i9mwxny1nm">
               <w:r>
                 <w:rPr>
                   <w:rFonts w:ascii="Arial" w:cs="Arial" w:eastAsia="Arial" w:hAnsi="Arial"/>
@@ -12669,7 +12669,7 @@
               <w:spacing w:after="10" w:before="0"/>
               <w:ind w:left="120"/>
             </w:pPr>
-            <w:hyperlink w:history="1" r:id="rIdn413odc39xbvxd3qlwpsz">
+            <w:hyperlink w:history="1" r:id="rId4rn2dhpczxut40wu191fq">
               <w:r>
                 <w:rPr>
                   <w:rFonts w:ascii="Arial" w:cs="Arial" w:eastAsia="Arial" w:hAnsi="Arial"/>
@@ -12864,7 +12864,7 @@
             <w:pPr>
               <w:spacing w:after="20" w:before="0"/>
             </w:pPr>
-            <w:hyperlink w:history="1" r:id="rIdnxg7cdsbza0a1och6nnh9">
+            <w:hyperlink w:history="1" r:id="rIdemdppwiwpcknr4tv0ra1n">
               <w:r>
                 <w:rPr>
                   <w:rFonts w:ascii="Arial" w:cs="Arial" w:eastAsia="Arial" w:hAnsi="Arial"/>
@@ -12897,7 +12897,7 @@
               <w:spacing w:after="10" w:before="0"/>
               <w:ind w:left="120"/>
             </w:pPr>
-            <w:hyperlink w:history="1" r:id="rId6ca7gj1rajahwcwuurvhr">
+            <w:hyperlink w:history="1" r:id="rIdzav_7_gtimx2m-3skry9s">
               <w:r>
                 <w:rPr>
                   <w:rFonts w:ascii="Arial" w:cs="Arial" w:eastAsia="Arial" w:hAnsi="Arial"/>
@@ -12942,7 +12942,7 @@
             <w:pPr>
               <w:spacing w:after="20" w:before="0"/>
             </w:pPr>
-            <w:hyperlink w:history="1" r:id="rIdqvhwunsqj5almfqbpfvha">
+            <w:hyperlink w:history="1" r:id="rIdr-7pbsz4gv4sridf8htaw">
               <w:r>
                 <w:rPr>
                   <w:rFonts w:ascii="Arial" w:cs="Arial" w:eastAsia="Arial" w:hAnsi="Arial"/>
@@ -12975,7 +12975,7 @@
               <w:spacing w:after="10" w:before="0"/>
               <w:ind w:left="120"/>
             </w:pPr>
-            <w:hyperlink w:history="1" r:id="rIdv9nb76atrgmounv8a2qik">
+            <w:hyperlink w:history="1" r:id="rIdny-vvl85-ie3zovnyfsth">
               <w:r>
                 <w:rPr>
                   <w:rFonts w:ascii="Arial" w:cs="Arial" w:eastAsia="Arial" w:hAnsi="Arial"/>
@@ -13170,7 +13170,7 @@
             <w:pPr>
               <w:spacing w:after="20" w:before="0"/>
             </w:pPr>
-            <w:hyperlink w:history="1" r:id="rId6w8d6x0exdnzho8hajzla">
+            <w:hyperlink w:history="1" r:id="rIdjy57kz9nxqhus25jfjykx">
               <w:r>
                 <w:rPr>
                   <w:rFonts w:ascii="Arial" w:cs="Arial" w:eastAsia="Arial" w:hAnsi="Arial"/>
@@ -13203,7 +13203,7 @@
               <w:spacing w:after="10" w:before="0"/>
               <w:ind w:left="120"/>
             </w:pPr>
-            <w:hyperlink w:history="1" r:id="rIdvjhnliu6dkgikloj7nc9q">
+            <w:hyperlink w:history="1" r:id="rIdkwxk9o1dqs5_glms56h7i">
               <w:r>
                 <w:rPr>
                   <w:rFonts w:ascii="Arial" w:cs="Arial" w:eastAsia="Arial" w:hAnsi="Arial"/>
@@ -13248,7 +13248,7 @@
             <w:pPr>
               <w:spacing w:after="20" w:before="0"/>
             </w:pPr>
-            <w:hyperlink w:history="1" r:id="rIdta2gr034bggceaomnrxvl">
+            <w:hyperlink w:history="1" r:id="rIdb0-kkjsb7rwcep0dg58xo">
               <w:r>
                 <w:rPr>
                   <w:rFonts w:ascii="Arial" w:cs="Arial" w:eastAsia="Arial" w:hAnsi="Arial"/>
@@ -13281,7 +13281,7 @@
               <w:spacing w:after="10" w:before="0"/>
               <w:ind w:left="120"/>
             </w:pPr>
-            <w:hyperlink w:history="1" r:id="rIdixydk1ob4lykyxf_0ibzh">
+            <w:hyperlink w:history="1" r:id="rIdlj4zdmzdrhvrc7-5vpode">
               <w:r>
                 <w:rPr>
                   <w:rFonts w:ascii="Arial" w:cs="Arial" w:eastAsia="Arial" w:hAnsi="Arial"/>
@@ -13476,7 +13476,7 @@
             <w:pPr>
               <w:spacing w:after="20" w:before="0"/>
             </w:pPr>
-            <w:hyperlink w:history="1" r:id="rIdtpssv8ywvvne_3cm0tmjm">
+            <w:hyperlink w:history="1" r:id="rIdlmabp6lw6fiye95ppk4lw">
               <w:r>
                 <w:rPr>
                   <w:rFonts w:ascii="Arial" w:cs="Arial" w:eastAsia="Arial" w:hAnsi="Arial"/>
@@ -13509,7 +13509,7 @@
               <w:spacing w:after="10" w:before="0"/>
               <w:ind w:left="120"/>
             </w:pPr>
-            <w:hyperlink w:history="1" r:id="rIdqgwy2dxaiqe-yxm7cswfm">
+            <w:hyperlink w:history="1" r:id="rIdb9d_l6xtl2vjhzkgvm7il">
               <w:r>
                 <w:rPr>
                   <w:rFonts w:ascii="Arial" w:cs="Arial" w:eastAsia="Arial" w:hAnsi="Arial"/>
@@ -13554,7 +13554,7 @@
             <w:pPr>
               <w:spacing w:after="20" w:before="0"/>
             </w:pPr>
-            <w:hyperlink w:history="1" r:id="rIdf1bo3jyyv7arcvixfipsa">
+            <w:hyperlink w:history="1" r:id="rIddha_xg5oqilip7hwvg6ca">
               <w:r>
                 <w:rPr>
                   <w:rFonts w:ascii="Arial" w:cs="Arial" w:eastAsia="Arial" w:hAnsi="Arial"/>
@@ -13587,7 +13587,7 @@
               <w:spacing w:after="10" w:before="0"/>
               <w:ind w:left="120"/>
             </w:pPr>
-            <w:hyperlink w:history="1" r:id="rIdldipnprg1k7laatbmbhrc">
+            <w:hyperlink w:history="1" r:id="rIdqityrxcdx3um0zd5fonip">
               <w:r>
                 <w:rPr>
                   <w:rFonts w:ascii="Arial" w:cs="Arial" w:eastAsia="Arial" w:hAnsi="Arial"/>
@@ -15150,7 +15150,7 @@
             <w:pPr>
               <w:spacing w:after="20" w:before="0"/>
             </w:pPr>
-            <w:hyperlink w:history="1" r:id="rId_zro0bfztvqhzin9q0zpx">
+            <w:hyperlink w:history="1" r:id="rIdessnyfu-oxsn6q6_pkilc">
               <w:r>
                 <w:rPr>
                   <w:rFonts w:ascii="Arial" w:cs="Arial" w:eastAsia="Arial" w:hAnsi="Arial"/>
@@ -15183,7 +15183,7 @@
               <w:spacing w:after="10" w:before="0"/>
               <w:ind w:left="120"/>
             </w:pPr>
-            <w:hyperlink w:history="1" r:id="rIddiuokfh6n5_bodnnevasj">
+            <w:hyperlink w:history="1" r:id="rIds6amhxvlgrmdly9nt9z0j">
               <w:r>
                 <w:rPr>
                   <w:rFonts w:ascii="Arial" w:cs="Arial" w:eastAsia="Arial" w:hAnsi="Arial"/>
@@ -15228,7 +15228,7 @@
             <w:pPr>
               <w:spacing w:after="20" w:before="0"/>
             </w:pPr>
-            <w:hyperlink w:history="1" r:id="rIdg8gkitns8_izaa8b5vncp">
+            <w:hyperlink w:history="1" r:id="rIdt6xbdcmzdklvffkwyf0g2">
               <w:r>
                 <w:rPr>
                   <w:rFonts w:ascii="Arial" w:cs="Arial" w:eastAsia="Arial" w:hAnsi="Arial"/>
@@ -15261,7 +15261,7 @@
               <w:spacing w:after="10" w:before="0"/>
               <w:ind w:left="120"/>
             </w:pPr>
-            <w:hyperlink w:history="1" r:id="rIdbayaiiebwlvdmrm6wblac">
+            <w:hyperlink w:history="1" r:id="rIdnfqs0_3am45e9yld3gpb1">
               <w:r>
                 <w:rPr>
                   <w:rFonts w:ascii="Arial" w:cs="Arial" w:eastAsia="Arial" w:hAnsi="Arial"/>
@@ -15456,7 +15456,7 @@
             <w:pPr>
               <w:spacing w:after="20" w:before="0"/>
             </w:pPr>
-            <w:hyperlink w:history="1" r:id="rId8dn5fbtf0alvpw9kzwqlv">
+            <w:hyperlink w:history="1" r:id="rIdk22r_isouoflipc5yg1z9">
               <w:r>
                 <w:rPr>
                   <w:rFonts w:ascii="Arial" w:cs="Arial" w:eastAsia="Arial" w:hAnsi="Arial"/>
@@ -15489,7 +15489,7 @@
               <w:spacing w:after="10" w:before="0"/>
               <w:ind w:left="120"/>
             </w:pPr>
-            <w:hyperlink w:history="1" r:id="rIdqndqxghz5nnmmmlsnljso">
+            <w:hyperlink w:history="1" r:id="rIdjbiheckfgnn6jwdwf31zq">
               <w:r>
                 <w:rPr>
                   <w:rFonts w:ascii="Arial" w:cs="Arial" w:eastAsia="Arial" w:hAnsi="Arial"/>
@@ -15534,7 +15534,7 @@
             <w:pPr>
               <w:spacing w:after="20" w:before="0"/>
             </w:pPr>
-            <w:hyperlink w:history="1" r:id="rId3auklvs3djlx8ebwlxmbv">
+            <w:hyperlink w:history="1" r:id="rId5diptitahyzeu_i3ogdhv">
               <w:r>
                 <w:rPr>
                   <w:rFonts w:ascii="Arial" w:cs="Arial" w:eastAsia="Arial" w:hAnsi="Arial"/>
@@ -15567,7 +15567,7 @@
               <w:spacing w:after="10" w:before="0"/>
               <w:ind w:left="120"/>
             </w:pPr>
-            <w:hyperlink w:history="1" r:id="rIdon0thhpxkndk1-wf-7mhr">
+            <w:hyperlink w:history="1" r:id="rIdrmj5lgf3cfowkodlgeavt">
               <w:r>
                 <w:rPr>
                   <w:rFonts w:ascii="Arial" w:cs="Arial" w:eastAsia="Arial" w:hAnsi="Arial"/>
@@ -15762,7 +15762,7 @@
             <w:pPr>
               <w:spacing w:after="20" w:before="0"/>
             </w:pPr>
-            <w:hyperlink w:history="1" r:id="rIdpuftsqr7a6x1_zrmiy7iu">
+            <w:hyperlink w:history="1" r:id="rIdnvhyvtoosfgjo-ap-8a-y">
               <w:r>
                 <w:rPr>
                   <w:rFonts w:ascii="Arial" w:cs="Arial" w:eastAsia="Arial" w:hAnsi="Arial"/>
@@ -15795,7 +15795,7 @@
               <w:spacing w:after="10" w:before="0"/>
               <w:ind w:left="120"/>
             </w:pPr>
-            <w:hyperlink w:history="1" r:id="rIduazbc--fo31cb2dv7eluw">
+            <w:hyperlink w:history="1" r:id="rIdxwaxotwxot0izg8xav380">
               <w:r>
                 <w:rPr>
                   <w:rFonts w:ascii="Arial" w:cs="Arial" w:eastAsia="Arial" w:hAnsi="Arial"/>
@@ -15840,7 +15840,7 @@
             <w:pPr>
               <w:spacing w:after="20" w:before="0"/>
             </w:pPr>
-            <w:hyperlink w:history="1" r:id="rIdznbc-8o0fqdc3-4sobacx">
+            <w:hyperlink w:history="1" r:id="rIdbdtruzuc6rnurvmd2vq4x">
               <w:r>
                 <w:rPr>
                   <w:rFonts w:ascii="Arial" w:cs="Arial" w:eastAsia="Arial" w:hAnsi="Arial"/>
@@ -15873,7 +15873,7 @@
               <w:spacing w:after="10" w:before="0"/>
               <w:ind w:left="120"/>
             </w:pPr>
-            <w:hyperlink w:history="1" r:id="rIdkc92kf3ht8txaaquctvhe">
+            <w:hyperlink w:history="1" r:id="rIdhvct2sokhb4mtxde2dmkl">
               <w:r>
                 <w:rPr>
                   <w:rFonts w:ascii="Arial" w:cs="Arial" w:eastAsia="Arial" w:hAnsi="Arial"/>
@@ -16068,7 +16068,7 @@
             <w:pPr>
               <w:spacing w:after="20" w:before="0"/>
             </w:pPr>
-            <w:hyperlink w:history="1" r:id="rIdanmwduuj9vrodd3p0qhjx">
+            <w:hyperlink w:history="1" r:id="rId4fxor3klsvlkqbknwij0g">
               <w:r>
                 <w:rPr>
                   <w:rFonts w:ascii="Arial" w:cs="Arial" w:eastAsia="Arial" w:hAnsi="Arial"/>
@@ -16101,7 +16101,7 @@
               <w:spacing w:after="10" w:before="0"/>
               <w:ind w:left="120"/>
             </w:pPr>
-            <w:hyperlink w:history="1" r:id="rId1do_obdnkq5s8chsoja1k">
+            <w:hyperlink w:history="1" r:id="rId0bz_r-viziqec377gzle7">
               <w:r>
                 <w:rPr>
                   <w:rFonts w:ascii="Arial" w:cs="Arial" w:eastAsia="Arial" w:hAnsi="Arial"/>
@@ -16146,7 +16146,7 @@
             <w:pPr>
               <w:spacing w:after="20" w:before="0"/>
             </w:pPr>
-            <w:hyperlink w:history="1" r:id="rIdngf7jdntjenp4kx1maoot">
+            <w:hyperlink w:history="1" r:id="rId8jpmnsg5rf7qymjxekg2l">
               <w:r>
                 <w:rPr>
                   <w:rFonts w:ascii="Arial" w:cs="Arial" w:eastAsia="Arial" w:hAnsi="Arial"/>
@@ -16179,7 +16179,7 @@
               <w:spacing w:after="10" w:before="0"/>
               <w:ind w:left="120"/>
             </w:pPr>
-            <w:hyperlink w:history="1" r:id="rIdjk79pgopsjevbhgyixkpn">
+            <w:hyperlink w:history="1" r:id="rIdhj8itvpsuy9efo_hofnzb">
               <w:r>
                 <w:rPr>
                   <w:rFonts w:ascii="Arial" w:cs="Arial" w:eastAsia="Arial" w:hAnsi="Arial"/>
@@ -16374,7 +16374,7 @@
             <w:pPr>
               <w:spacing w:after="20" w:before="0"/>
             </w:pPr>
-            <w:hyperlink w:history="1" r:id="rIdzqgsqwzotnqgqry3jkedk">
+            <w:hyperlink w:history="1" r:id="rIdrpmvw1l7_bt4f9vib7w_i">
               <w:r>
                 <w:rPr>
                   <w:rFonts w:ascii="Arial" w:cs="Arial" w:eastAsia="Arial" w:hAnsi="Arial"/>
@@ -16407,7 +16407,7 @@
               <w:spacing w:after="10" w:before="0"/>
               <w:ind w:left="120"/>
             </w:pPr>
-            <w:hyperlink w:history="1" r:id="rIdoabgthiibz-w3eezoruye">
+            <w:hyperlink w:history="1" r:id="rIdncpzpyz4tmjozvfb5knnt">
               <w:r>
                 <w:rPr>
                   <w:rFonts w:ascii="Arial" w:cs="Arial" w:eastAsia="Arial" w:hAnsi="Arial"/>
@@ -16452,7 +16452,7 @@
             <w:pPr>
               <w:spacing w:after="20" w:before="0"/>
             </w:pPr>
-            <w:hyperlink w:history="1" r:id="rIdyto0cwjncdcy9doc-wgx0">
+            <w:hyperlink w:history="1" r:id="rIdtn_hyfbtjkb_6bpxdlvxl">
               <w:r>
                 <w:rPr>
                   <w:rFonts w:ascii="Arial" w:cs="Arial" w:eastAsia="Arial" w:hAnsi="Arial"/>
@@ -16485,7 +16485,7 @@
               <w:spacing w:after="10" w:before="0"/>
               <w:ind w:left="120"/>
             </w:pPr>
-            <w:hyperlink w:history="1" r:id="rIdknqfxphkjrhhz54ur4vkw">
+            <w:hyperlink w:history="1" r:id="rIdfeciiqh_1yic1-btzv-dy">
               <w:r>
                 <w:rPr>
                   <w:rFonts w:ascii="Arial" w:cs="Arial" w:eastAsia="Arial" w:hAnsi="Arial"/>
@@ -17972,7 +17972,7 @@
             <w:pPr>
               <w:spacing w:after="20" w:before="0"/>
             </w:pPr>
-            <w:hyperlink w:history="1" r:id="rIdivhcny2jt18c4bb63vjgn">
+            <w:hyperlink w:history="1" r:id="rIdgwirm180un2d3c3nyq4mw">
               <w:r>
                 <w:rPr>
                   <w:rFonts w:ascii="Arial" w:cs="Arial" w:eastAsia="Arial" w:hAnsi="Arial"/>
@@ -18005,7 +18005,7 @@
               <w:spacing w:after="10" w:before="0"/>
               <w:ind w:left="120"/>
             </w:pPr>
-            <w:hyperlink w:history="1" r:id="rId_rq1xedb2wdnuvqrupqru">
+            <w:hyperlink w:history="1" r:id="rIdvb5kzdh9vq3h0xdhvu3ye">
               <w:r>
                 <w:rPr>
                   <w:rFonts w:ascii="Arial" w:cs="Arial" w:eastAsia="Arial" w:hAnsi="Arial"/>
@@ -18050,7 +18050,7 @@
             <w:pPr>
               <w:spacing w:after="20" w:before="0"/>
             </w:pPr>
-            <w:hyperlink w:history="1" r:id="rId_zy6zmr32ulhsmebe1v29">
+            <w:hyperlink w:history="1" r:id="rIdobzg8grohlj0swbvyeedh">
               <w:r>
                 <w:rPr>
                   <w:rFonts w:ascii="Arial" w:cs="Arial" w:eastAsia="Arial" w:hAnsi="Arial"/>
@@ -18083,7 +18083,7 @@
               <w:spacing w:after="10" w:before="0"/>
               <w:ind w:left="120"/>
             </w:pPr>
-            <w:hyperlink w:history="1" r:id="rIdqrmmuui84xn6jrqqomgle">
+            <w:hyperlink w:history="1" r:id="rIdgu7hvg3esytone63ipye6">
               <w:r>
                 <w:rPr>
                   <w:rFonts w:ascii="Arial" w:cs="Arial" w:eastAsia="Arial" w:hAnsi="Arial"/>
@@ -18278,7 +18278,7 @@
             <w:pPr>
               <w:spacing w:after="20" w:before="0"/>
             </w:pPr>
-            <w:hyperlink w:history="1" r:id="rIdxh2gnyzn94lvqr3eb_ynz">
+            <w:hyperlink w:history="1" r:id="rIdbm9l64fotkkxla4nbaeng">
               <w:r>
                 <w:rPr>
                   <w:rFonts w:ascii="Arial" w:cs="Arial" w:eastAsia="Arial" w:hAnsi="Arial"/>
@@ -18311,7 +18311,7 @@
               <w:spacing w:after="10" w:before="0"/>
               <w:ind w:left="120"/>
             </w:pPr>
-            <w:hyperlink w:history="1" r:id="rId9dzsj9ejtr85tkro7d4n3">
+            <w:hyperlink w:history="1" r:id="rIdsyfvgs4dtjuhlofiu5oi1">
               <w:r>
                 <w:rPr>
                   <w:rFonts w:ascii="Arial" w:cs="Arial" w:eastAsia="Arial" w:hAnsi="Arial"/>
@@ -18356,7 +18356,7 @@
             <w:pPr>
               <w:spacing w:after="20" w:before="0"/>
             </w:pPr>
-            <w:hyperlink w:history="1" r:id="rIdtauj1qerw3j_hdact6nak">
+            <w:hyperlink w:history="1" r:id="rIdvgfgtn5bq_rb6phz3qvuz">
               <w:r>
                 <w:rPr>
                   <w:rFonts w:ascii="Arial" w:cs="Arial" w:eastAsia="Arial" w:hAnsi="Arial"/>
@@ -18389,7 +18389,7 @@
               <w:spacing w:after="10" w:before="0"/>
               <w:ind w:left="120"/>
             </w:pPr>
-            <w:hyperlink w:history="1" r:id="rIdfwxex97hecacgrz6wyvru">
+            <w:hyperlink w:history="1" r:id="rIdrtkwnpykmcdsqazvdn6iw">
               <w:r>
                 <w:rPr>
                   <w:rFonts w:ascii="Arial" w:cs="Arial" w:eastAsia="Arial" w:hAnsi="Arial"/>
@@ -18584,7 +18584,7 @@
             <w:pPr>
               <w:spacing w:after="20" w:before="0"/>
             </w:pPr>
-            <w:hyperlink w:history="1" r:id="rIdunhc2kc_mk3s0zrxrafrc">
+            <w:hyperlink w:history="1" r:id="rIdp60wtcxjemkzzkl-kbmi3">
               <w:r>
                 <w:rPr>
                   <w:rFonts w:ascii="Arial" w:cs="Arial" w:eastAsia="Arial" w:hAnsi="Arial"/>
@@ -18617,7 +18617,7 @@
               <w:spacing w:after="10" w:before="0"/>
               <w:ind w:left="120"/>
             </w:pPr>
-            <w:hyperlink w:history="1" r:id="rIdcfqo3vacgojelgnn3qjip">
+            <w:hyperlink w:history="1" r:id="rIdgflf6h8fzliplpoacqgfr">
               <w:r>
                 <w:rPr>
                   <w:rFonts w:ascii="Arial" w:cs="Arial" w:eastAsia="Arial" w:hAnsi="Arial"/>
@@ -18662,7 +18662,7 @@
             <w:pPr>
               <w:spacing w:after="20" w:before="0"/>
             </w:pPr>
-            <w:hyperlink w:history="1" r:id="rId2cce1zzlwf4wgnmtxb_sa">
+            <w:hyperlink w:history="1" r:id="rIdsuhqespnqzr7or3xgwv6h">
               <w:r>
                 <w:rPr>
                   <w:rFonts w:ascii="Arial" w:cs="Arial" w:eastAsia="Arial" w:hAnsi="Arial"/>
@@ -18695,7 +18695,7 @@
               <w:spacing w:after="10" w:before="0"/>
               <w:ind w:left="120"/>
             </w:pPr>
-            <w:hyperlink w:history="1" r:id="rId51njv4tdpisrjterb0esv">
+            <w:hyperlink w:history="1" r:id="rId1pajbwuzlpyueas4kitby">
               <w:r>
                 <w:rPr>
                   <w:rFonts w:ascii="Arial" w:cs="Arial" w:eastAsia="Arial" w:hAnsi="Arial"/>
@@ -18890,7 +18890,7 @@
             <w:pPr>
               <w:spacing w:after="20" w:before="0"/>
             </w:pPr>
-            <w:hyperlink w:history="1" r:id="rIdeyy9pvaqrk09bkenbee8z">
+            <w:hyperlink w:history="1" r:id="rIdeyw8c5qljg_pl1tzlxxso">
               <w:r>
                 <w:rPr>
                   <w:rFonts w:ascii="Arial" w:cs="Arial" w:eastAsia="Arial" w:hAnsi="Arial"/>
@@ -18923,7 +18923,7 @@
               <w:spacing w:after="10" w:before="0"/>
               <w:ind w:left="120"/>
             </w:pPr>
-            <w:hyperlink w:history="1" r:id="rId3tjcitgozxkgx4vqikgb2">
+            <w:hyperlink w:history="1" r:id="rIdz09n1dim6dl2e8tv719ib">
               <w:r>
                 <w:rPr>
                   <w:rFonts w:ascii="Arial" w:cs="Arial" w:eastAsia="Arial" w:hAnsi="Arial"/>
@@ -18968,7 +18968,7 @@
             <w:pPr>
               <w:spacing w:after="20" w:before="0"/>
             </w:pPr>
-            <w:hyperlink w:history="1" r:id="rIdydykbcnb2woj7evlgyxou">
+            <w:hyperlink w:history="1" r:id="rIdjc4mokefprblz5n9v7ocr">
               <w:r>
                 <w:rPr>
                   <w:rFonts w:ascii="Arial" w:cs="Arial" w:eastAsia="Arial" w:hAnsi="Arial"/>
@@ -19001,7 +19001,7 @@
               <w:spacing w:after="10" w:before="0"/>
               <w:ind w:left="120"/>
             </w:pPr>
-            <w:hyperlink w:history="1" r:id="rIdtacudxbunizdg-t__tmik">
+            <w:hyperlink w:history="1" r:id="rIdeu0_qi6cnoelhxie_fb_i">
               <w:r>
                 <w:rPr>
                   <w:rFonts w:ascii="Arial" w:cs="Arial" w:eastAsia="Arial" w:hAnsi="Arial"/>
@@ -19196,7 +19196,7 @@
             <w:pPr>
               <w:spacing w:after="20" w:before="0"/>
             </w:pPr>
-            <w:hyperlink w:history="1" r:id="rIdqcfzxhjifrkdb4kh8yfl5">
+            <w:hyperlink w:history="1" r:id="rIdhwz-sbrg1j21yr9uq6mal">
               <w:r>
                 <w:rPr>
                   <w:rFonts w:ascii="Arial" w:cs="Arial" w:eastAsia="Arial" w:hAnsi="Arial"/>
@@ -19229,7 +19229,7 @@
               <w:spacing w:after="10" w:before="0"/>
               <w:ind w:left="120"/>
             </w:pPr>
-            <w:hyperlink w:history="1" r:id="rIdg4vxna5iuuuusrmke-nay">
+            <w:hyperlink w:history="1" r:id="rIdk71fn_wcbnzsmgnk9i1pa">
               <w:r>
                 <w:rPr>
                   <w:rFonts w:ascii="Arial" w:cs="Arial" w:eastAsia="Arial" w:hAnsi="Arial"/>
@@ -19274,7 +19274,7 @@
             <w:pPr>
               <w:spacing w:after="20" w:before="0"/>
             </w:pPr>
-            <w:hyperlink w:history="1" r:id="rIdeggzfddwdjhf13gywzrwr">
+            <w:hyperlink w:history="1" r:id="rIdaoey4i8uxrdi-bv124by_">
               <w:r>
                 <w:rPr>
                   <w:rFonts w:ascii="Arial" w:cs="Arial" w:eastAsia="Arial" w:hAnsi="Arial"/>
@@ -19307,7 +19307,7 @@
               <w:spacing w:after="10" w:before="0"/>
               <w:ind w:left="120"/>
             </w:pPr>
-            <w:hyperlink w:history="1" r:id="rIdwxfovhhj4rg2l5xazjfy1">
+            <w:hyperlink w:history="1" r:id="rIdgoam-5bthwr_riviq3w1q">
               <w:r>
                 <w:rPr>
                   <w:rFonts w:ascii="Arial" w:cs="Arial" w:eastAsia="Arial" w:hAnsi="Arial"/>
@@ -20794,7 +20794,7 @@
             <w:pPr>
               <w:spacing w:after="20" w:before="0"/>
             </w:pPr>
-            <w:hyperlink w:history="1" r:id="rIdbo1b06uqc0niru2ryn4j6">
+            <w:hyperlink w:history="1" r:id="rId0rpkljiydinm6o_jyw98a">
               <w:r>
                 <w:rPr>
                   <w:rFonts w:ascii="Arial" w:cs="Arial" w:eastAsia="Arial" w:hAnsi="Arial"/>
@@ -20827,7 +20827,7 @@
               <w:spacing w:after="10" w:before="0"/>
               <w:ind w:left="120"/>
             </w:pPr>
-            <w:hyperlink w:history="1" r:id="rIdo8xt2rlszencdyvdre02t">
+            <w:hyperlink w:history="1" r:id="rIdt0czatyvjj0-ztjnpe08i">
               <w:r>
                 <w:rPr>
                   <w:rFonts w:ascii="Arial" w:cs="Arial" w:eastAsia="Arial" w:hAnsi="Arial"/>
@@ -20872,7 +20872,7 @@
             <w:pPr>
               <w:spacing w:after="20" w:before="0"/>
             </w:pPr>
-            <w:hyperlink w:history="1" r:id="rIdq4r7lltrqs2ozvx6d6ztu">
+            <w:hyperlink w:history="1" r:id="rIdnp8vjlensc6bpfao-mrzx">
               <w:r>
                 <w:rPr>
                   <w:rFonts w:ascii="Arial" w:cs="Arial" w:eastAsia="Arial" w:hAnsi="Arial"/>
@@ -20905,7 +20905,7 @@
               <w:spacing w:after="10" w:before="0"/>
               <w:ind w:left="120"/>
             </w:pPr>
-            <w:hyperlink w:history="1" r:id="rIdgw441vsjdmedgdfx5g7xg">
+            <w:hyperlink w:history="1" r:id="rIdvqxntb8uwwyhwrtri5v0y">
               <w:r>
                 <w:rPr>
                   <w:rFonts w:ascii="Arial" w:cs="Arial" w:eastAsia="Arial" w:hAnsi="Arial"/>
@@ -21100,7 +21100,7 @@
             <w:pPr>
               <w:spacing w:after="20" w:before="0"/>
             </w:pPr>
-            <w:hyperlink w:history="1" r:id="rId4kkcjcnxelmwy-ahrdndg">
+            <w:hyperlink w:history="1" r:id="rIds65x2c3rfvq2kf9tyafrs">
               <w:r>
                 <w:rPr>
                   <w:rFonts w:ascii="Arial" w:cs="Arial" w:eastAsia="Arial" w:hAnsi="Arial"/>
@@ -21133,7 +21133,7 @@
               <w:spacing w:after="10" w:before="0"/>
               <w:ind w:left="120"/>
             </w:pPr>
-            <w:hyperlink w:history="1" r:id="rIdghv7ztz_gp7re1agfuhpw">
+            <w:hyperlink w:history="1" r:id="rIdmj0ntw2jcpopnbuvianok">
               <w:r>
                 <w:rPr>
                   <w:rFonts w:ascii="Arial" w:cs="Arial" w:eastAsia="Arial" w:hAnsi="Arial"/>
@@ -21178,7 +21178,7 @@
             <w:pPr>
               <w:spacing w:after="20" w:before="0"/>
             </w:pPr>
-            <w:hyperlink w:history="1" r:id="rIdnvzcwalxx1k-jcwyifcah">
+            <w:hyperlink w:history="1" r:id="rIdvifdfjv8gkgdlazohah7w">
               <w:r>
                 <w:rPr>
                   <w:rFonts w:ascii="Arial" w:cs="Arial" w:eastAsia="Arial" w:hAnsi="Arial"/>
@@ -21211,7 +21211,7 @@
               <w:spacing w:after="10" w:before="0"/>
               <w:ind w:left="120"/>
             </w:pPr>
-            <w:hyperlink w:history="1" r:id="rIdeg4udrsv3cstybnuuoufk">
+            <w:hyperlink w:history="1" r:id="rIdnljtdkcamuoq9fkrtqdp5">
               <w:r>
                 <w:rPr>
                   <w:rFonts w:ascii="Arial" w:cs="Arial" w:eastAsia="Arial" w:hAnsi="Arial"/>
@@ -21406,7 +21406,7 @@
             <w:pPr>
               <w:spacing w:after="20" w:before="0"/>
             </w:pPr>
-            <w:hyperlink w:history="1" r:id="rIdlzsvtvk8gbs6qhqwnw3_y">
+            <w:hyperlink w:history="1" r:id="rId4y-7o_cqmkn4ftws1hty3">
               <w:r>
                 <w:rPr>
                   <w:rFonts w:ascii="Arial" w:cs="Arial" w:eastAsia="Arial" w:hAnsi="Arial"/>
@@ -21439,7 +21439,7 @@
               <w:spacing w:after="10" w:before="0"/>
               <w:ind w:left="120"/>
             </w:pPr>
-            <w:hyperlink w:history="1" r:id="rId3plgge0ajw1ylcdhunpze">
+            <w:hyperlink w:history="1" r:id="rIdqn2tc7incb3zn46jwqwlk">
               <w:r>
                 <w:rPr>
                   <w:rFonts w:ascii="Arial" w:cs="Arial" w:eastAsia="Arial" w:hAnsi="Arial"/>
@@ -21484,7 +21484,7 @@
             <w:pPr>
               <w:spacing w:after="20" w:before="0"/>
             </w:pPr>
-            <w:hyperlink w:history="1" r:id="rId3x_r9qdbeskqp1_59ewp_">
+            <w:hyperlink w:history="1" r:id="rIdkjaor-n1w5r_s3e1-09ay">
               <w:r>
                 <w:rPr>
                   <w:rFonts w:ascii="Arial" w:cs="Arial" w:eastAsia="Arial" w:hAnsi="Arial"/>
@@ -21517,7 +21517,7 @@
               <w:spacing w:after="10" w:before="0"/>
               <w:ind w:left="120"/>
             </w:pPr>
-            <w:hyperlink w:history="1" r:id="rIddj-r76v9gjl4cd0b_ynwm">
+            <w:hyperlink w:history="1" r:id="rId5bngjj2jqtrqpxnlbzdsx">
               <w:r>
                 <w:rPr>
                   <w:rFonts w:ascii="Arial" w:cs="Arial" w:eastAsia="Arial" w:hAnsi="Arial"/>
@@ -21712,7 +21712,7 @@
             <w:pPr>
               <w:spacing w:after="20" w:before="0"/>
             </w:pPr>
-            <w:hyperlink w:history="1" r:id="rIdvqfyd0ivijo2omokavnf2">
+            <w:hyperlink w:history="1" r:id="rIdn1nic7s2je4crx5af2vyc">
               <w:r>
                 <w:rPr>
                   <w:rFonts w:ascii="Arial" w:cs="Arial" w:eastAsia="Arial" w:hAnsi="Arial"/>
@@ -21745,7 +21745,7 @@
               <w:spacing w:after="10" w:before="0"/>
               <w:ind w:left="120"/>
             </w:pPr>
-            <w:hyperlink w:history="1" r:id="rIdzkz8rs2zjt94g0w86ufuq">
+            <w:hyperlink w:history="1" r:id="rIdsjhb5lkogdsweipwew81i">
               <w:r>
                 <w:rPr>
                   <w:rFonts w:ascii="Arial" w:cs="Arial" w:eastAsia="Arial" w:hAnsi="Arial"/>
@@ -21790,7 +21790,7 @@
             <w:pPr>
               <w:spacing w:after="20" w:before="0"/>
             </w:pPr>
-            <w:hyperlink w:history="1" r:id="rIddfq-mr-yf7vzkw1izzeba">
+            <w:hyperlink w:history="1" r:id="rId7bpk1ptpkjwod3qw4evh_">
               <w:r>
                 <w:rPr>
                   <w:rFonts w:ascii="Arial" w:cs="Arial" w:eastAsia="Arial" w:hAnsi="Arial"/>
@@ -21823,7 +21823,7 @@
               <w:spacing w:after="10" w:before="0"/>
               <w:ind w:left="120"/>
             </w:pPr>
-            <w:hyperlink w:history="1" r:id="rIdwlixvjlr4l6sfwmjqlirw">
+            <w:hyperlink w:history="1" r:id="rIdsfng28nst8ihemsvelnok">
               <w:r>
                 <w:rPr>
                   <w:rFonts w:ascii="Arial" w:cs="Arial" w:eastAsia="Arial" w:hAnsi="Arial"/>
@@ -22018,7 +22018,7 @@
             <w:pPr>
               <w:spacing w:after="20" w:before="0"/>
             </w:pPr>
-            <w:hyperlink w:history="1" r:id="rIdywmqzhz372mxcekuncvec">
+            <w:hyperlink w:history="1" r:id="rIdkhqx9xogsnmkd-r7tjh2f">
               <w:r>
                 <w:rPr>
                   <w:rFonts w:ascii="Arial" w:cs="Arial" w:eastAsia="Arial" w:hAnsi="Arial"/>
@@ -22051,7 +22051,7 @@
               <w:spacing w:after="10" w:before="0"/>
               <w:ind w:left="120"/>
             </w:pPr>
-            <w:hyperlink w:history="1" r:id="rIdmrwyv0u6pqgmd-qzrkrg7">
+            <w:hyperlink w:history="1" r:id="rId5d6ovrzrnizlbqrt9rgfq">
               <w:r>
                 <w:rPr>
                   <w:rFonts w:ascii="Arial" w:cs="Arial" w:eastAsia="Arial" w:hAnsi="Arial"/>
@@ -22096,7 +22096,7 @@
             <w:pPr>
               <w:spacing w:after="20" w:before="0"/>
             </w:pPr>
-            <w:hyperlink w:history="1" r:id="rIdtz6jx5ufgqz9gi_i4wtud">
+            <w:hyperlink w:history="1" r:id="rIdxe38hddkkudorriyhljau">
               <w:r>
                 <w:rPr>
                   <w:rFonts w:ascii="Arial" w:cs="Arial" w:eastAsia="Arial" w:hAnsi="Arial"/>
@@ -22129,7 +22129,7 @@
               <w:spacing w:after="10" w:before="0"/>
               <w:ind w:left="120"/>
             </w:pPr>
-            <w:hyperlink w:history="1" r:id="rIdaac2ygkp3indy3_tulpna">
+            <w:hyperlink w:history="1" r:id="rIdhhuyou6zj6hsley9bm4iy">
               <w:r>
                 <w:rPr>
                   <w:rFonts w:ascii="Arial" w:cs="Arial" w:eastAsia="Arial" w:hAnsi="Arial"/>
@@ -23616,7 +23616,7 @@
             <w:pPr>
               <w:spacing w:after="20" w:before="0"/>
             </w:pPr>
-            <w:hyperlink w:history="1" r:id="rIdezjvxrl92sutcrfrdigj0">
+            <w:hyperlink w:history="1" r:id="rId2muz5d32npyzqithvizei">
               <w:r>
                 <w:rPr>
                   <w:rFonts w:ascii="Arial" w:cs="Arial" w:eastAsia="Arial" w:hAnsi="Arial"/>
@@ -23649,7 +23649,7 @@
               <w:spacing w:after="10" w:before="0"/>
               <w:ind w:left="120"/>
             </w:pPr>
-            <w:hyperlink w:history="1" r:id="rIdldd3kcjjn_twj-d1s2_jh">
+            <w:hyperlink w:history="1" r:id="rIdtywlu1jh4upnnkcw2zdda">
               <w:r>
                 <w:rPr>
                   <w:rFonts w:ascii="Arial" w:cs="Arial" w:eastAsia="Arial" w:hAnsi="Arial"/>
@@ -23694,7 +23694,7 @@
             <w:pPr>
               <w:spacing w:after="20" w:before="0"/>
             </w:pPr>
-            <w:hyperlink w:history="1" r:id="rIdp1thzsp-6hkgebzvnlhy1">
+            <w:hyperlink w:history="1" r:id="rIddlqutgiypi5m1u07zdzrk">
               <w:r>
                 <w:rPr>
                   <w:rFonts w:ascii="Arial" w:cs="Arial" w:eastAsia="Arial" w:hAnsi="Arial"/>
@@ -23727,7 +23727,7 @@
               <w:spacing w:after="10" w:before="0"/>
               <w:ind w:left="120"/>
             </w:pPr>
-            <w:hyperlink w:history="1" r:id="rIdzlkyupncalxjt5sw_kdvy">
+            <w:hyperlink w:history="1" r:id="rIdygr5d2q20uozm5lj2dkny">
               <w:r>
                 <w:rPr>
                   <w:rFonts w:ascii="Arial" w:cs="Arial" w:eastAsia="Arial" w:hAnsi="Arial"/>
@@ -23922,7 +23922,7 @@
             <w:pPr>
               <w:spacing w:after="20" w:before="0"/>
             </w:pPr>
-            <w:hyperlink w:history="1" r:id="rIds_dzizrh6agjmunc4hekk">
+            <w:hyperlink w:history="1" r:id="rIdpz3vpbc5tvhlkga1jniaa">
               <w:r>
                 <w:rPr>
                   <w:rFonts w:ascii="Arial" w:cs="Arial" w:eastAsia="Arial" w:hAnsi="Arial"/>
@@ -23955,7 +23955,7 @@
               <w:spacing w:after="10" w:before="0"/>
               <w:ind w:left="120"/>
             </w:pPr>
-            <w:hyperlink w:history="1" r:id="rIdwvxcvcwqp_ve1qoqc_nyv">
+            <w:hyperlink w:history="1" r:id="rIddh3chmbta16ukociws4zr">
               <w:r>
                 <w:rPr>
                   <w:rFonts w:ascii="Arial" w:cs="Arial" w:eastAsia="Arial" w:hAnsi="Arial"/>
@@ -24000,7 +24000,7 @@
             <w:pPr>
               <w:spacing w:after="20" w:before="0"/>
             </w:pPr>
-            <w:hyperlink w:history="1" r:id="rIdb67x1u1nplzw6lhlzhcsw">
+            <w:hyperlink w:history="1" r:id="rIda_xqjk25wzlumaf6veyw4">
               <w:r>
                 <w:rPr>
                   <w:rFonts w:ascii="Arial" w:cs="Arial" w:eastAsia="Arial" w:hAnsi="Arial"/>
@@ -24033,7 +24033,7 @@
               <w:spacing w:after="10" w:before="0"/>
               <w:ind w:left="120"/>
             </w:pPr>
-            <w:hyperlink w:history="1" r:id="rIdxfibteyeo-dq2_sz_qyj2">
+            <w:hyperlink w:history="1" r:id="rIdh32tmqnkr9ieuit9lth_e">
               <w:r>
                 <w:rPr>
                   <w:rFonts w:ascii="Arial" w:cs="Arial" w:eastAsia="Arial" w:hAnsi="Arial"/>
@@ -24228,7 +24228,7 @@
             <w:pPr>
               <w:spacing w:after="20" w:before="0"/>
             </w:pPr>
-            <w:hyperlink w:history="1" r:id="rId98alonpdtleus-gbhv73n">
+            <w:hyperlink w:history="1" r:id="rIdns6d9skvhzafhj4niudgt">
               <w:r>
                 <w:rPr>
                   <w:rFonts w:ascii="Arial" w:cs="Arial" w:eastAsia="Arial" w:hAnsi="Arial"/>
@@ -24261,7 +24261,7 @@
               <w:spacing w:after="10" w:before="0"/>
               <w:ind w:left="120"/>
             </w:pPr>
-            <w:hyperlink w:history="1" r:id="rIdkh7yd5b1skficezp65str">
+            <w:hyperlink w:history="1" r:id="rIdv-liti4poamycgj2jnpcu">
               <w:r>
                 <w:rPr>
                   <w:rFonts w:ascii="Arial" w:cs="Arial" w:eastAsia="Arial" w:hAnsi="Arial"/>
@@ -24306,7 +24306,7 @@
             <w:pPr>
               <w:spacing w:after="20" w:before="0"/>
             </w:pPr>
-            <w:hyperlink w:history="1" r:id="rIdjqvm09nr-6-pb_wqyqbrm">
+            <w:hyperlink w:history="1" r:id="rId7mtj-g42_wnbnwav0ekck">
               <w:r>
                 <w:rPr>
                   <w:rFonts w:ascii="Arial" w:cs="Arial" w:eastAsia="Arial" w:hAnsi="Arial"/>
@@ -24339,7 +24339,7 @@
               <w:spacing w:after="10" w:before="0"/>
               <w:ind w:left="120"/>
             </w:pPr>
-            <w:hyperlink w:history="1" r:id="rId43lszwnccdub8bawjhobq">
+            <w:hyperlink w:history="1" r:id="rIdzpbwrforcdb_nk9cqwzrk">
               <w:r>
                 <w:rPr>
                   <w:rFonts w:ascii="Arial" w:cs="Arial" w:eastAsia="Arial" w:hAnsi="Arial"/>
@@ -24534,7 +24534,7 @@
             <w:pPr>
               <w:spacing w:after="20" w:before="0"/>
             </w:pPr>
-            <w:hyperlink w:history="1" r:id="rIdhlqfykx7fazpw_hgpml5o">
+            <w:hyperlink w:history="1" r:id="rId5fpytewhxnsf14yjlmhju">
               <w:r>
                 <w:rPr>
                   <w:rFonts w:ascii="Arial" w:cs="Arial" w:eastAsia="Arial" w:hAnsi="Arial"/>
@@ -24567,7 +24567,7 @@
               <w:spacing w:after="10" w:before="0"/>
               <w:ind w:left="120"/>
             </w:pPr>
-            <w:hyperlink w:history="1" r:id="rId2czglj3qinhadqakt4xxj">
+            <w:hyperlink w:history="1" r:id="rIdawru41owxbsyqkovuiwv4">
               <w:r>
                 <w:rPr>
                   <w:rFonts w:ascii="Arial" w:cs="Arial" w:eastAsia="Arial" w:hAnsi="Arial"/>
@@ -24612,7 +24612,7 @@
             <w:pPr>
               <w:spacing w:after="20" w:before="0"/>
             </w:pPr>
-            <w:hyperlink w:history="1" r:id="rIdotz0hfcfdqrm2gtjpnmhe">
+            <w:hyperlink w:history="1" r:id="rIdnfqlhc0ip0mhpmehagt-z">
               <w:r>
                 <w:rPr>
                   <w:rFonts w:ascii="Arial" w:cs="Arial" w:eastAsia="Arial" w:hAnsi="Arial"/>
@@ -24645,7 +24645,7 @@
               <w:spacing w:after="10" w:before="0"/>
               <w:ind w:left="120"/>
             </w:pPr>
-            <w:hyperlink w:history="1" r:id="rId2h_eeo3prdcnla7m4my_k">
+            <w:hyperlink w:history="1" r:id="rIdkirihjertpo5o9hwaj7c9">
               <w:r>
                 <w:rPr>
                   <w:rFonts w:ascii="Arial" w:cs="Arial" w:eastAsia="Arial" w:hAnsi="Arial"/>
@@ -24840,7 +24840,7 @@
             <w:pPr>
               <w:spacing w:after="20" w:before="0"/>
             </w:pPr>
-            <w:hyperlink w:history="1" r:id="rId_svii9megivnumcago3ki">
+            <w:hyperlink w:history="1" r:id="rIdpqyqfnj8pitvh4rlikkml">
               <w:r>
                 <w:rPr>
                   <w:rFonts w:ascii="Arial" w:cs="Arial" w:eastAsia="Arial" w:hAnsi="Arial"/>
@@ -24873,7 +24873,7 @@
               <w:spacing w:after="10" w:before="0"/>
               <w:ind w:left="120"/>
             </w:pPr>
-            <w:hyperlink w:history="1" r:id="rIdg0yrwjejh3rrj0t2toxv1">
+            <w:hyperlink w:history="1" r:id="rIdruh_ksyysdm6ds2pyix0j">
               <w:r>
                 <w:rPr>
                   <w:rFonts w:ascii="Arial" w:cs="Arial" w:eastAsia="Arial" w:hAnsi="Arial"/>
@@ -24918,7 +24918,7 @@
             <w:pPr>
               <w:spacing w:after="20" w:before="0"/>
             </w:pPr>
-            <w:hyperlink w:history="1" r:id="rIdpmpotamyrynv-kufttjqb">
+            <w:hyperlink w:history="1" r:id="rIdwqbrzxpk0kbzu8hp7blxs">
               <w:r>
                 <w:rPr>
                   <w:rFonts w:ascii="Arial" w:cs="Arial" w:eastAsia="Arial" w:hAnsi="Arial"/>
@@ -24951,7 +24951,7 @@
               <w:spacing w:after="10" w:before="0"/>
               <w:ind w:left="120"/>
             </w:pPr>
-            <w:hyperlink w:history="1" r:id="rId49wqoopjs4istu-9kq9o0">
+            <w:hyperlink w:history="1" r:id="rIdorj5zboxnsaktdxsiyqok">
               <w:r>
                 <w:rPr>
                   <w:rFonts w:ascii="Arial" w:cs="Arial" w:eastAsia="Arial" w:hAnsi="Arial"/>
